--- a/Практическая_работа_2_вариант_3_отчет.docx
+++ b/Практическая_работа_2_вариант_3_отчет.docx
@@ -260,21 +260,12 @@
           <w:lang w:val="ru-RU" w:eastAsia="ru-RU"/>
         </w:rPr>
       </w:pPr>
-      <w:proofErr w:type="spellStart"/>
       <w:r>
         <w:rPr>
           <w:rFonts w:eastAsia="Times New Roman" w:cs="Times New Roman"/>
           <w:lang w:val="ru-RU" w:eastAsia="ru-RU"/>
         </w:rPr>
-        <w:t>Бузыкова</w:t>
-      </w:r>
-      <w:proofErr w:type="spellEnd"/>
-      <w:r>
-        <w:rPr>
-          <w:rFonts w:eastAsia="Times New Roman" w:cs="Times New Roman"/>
-          <w:lang w:val="ru-RU" w:eastAsia="ru-RU"/>
-        </w:rPr>
-        <w:t xml:space="preserve"> Юлия Сергеевна</w:t>
+        <w:t>Бузыкова Юлия Сергеевна</w:t>
       </w:r>
     </w:p>
     <w:p>
@@ -333,21 +324,12 @@
           <w:lang w:eastAsia="ru-RU"/>
         </w:rPr>
       </w:pPr>
-      <w:proofErr w:type="spellStart"/>
       <w:r>
         <w:rPr>
           <w:rFonts w:eastAsia="Times New Roman" w:cs="Times New Roman"/>
           <w:lang w:eastAsia="ru-RU"/>
         </w:rPr>
-        <w:t>Москва</w:t>
-      </w:r>
-      <w:proofErr w:type="spellEnd"/>
-      <w:r>
-        <w:rPr>
-          <w:rFonts w:eastAsia="Times New Roman" w:cs="Times New Roman"/>
-          <w:lang w:eastAsia="ru-RU"/>
-        </w:rPr>
-        <w:t xml:space="preserve"> – 2026</w:t>
+        <w:t>Москва – 2026</w:t>
       </w:r>
     </w:p>
     <w:p>
@@ -511,7 +493,6 @@
                 <w:rFonts w:cs="Times New Roman"/>
               </w:rPr>
             </w:pPr>
-            <w:proofErr w:type="spellStart"/>
             <w:r>
               <w:rPr>
                 <w:rFonts w:cs="Times New Roman"/>
@@ -520,7 +501,6 @@
               </w:rPr>
               <w:t>Категория</w:t>
             </w:r>
-            <w:proofErr w:type="spellEnd"/>
           </w:p>
         </w:tc>
         <w:tc>
@@ -733,47 +713,13 @@
                 <w:rFonts w:cs="Times New Roman"/>
               </w:rPr>
             </w:pPr>
-            <w:proofErr w:type="spellStart"/>
             <w:r>
               <w:rPr>
                 <w:rFonts w:cs="Times New Roman"/>
                 <w:sz w:val="15"/>
               </w:rPr>
-              <w:t>Интерпретируемые</w:t>
-            </w:r>
-            <w:proofErr w:type="spellEnd"/>
-            <w:r>
-              <w:rPr>
-                <w:rFonts w:cs="Times New Roman"/>
-                <w:sz w:val="15"/>
-              </w:rPr>
-              <w:t xml:space="preserve"> </w:t>
-            </w:r>
-            <w:proofErr w:type="spellStart"/>
-            <w:r>
-              <w:rPr>
-                <w:rFonts w:cs="Times New Roman"/>
-                <w:sz w:val="15"/>
-              </w:rPr>
-              <w:t>языки</w:t>
-            </w:r>
-            <w:proofErr w:type="spellEnd"/>
-            <w:r>
-              <w:rPr>
-                <w:rFonts w:cs="Times New Roman"/>
-                <w:sz w:val="15"/>
-              </w:rPr>
-              <w:t xml:space="preserve"> и </w:t>
-            </w:r>
-            <w:proofErr w:type="spellStart"/>
-            <w:r>
-              <w:rPr>
-                <w:rFonts w:cs="Times New Roman"/>
-                <w:sz w:val="15"/>
-              </w:rPr>
-              <w:t>среды</w:t>
-            </w:r>
-            <w:proofErr w:type="spellEnd"/>
+              <w:t>Интерпретируемые языки и среды</w:t>
+            </w:r>
           </w:p>
         </w:tc>
         <w:tc>
@@ -886,7 +832,6 @@
               </w:rPr>
               <w:t xml:space="preserve">Интерпретатор </w:t>
             </w:r>
-            <w:proofErr w:type="spellStart"/>
             <w:r>
               <w:rPr>
                 <w:rFonts w:cs="Times New Roman"/>
@@ -894,7 +839,6 @@
               </w:rPr>
               <w:t>CPython</w:t>
             </w:r>
-            <w:proofErr w:type="spellEnd"/>
             <w:r>
               <w:rPr>
                 <w:rFonts w:cs="Times New Roman"/>
@@ -990,47 +934,13 @@
                 <w:rFonts w:cs="Times New Roman"/>
               </w:rPr>
             </w:pPr>
-            <w:proofErr w:type="spellStart"/>
             <w:r>
               <w:rPr>
                 <w:rFonts w:cs="Times New Roman"/>
                 <w:sz w:val="15"/>
               </w:rPr>
-              <w:t>Интерпретируемые</w:t>
-            </w:r>
-            <w:proofErr w:type="spellEnd"/>
-            <w:r>
-              <w:rPr>
-                <w:rFonts w:cs="Times New Roman"/>
-                <w:sz w:val="15"/>
-              </w:rPr>
-              <w:t xml:space="preserve"> </w:t>
-            </w:r>
-            <w:proofErr w:type="spellStart"/>
-            <w:r>
-              <w:rPr>
-                <w:rFonts w:cs="Times New Roman"/>
-                <w:sz w:val="15"/>
-              </w:rPr>
-              <w:t>языки</w:t>
-            </w:r>
-            <w:proofErr w:type="spellEnd"/>
-            <w:r>
-              <w:rPr>
-                <w:rFonts w:cs="Times New Roman"/>
-                <w:sz w:val="15"/>
-              </w:rPr>
-              <w:t xml:space="preserve"> и </w:t>
-            </w:r>
-            <w:proofErr w:type="spellStart"/>
-            <w:r>
-              <w:rPr>
-                <w:rFonts w:cs="Times New Roman"/>
-                <w:sz w:val="15"/>
-              </w:rPr>
-              <w:t>среды</w:t>
-            </w:r>
-            <w:proofErr w:type="spellEnd"/>
+              <w:t>Интерпретируемые языки и среды</w:t>
+            </w:r>
           </w:p>
         </w:tc>
         <w:tc>
@@ -1465,47 +1375,13 @@
                 <w:rFonts w:cs="Times New Roman"/>
               </w:rPr>
             </w:pPr>
-            <w:proofErr w:type="spellStart"/>
             <w:r>
               <w:rPr>
                 <w:rFonts w:cs="Times New Roman"/>
                 <w:sz w:val="15"/>
               </w:rPr>
-              <w:t>Переносимый</w:t>
-            </w:r>
-            <w:proofErr w:type="spellEnd"/>
-            <w:r>
-              <w:rPr>
-                <w:rFonts w:cs="Times New Roman"/>
-                <w:sz w:val="15"/>
-              </w:rPr>
-              <w:t xml:space="preserve"> </w:t>
-            </w:r>
-            <w:proofErr w:type="spellStart"/>
-            <w:r>
-              <w:rPr>
-                <w:rFonts w:cs="Times New Roman"/>
-                <w:sz w:val="15"/>
-              </w:rPr>
-              <w:t>исходный</w:t>
-            </w:r>
-            <w:proofErr w:type="spellEnd"/>
-            <w:r>
-              <w:rPr>
-                <w:rFonts w:cs="Times New Roman"/>
-                <w:sz w:val="15"/>
-              </w:rPr>
-              <w:t xml:space="preserve"> </w:t>
-            </w:r>
-            <w:proofErr w:type="spellStart"/>
-            <w:r>
-              <w:rPr>
-                <w:rFonts w:cs="Times New Roman"/>
-                <w:sz w:val="15"/>
-              </w:rPr>
-              <w:t>код</w:t>
-            </w:r>
-            <w:proofErr w:type="spellEnd"/>
+              <w:t>Переносимый исходный код</w:t>
+            </w:r>
           </w:p>
         </w:tc>
         <w:tc>
@@ -1599,7 +1475,6 @@
               </w:rPr>
               <w:t>++ (</w:t>
             </w:r>
-            <w:proofErr w:type="spellStart"/>
             <w:r>
               <w:rPr>
                 <w:rFonts w:cs="Times New Roman"/>
@@ -1607,7 +1482,6 @@
               </w:rPr>
               <w:t>CMake</w:t>
             </w:r>
-            <w:proofErr w:type="spellEnd"/>
             <w:r>
               <w:rPr>
                 <w:rFonts w:cs="Times New Roman"/>
@@ -1757,7 +1631,6 @@
               </w:rPr>
               <w:t xml:space="preserve">++ с </w:t>
             </w:r>
-            <w:proofErr w:type="spellStart"/>
             <w:r>
               <w:rPr>
                 <w:rFonts w:cs="Times New Roman"/>
@@ -1765,7 +1638,6 @@
               </w:rPr>
               <w:t>CMake</w:t>
             </w:r>
-            <w:proofErr w:type="spellEnd"/>
             <w:r>
               <w:rPr>
                 <w:rFonts w:cs="Times New Roman"/>
@@ -1794,31 +1666,13 @@
                 <w:rFonts w:cs="Times New Roman"/>
               </w:rPr>
             </w:pPr>
-            <w:proofErr w:type="spellStart"/>
             <w:r>
               <w:rPr>
                 <w:rFonts w:cs="Times New Roman"/>
                 <w:sz w:val="15"/>
               </w:rPr>
-              <w:t>Десктопные</w:t>
-            </w:r>
-            <w:proofErr w:type="spellEnd"/>
-            <w:r>
-              <w:rPr>
-                <w:rFonts w:cs="Times New Roman"/>
-                <w:sz w:val="15"/>
-              </w:rPr>
-              <w:t xml:space="preserve"> UI-</w:t>
-            </w:r>
-            <w:proofErr w:type="spellStart"/>
-            <w:r>
-              <w:rPr>
-                <w:rFonts w:cs="Times New Roman"/>
-                <w:sz w:val="15"/>
-              </w:rPr>
-              <w:t>фреймворки</w:t>
-            </w:r>
-            <w:proofErr w:type="spellEnd"/>
+              <w:t>Десктопные UI-фреймворки</w:t>
+            </w:r>
           </w:p>
         </w:tc>
         <w:tc>
@@ -1945,7 +1799,6 @@
                 <w:lang w:val="ru-RU"/>
               </w:rPr>
             </w:pPr>
-            <w:proofErr w:type="spellStart"/>
             <w:r>
               <w:rPr>
                 <w:rFonts w:cs="Times New Roman"/>
@@ -1953,7 +1806,6 @@
               </w:rPr>
               <w:t>LGPLv</w:t>
             </w:r>
-            <w:proofErr w:type="spellEnd"/>
             <w:r>
               <w:rPr>
                 <w:rFonts w:cs="Times New Roman"/>
@@ -1962,7 +1814,6 @@
               </w:rPr>
               <w:t>3/</w:t>
             </w:r>
-            <w:proofErr w:type="spellStart"/>
             <w:r>
               <w:rPr>
                 <w:rFonts w:cs="Times New Roman"/>
@@ -1970,7 +1821,6 @@
               </w:rPr>
               <w:t>GPLv</w:t>
             </w:r>
-            <w:proofErr w:type="spellEnd"/>
             <w:r>
               <w:rPr>
                 <w:rFonts w:cs="Times New Roman"/>
@@ -2215,7 +2065,6 @@
               </w:rPr>
               <w:t>.</w:t>
             </w:r>
-            <w:proofErr w:type="spellStart"/>
             <w:r>
               <w:rPr>
                 <w:rFonts w:cs="Times New Roman"/>
@@ -2223,7 +2072,6 @@
               </w:rPr>
               <w:t>js</w:t>
             </w:r>
-            <w:proofErr w:type="spellEnd"/>
           </w:p>
         </w:tc>
         <w:tc>
@@ -2313,47 +2161,13 @@
                 <w:rFonts w:cs="Times New Roman"/>
               </w:rPr>
             </w:pPr>
-            <w:proofErr w:type="spellStart"/>
             <w:r>
               <w:rPr>
                 <w:rFonts w:cs="Times New Roman"/>
                 <w:sz w:val="15"/>
               </w:rPr>
-              <w:t>Мобильные</w:t>
-            </w:r>
-            <w:proofErr w:type="spellEnd"/>
-            <w:r>
-              <w:rPr>
-                <w:rFonts w:cs="Times New Roman"/>
-                <w:sz w:val="15"/>
-              </w:rPr>
-              <w:t xml:space="preserve"> </w:t>
-            </w:r>
-            <w:proofErr w:type="spellStart"/>
-            <w:r>
-              <w:rPr>
-                <w:rFonts w:cs="Times New Roman"/>
-                <w:sz w:val="15"/>
-              </w:rPr>
-              <w:t>кросс-платформенные</w:t>
-            </w:r>
-            <w:proofErr w:type="spellEnd"/>
-            <w:r>
-              <w:rPr>
-                <w:rFonts w:cs="Times New Roman"/>
-                <w:sz w:val="15"/>
-              </w:rPr>
-              <w:t xml:space="preserve"> </w:t>
-            </w:r>
-            <w:proofErr w:type="spellStart"/>
-            <w:r>
-              <w:rPr>
-                <w:rFonts w:cs="Times New Roman"/>
-                <w:sz w:val="15"/>
-              </w:rPr>
-              <w:t>фреймворки</w:t>
-            </w:r>
-            <w:proofErr w:type="spellEnd"/>
+              <w:t>Мобильные кросс-платформенные фреймворки</w:t>
+            </w:r>
           </w:p>
         </w:tc>
         <w:tc>
@@ -2577,47 +2391,13 @@
                 <w:rFonts w:cs="Times New Roman"/>
               </w:rPr>
             </w:pPr>
-            <w:proofErr w:type="spellStart"/>
             <w:r>
               <w:rPr>
                 <w:rFonts w:cs="Times New Roman"/>
                 <w:sz w:val="15"/>
               </w:rPr>
-              <w:t>Мобильные</w:t>
-            </w:r>
-            <w:proofErr w:type="spellEnd"/>
-            <w:r>
-              <w:rPr>
-                <w:rFonts w:cs="Times New Roman"/>
-                <w:sz w:val="15"/>
-              </w:rPr>
-              <w:t xml:space="preserve"> </w:t>
-            </w:r>
-            <w:proofErr w:type="spellStart"/>
-            <w:r>
-              <w:rPr>
-                <w:rFonts w:cs="Times New Roman"/>
-                <w:sz w:val="15"/>
-              </w:rPr>
-              <w:t>кросс-платформенные</w:t>
-            </w:r>
-            <w:proofErr w:type="spellEnd"/>
-            <w:r>
-              <w:rPr>
-                <w:rFonts w:cs="Times New Roman"/>
-                <w:sz w:val="15"/>
-              </w:rPr>
-              <w:t xml:space="preserve"> </w:t>
-            </w:r>
-            <w:proofErr w:type="spellStart"/>
-            <w:r>
-              <w:rPr>
-                <w:rFonts w:cs="Times New Roman"/>
-                <w:sz w:val="15"/>
-              </w:rPr>
-              <w:t>фреймворки</w:t>
-            </w:r>
-            <w:proofErr w:type="spellEnd"/>
+              <w:t>Мобильные кросс-платформенные фреймворки</w:t>
+            </w:r>
           </w:p>
         </w:tc>
         <w:tc>
@@ -2839,31 +2619,13 @@
                 <w:rFonts w:cs="Times New Roman"/>
               </w:rPr>
             </w:pPr>
-            <w:proofErr w:type="spellStart"/>
             <w:r>
               <w:rPr>
                 <w:rFonts w:cs="Times New Roman"/>
                 <w:sz w:val="15"/>
               </w:rPr>
-              <w:t>Десктопные</w:t>
-            </w:r>
-            <w:proofErr w:type="spellEnd"/>
-            <w:r>
-              <w:rPr>
-                <w:rFonts w:cs="Times New Roman"/>
-                <w:sz w:val="15"/>
-              </w:rPr>
-              <w:t xml:space="preserve"> UI-</w:t>
-            </w:r>
-            <w:proofErr w:type="spellStart"/>
-            <w:r>
-              <w:rPr>
-                <w:rFonts w:cs="Times New Roman"/>
-                <w:sz w:val="15"/>
-              </w:rPr>
-              <w:t>фреймворки</w:t>
-            </w:r>
-            <w:proofErr w:type="spellEnd"/>
+              <w:t>Десктопные UI-фреймворки</w:t>
+            </w:r>
           </w:p>
         </w:tc>
         <w:tc>
@@ -2983,7 +2745,6 @@
               </w:rPr>
               <w:t xml:space="preserve"> </w:t>
             </w:r>
-            <w:proofErr w:type="spellStart"/>
             <w:r>
               <w:rPr>
                 <w:rFonts w:cs="Times New Roman"/>
@@ -2991,7 +2752,6 @@
               </w:rPr>
               <w:t>WinUI</w:t>
             </w:r>
-            <w:proofErr w:type="spellEnd"/>
             <w:r>
               <w:rPr>
                 <w:rFonts w:cs="Times New Roman"/>
@@ -3000,7 +2760,6 @@
               </w:rPr>
               <w:t xml:space="preserve">, рендеринг </w:t>
             </w:r>
-            <w:proofErr w:type="spellStart"/>
             <w:r>
               <w:rPr>
                 <w:rFonts w:cs="Times New Roman"/>
@@ -3008,7 +2767,6 @@
               </w:rPr>
               <w:t>Skia</w:t>
             </w:r>
-            <w:proofErr w:type="spellEnd"/>
             <w:r>
               <w:rPr>
                 <w:rFonts w:cs="Times New Roman"/>
@@ -3104,31 +2862,13 @@
                 <w:rFonts w:cs="Times New Roman"/>
               </w:rPr>
             </w:pPr>
-            <w:proofErr w:type="spellStart"/>
             <w:r>
               <w:rPr>
                 <w:rFonts w:cs="Times New Roman"/>
                 <w:sz w:val="15"/>
               </w:rPr>
-              <w:t>Виртуализация</w:t>
-            </w:r>
-            <w:proofErr w:type="spellEnd"/>
-            <w:r>
-              <w:rPr>
-                <w:rFonts w:cs="Times New Roman"/>
-                <w:sz w:val="15"/>
-              </w:rPr>
-              <w:t xml:space="preserve"> и </w:t>
-            </w:r>
-            <w:proofErr w:type="spellStart"/>
-            <w:r>
-              <w:rPr>
-                <w:rFonts w:cs="Times New Roman"/>
-                <w:sz w:val="15"/>
-              </w:rPr>
-              <w:t>контейнеризация</w:t>
-            </w:r>
-            <w:proofErr w:type="spellEnd"/>
+              <w:t>Виртуализация и контейнеризация</w:t>
+            </w:r>
           </w:p>
         </w:tc>
         <w:tc>
@@ -3228,23 +2968,7 @@
                 <w:rFonts w:cs="Times New Roman"/>
                 <w:sz w:val="15"/>
               </w:rPr>
-              <w:t xml:space="preserve">Linux; Windows/macOS </w:t>
-            </w:r>
-            <w:proofErr w:type="spellStart"/>
-            <w:r>
-              <w:rPr>
-                <w:rFonts w:cs="Times New Roman"/>
-                <w:sz w:val="15"/>
-              </w:rPr>
-              <w:t>через</w:t>
-            </w:r>
-            <w:proofErr w:type="spellEnd"/>
-            <w:r>
-              <w:rPr>
-                <w:rFonts w:cs="Times New Roman"/>
-                <w:sz w:val="15"/>
-              </w:rPr>
-              <w:t xml:space="preserve"> VM и Docker Desktop</w:t>
+              <w:t>Linux; Windows/macOS через VM и Docker Desktop</w:t>
             </w:r>
           </w:p>
         </w:tc>
@@ -3527,166 +3251,6 @@
           <w:rFonts w:cs="Times New Roman"/>
           <w:lang w:val="ru-RU"/>
         </w:rPr>
-        <w:t xml:space="preserve">На </w:t>
-      </w:r>
-      <w:r>
-        <w:rPr>
-          <w:rFonts w:cs="Times New Roman"/>
-        </w:rPr>
-        <w:t>GitHub</w:t>
-      </w:r>
-      <w:r>
-        <w:rPr>
-          <w:rFonts w:cs="Times New Roman"/>
-          <w:lang w:val="ru-RU"/>
-        </w:rPr>
-        <w:t xml:space="preserve"> создаётся репозиторий </w:t>
-      </w:r>
-      <w:proofErr w:type="spellStart"/>
-      <w:r>
-        <w:rPr>
-          <w:rFonts w:cs="Times New Roman"/>
-        </w:rPr>
-        <w:t>crossplatform</w:t>
-      </w:r>
-      <w:proofErr w:type="spellEnd"/>
-      <w:r>
-        <w:rPr>
-          <w:rFonts w:cs="Times New Roman"/>
-          <w:lang w:val="ru-RU"/>
-        </w:rPr>
-        <w:t>-</w:t>
-      </w:r>
-      <w:r>
-        <w:rPr>
-          <w:rFonts w:cs="Times New Roman"/>
-        </w:rPr>
-        <w:t>practice</w:t>
-      </w:r>
-      <w:r>
-        <w:rPr>
-          <w:rFonts w:cs="Times New Roman"/>
-          <w:lang w:val="ru-RU"/>
-        </w:rPr>
-        <w:t xml:space="preserve">-02 с публичным доступом. В </w:t>
-      </w:r>
-      <w:r>
-        <w:rPr>
-          <w:rFonts w:cs="Times New Roman"/>
-        </w:rPr>
-        <w:t>README</w:t>
-      </w:r>
-      <w:r>
-        <w:rPr>
-          <w:rFonts w:cs="Times New Roman"/>
-          <w:lang w:val="ru-RU"/>
-        </w:rPr>
-        <w:t>.</w:t>
-      </w:r>
-      <w:r>
-        <w:rPr>
-          <w:rFonts w:cs="Times New Roman"/>
-        </w:rPr>
-        <w:t>md</w:t>
-      </w:r>
-      <w:r>
-        <w:rPr>
-          <w:rFonts w:cs="Times New Roman"/>
-          <w:lang w:val="ru-RU"/>
-        </w:rPr>
-        <w:t xml:space="preserve"> указываются тема работы, ФИО и группа. Репозиторий клонируется на компьютер, после чего выполняются </w:t>
-      </w:r>
-      <w:r>
-        <w:rPr>
-          <w:rFonts w:cs="Times New Roman"/>
-        </w:rPr>
-        <w:t>git</w:t>
-      </w:r>
-      <w:r>
-        <w:rPr>
-          <w:rFonts w:cs="Times New Roman"/>
-          <w:lang w:val="ru-RU"/>
-        </w:rPr>
-        <w:t xml:space="preserve"> </w:t>
-      </w:r>
-      <w:r>
-        <w:rPr>
-          <w:rFonts w:cs="Times New Roman"/>
-        </w:rPr>
-        <w:t>add</w:t>
-      </w:r>
-      <w:r>
-        <w:rPr>
-          <w:rFonts w:cs="Times New Roman"/>
-          <w:lang w:val="ru-RU"/>
-        </w:rPr>
-        <w:t xml:space="preserve">, </w:t>
-      </w:r>
-      <w:r>
-        <w:rPr>
-          <w:rFonts w:cs="Times New Roman"/>
-        </w:rPr>
-        <w:t>git</w:t>
-      </w:r>
-      <w:r>
-        <w:rPr>
-          <w:rFonts w:cs="Times New Roman"/>
-          <w:lang w:val="ru-RU"/>
-        </w:rPr>
-        <w:t xml:space="preserve"> </w:t>
-      </w:r>
-      <w:r>
-        <w:rPr>
-          <w:rFonts w:cs="Times New Roman"/>
-        </w:rPr>
-        <w:t>commit</w:t>
-      </w:r>
-      <w:r>
-        <w:rPr>
-          <w:rFonts w:cs="Times New Roman"/>
-          <w:lang w:val="ru-RU"/>
-        </w:rPr>
-        <w:t xml:space="preserve"> и </w:t>
-      </w:r>
-      <w:r>
-        <w:rPr>
-          <w:rFonts w:cs="Times New Roman"/>
-        </w:rPr>
-        <w:t>git</w:t>
-      </w:r>
-      <w:r>
-        <w:rPr>
-          <w:rFonts w:cs="Times New Roman"/>
-          <w:lang w:val="ru-RU"/>
-        </w:rPr>
-        <w:t xml:space="preserve"> </w:t>
-      </w:r>
-      <w:r>
-        <w:rPr>
-          <w:rFonts w:cs="Times New Roman"/>
-        </w:rPr>
-        <w:t>push</w:t>
-      </w:r>
-      <w:r>
-        <w:rPr>
-          <w:rFonts w:cs="Times New Roman"/>
-          <w:lang w:val="ru-RU"/>
-        </w:rPr>
-        <w:t>. Подробная последовательность дана в отдельной инструкции, приложенной к отчёту.</w:t>
-      </w:r>
-    </w:p>
-    <w:p>
-      <w:pPr>
-        <w:rPr>
-          <w:rFonts w:cs="Times New Roman"/>
-          <w:lang w:val="ru-RU"/>
-        </w:rPr>
-      </w:pPr>
-      <w:r>
-        <w:rPr>
-          <w:rFonts w:cs="Times New Roman"/>
-          <w:lang w:val="ru-RU"/>
-        </w:rPr>
         <w:t xml:space="preserve">Адрес репозитория: </w:t>
       </w:r>
       <w:r>
@@ -3706,7 +3270,6 @@
           <w:rFonts w:cs="Times New Roman"/>
           <w:b/>
           <w:sz w:val="20"/>
-          <w:lang w:val="ru-RU"/>
         </w:rPr>
       </w:pPr>
       <w:r>
@@ -3717,10 +3280,10 @@
           <w:lang w:val="ru-RU"/>
         </w:rPr>
         <w:drawing>
-          <wp:inline distT="0" distB="0" distL="0" distR="0" wp14:anchorId="68AC46D9" wp14:editId="40D5B720">
-            <wp:extent cx="3788228" cy="3868805"/>
-            <wp:effectExtent l="0" t="0" r="3175" b="0"/>
-            <wp:docPr id="906523021" name="Рисунок 1"/>
+          <wp:inline distT="0" distB="0" distL="0" distR="0" wp14:anchorId="47900B82" wp14:editId="5755424B">
+            <wp:extent cx="5368099" cy="3918857"/>
+            <wp:effectExtent l="0" t="0" r="4445" b="5715"/>
+            <wp:docPr id="1451096914" name="Рисунок 1"/>
             <wp:cNvGraphicFramePr>
               <a:graphicFrameLocks xmlns:a="http://schemas.openxmlformats.org/drawingml/2006/main" noChangeAspect="1"/>
             </wp:cNvGraphicFramePr>
@@ -3728,7 +3291,7 @@
               <a:graphicData uri="http://schemas.openxmlformats.org/drawingml/2006/picture">
                 <pic:pic xmlns:pic="http://schemas.openxmlformats.org/drawingml/2006/picture">
                   <pic:nvPicPr>
-                    <pic:cNvPr id="906523021" name=""/>
+                    <pic:cNvPr id="1451096914" name=""/>
                     <pic:cNvPicPr/>
                   </pic:nvPicPr>
                   <pic:blipFill>
@@ -3740,7 +3303,7 @@
                   <pic:spPr>
                     <a:xfrm>
                       <a:off x="0" y="0"/>
-                      <a:ext cx="3791522" cy="3872169"/>
+                      <a:ext cx="5381164" cy="3928395"/>
                     </a:xfrm>
                     <a:prstGeom prst="rect">
                       <a:avLst/>
@@ -3761,293 +3324,75 @@
         </w:rPr>
         <w:t xml:space="preserve"> </w:t>
       </w:r>
-    </w:p>
-    <w:p>
-      <w:pPr>
-        <w:spacing w:before="80" w:after="180"/>
-        <w:ind w:firstLine="0"/>
-        <w:jc w:val="center"/>
-        <w:rPr>
-          <w:rFonts w:cs="Times New Roman"/>
-          <w:lang w:val="ru-RU"/>
-        </w:rPr>
-      </w:pPr>
-      <w:r>
-        <w:rPr>
-          <w:rFonts w:cs="Times New Roman"/>
-          <w:b/>
+      <w:r>
+        <w:rPr>
+          <w:rFonts w:cs="Times New Roman"/>
           <w:sz w:val="20"/>
           <w:lang w:val="ru-RU"/>
         </w:rPr>
-        <w:t xml:space="preserve">[ВСТАВИТЬ СКРИНШОТ: страница </w:t>
-      </w:r>
-      <w:r>
-        <w:rPr>
-          <w:rFonts w:cs="Times New Roman"/>
-          <w:b/>
-          <w:sz w:val="20"/>
-        </w:rPr>
-        <w:t>GitHub</w:t>
-      </w:r>
-      <w:r>
-        <w:rPr>
-          <w:rFonts w:cs="Times New Roman"/>
-          <w:b/>
-          <w:sz w:val="20"/>
-          <w:lang w:val="ru-RU"/>
-        </w:rPr>
-        <w:t xml:space="preserve"> / </w:t>
-      </w:r>
-      <w:r>
-        <w:rPr>
-          <w:rFonts w:cs="Times New Roman"/>
-          <w:b/>
-          <w:sz w:val="20"/>
-        </w:rPr>
-        <w:t>Commits</w:t>
-      </w:r>
-      <w:r>
-        <w:rPr>
-          <w:rFonts w:cs="Times New Roman"/>
-          <w:b/>
-          <w:sz w:val="20"/>
-          <w:lang w:val="ru-RU"/>
-        </w:rPr>
-        <w:t>: минимум два коммита, включая локальный]</w:t>
-      </w:r>
-    </w:p>
-    <w:p>
-      <w:pPr>
-        <w:rPr>
-          <w:rFonts w:cs="Times New Roman"/>
-          <w:lang w:val="ru-RU"/>
-        </w:rPr>
-      </w:pPr>
-      <w:r>
-        <w:rPr>
-          <w:rFonts w:cs="Times New Roman"/>
-          <w:lang w:val="ru-RU"/>
-        </w:rPr>
-        <w:t xml:space="preserve">Результат: после выполнения перечисленных действий создан публичный </w:t>
-      </w:r>
-      <w:r>
-        <w:rPr>
-          <w:rFonts w:cs="Times New Roman"/>
-        </w:rPr>
-        <w:t>Git</w:t>
-      </w:r>
-      <w:r>
-        <w:rPr>
-          <w:rFonts w:cs="Times New Roman"/>
-          <w:lang w:val="ru-RU"/>
-        </w:rPr>
-        <w:t xml:space="preserve">-репозиторий, доступный преподавателю, и подтверждена работа </w:t>
-      </w:r>
-      <w:r>
-        <w:rPr>
-          <w:rFonts w:cs="Times New Roman"/>
-        </w:rPr>
-        <w:t>Git</w:t>
-      </w:r>
-      <w:r>
-        <w:rPr>
-          <w:rFonts w:cs="Times New Roman"/>
-          <w:lang w:val="ru-RU"/>
-        </w:rPr>
-        <w:t xml:space="preserve"> и </w:t>
-      </w:r>
-      <w:r>
-        <w:rPr>
-          <w:rFonts w:cs="Times New Roman"/>
-        </w:rPr>
-        <w:t>Node</w:t>
-      </w:r>
-      <w:r>
-        <w:rPr>
-          <w:rFonts w:cs="Times New Roman"/>
-          <w:lang w:val="ru-RU"/>
-        </w:rPr>
-        <w:t>.</w:t>
-      </w:r>
-      <w:proofErr w:type="spellStart"/>
-      <w:r>
-        <w:rPr>
-          <w:rFonts w:cs="Times New Roman"/>
-        </w:rPr>
-        <w:t>js</w:t>
-      </w:r>
-      <w:proofErr w:type="spellEnd"/>
-      <w:r>
-        <w:rPr>
-          <w:rFonts w:cs="Times New Roman"/>
-          <w:lang w:val="ru-RU"/>
-        </w:rPr>
-        <w:t>.</w:t>
+        <w:drawing>
+          <wp:inline distT="0" distB="0" distL="0" distR="0" wp14:anchorId="10963B6F" wp14:editId="6E72CA0B">
+            <wp:extent cx="5442857" cy="2306353"/>
+            <wp:effectExtent l="0" t="0" r="5715" b="0"/>
+            <wp:docPr id="1135646947" name="Рисунок 1"/>
+            <wp:cNvGraphicFramePr>
+              <a:graphicFrameLocks xmlns:a="http://schemas.openxmlformats.org/drawingml/2006/main" noChangeAspect="1"/>
+            </wp:cNvGraphicFramePr>
+            <a:graphic xmlns:a="http://schemas.openxmlformats.org/drawingml/2006/main">
+              <a:graphicData uri="http://schemas.openxmlformats.org/drawingml/2006/picture">
+                <pic:pic xmlns:pic="http://schemas.openxmlformats.org/drawingml/2006/picture">
+                  <pic:nvPicPr>
+                    <pic:cNvPr id="1135646947" name=""/>
+                    <pic:cNvPicPr/>
+                  </pic:nvPicPr>
+                  <pic:blipFill>
+                    <a:blip r:embed="rId11"/>
+                    <a:stretch>
+                      <a:fillRect/>
+                    </a:stretch>
+                  </pic:blipFill>
+                  <pic:spPr>
+                    <a:xfrm>
+                      <a:off x="0" y="0"/>
+                      <a:ext cx="5446020" cy="2307693"/>
+                    </a:xfrm>
+                    <a:prstGeom prst="rect">
+                      <a:avLst/>
+                    </a:prstGeom>
+                  </pic:spPr>
+                </pic:pic>
+              </a:graphicData>
+            </a:graphic>
+          </wp:inline>
+        </w:drawing>
       </w:r>
     </w:p>
     <w:p>
       <w:pPr>
         <w:pStyle w:val="1"/>
+        <w:ind w:firstLine="0"/>
         <w:rPr>
           <w:rFonts w:ascii="Times New Roman" w:hAnsi="Times New Roman" w:cs="Times New Roman"/>
           <w:color w:val="auto"/>
-          <w:lang w:val="ru-RU"/>
         </w:rPr>
       </w:pPr>
-      <w:r>
-        <w:rPr>
-          <w:rFonts w:ascii="Times New Roman" w:hAnsi="Times New Roman" w:cs="Times New Roman"/>
-          <w:color w:val="auto"/>
-          <w:lang w:val="ru-RU"/>
-        </w:rPr>
-        <w:t>Задание 3. Анализ структуры кросс-платформенного проекта</w:t>
-      </w:r>
     </w:p>
     <w:p>
       <w:pPr>
-        <w:rPr>
-          <w:rFonts w:cs="Times New Roman"/>
+        <w:pStyle w:val="1"/>
+        <w:rPr>
+          <w:rFonts w:ascii="Times New Roman" w:hAnsi="Times New Roman" w:cs="Times New Roman"/>
+          <w:color w:val="auto"/>
           <w:lang w:val="ru-RU"/>
         </w:rPr>
       </w:pPr>
       <w:r>
         <w:rPr>
-          <w:rFonts w:cs="Times New Roman"/>
-          <w:lang w:val="ru-RU"/>
-        </w:rPr>
-        <w:t xml:space="preserve">Выбран официальный пример </w:t>
-      </w:r>
-      <w:r>
-        <w:rPr>
-          <w:rFonts w:cs="Times New Roman"/>
-        </w:rPr>
-        <w:t>Microsoft</w:t>
-      </w:r>
-      <w:r>
-        <w:rPr>
-          <w:rFonts w:cs="Times New Roman"/>
-          <w:lang w:val="ru-RU"/>
-        </w:rPr>
-        <w:t xml:space="preserve"> .</w:t>
-      </w:r>
-      <w:r>
-        <w:rPr>
-          <w:rFonts w:cs="Times New Roman"/>
-        </w:rPr>
-        <w:t>NET</w:t>
-      </w:r>
-      <w:r>
-        <w:rPr>
-          <w:rFonts w:cs="Times New Roman"/>
-          <w:lang w:val="ru-RU"/>
-        </w:rPr>
-        <w:t xml:space="preserve"> </w:t>
-      </w:r>
-      <w:r>
-        <w:rPr>
-          <w:rFonts w:cs="Times New Roman"/>
-        </w:rPr>
-        <w:t>MAUI</w:t>
-      </w:r>
-      <w:r>
-        <w:rPr>
-          <w:rFonts w:cs="Times New Roman"/>
-          <w:lang w:val="ru-RU"/>
-        </w:rPr>
-        <w:t xml:space="preserve"> </w:t>
-      </w:r>
-      <w:proofErr w:type="spellStart"/>
-      <w:r>
-        <w:rPr>
-          <w:rFonts w:cs="Times New Roman"/>
-        </w:rPr>
-        <w:t>LiveActivityDemo</w:t>
-      </w:r>
-      <w:proofErr w:type="spellEnd"/>
-      <w:r>
-        <w:rPr>
-          <w:rFonts w:cs="Times New Roman"/>
-          <w:lang w:val="ru-RU"/>
-        </w:rPr>
-        <w:t xml:space="preserve"> (ветка 10.0). Проект демонстрирует создание, изменение и завершение </w:t>
-      </w:r>
-      <w:r>
-        <w:rPr>
-          <w:rFonts w:cs="Times New Roman"/>
-        </w:rPr>
-        <w:t>Live</w:t>
-      </w:r>
-      <w:r>
-        <w:rPr>
-          <w:rFonts w:cs="Times New Roman"/>
-          <w:lang w:val="ru-RU"/>
-        </w:rPr>
-        <w:t xml:space="preserve"> </w:t>
-      </w:r>
-      <w:r>
-        <w:rPr>
-          <w:rFonts w:cs="Times New Roman"/>
-        </w:rPr>
-        <w:t>Activity</w:t>
-      </w:r>
-      <w:r>
-        <w:rPr>
-          <w:rFonts w:cs="Times New Roman"/>
-          <w:lang w:val="ru-RU"/>
-        </w:rPr>
-        <w:t xml:space="preserve"> в </w:t>
-      </w:r>
-      <w:r>
-        <w:rPr>
-          <w:rFonts w:cs="Times New Roman"/>
-        </w:rPr>
-        <w:t>iOS</w:t>
-      </w:r>
-      <w:r>
-        <w:rPr>
-          <w:rFonts w:cs="Times New Roman"/>
-          <w:lang w:val="ru-RU"/>
-        </w:rPr>
-        <w:t xml:space="preserve"> из приложения с общим интерфейсом </w:t>
-      </w:r>
-      <w:r>
-        <w:rPr>
-          <w:rFonts w:cs="Times New Roman"/>
-        </w:rPr>
-        <w:t>C</w:t>
-      </w:r>
-      <w:r>
-        <w:rPr>
-          <w:rFonts w:cs="Times New Roman"/>
-          <w:lang w:val="ru-RU"/>
-        </w:rPr>
-        <w:t xml:space="preserve"># / </w:t>
-      </w:r>
-      <w:r>
-        <w:rPr>
-          <w:rFonts w:cs="Times New Roman"/>
-        </w:rPr>
-        <w:t>XAML</w:t>
-      </w:r>
-      <w:r>
-        <w:rPr>
-          <w:rFonts w:cs="Times New Roman"/>
-          <w:lang w:val="ru-RU"/>
-        </w:rPr>
-        <w:t xml:space="preserve">. Структура и фрагменты кода исследованы по опубликованной документации </w:t>
-      </w:r>
-      <w:r>
-        <w:rPr>
-          <w:rFonts w:cs="Times New Roman"/>
-        </w:rPr>
-        <w:t>Microsoft</w:t>
-      </w:r>
-      <w:r>
-        <w:rPr>
-          <w:rFonts w:cs="Times New Roman"/>
-          <w:lang w:val="ru-RU"/>
-        </w:rPr>
-        <w:t xml:space="preserve"> и исходному файлу проекта [11]–[13]. Локальный запуск и сборка по условиям задания не требуются.</w:t>
+          <w:rFonts w:ascii="Times New Roman" w:hAnsi="Times New Roman" w:cs="Times New Roman"/>
+          <w:color w:val="auto"/>
+          <w:lang w:val="ru-RU"/>
+        </w:rPr>
+        <w:t>Задание 3. Анализ структуры кросс-платформенного проекта</w:t>
       </w:r>
     </w:p>
     <w:p>
@@ -4062,7 +3407,151 @@
           <w:rFonts w:cs="Times New Roman"/>
           <w:lang w:val="ru-RU"/>
         </w:rPr>
-        <w:lastRenderedPageBreak/>
+        <w:t xml:space="preserve">Выбран официальный пример </w:t>
+      </w:r>
+      <w:r>
+        <w:rPr>
+          <w:rFonts w:cs="Times New Roman"/>
+        </w:rPr>
+        <w:t>Microsoft</w:t>
+      </w:r>
+      <w:r>
+        <w:rPr>
+          <w:rFonts w:cs="Times New Roman"/>
+          <w:lang w:val="ru-RU"/>
+        </w:rPr>
+        <w:t xml:space="preserve"> .</w:t>
+      </w:r>
+      <w:r>
+        <w:rPr>
+          <w:rFonts w:cs="Times New Roman"/>
+        </w:rPr>
+        <w:t>NET</w:t>
+      </w:r>
+      <w:r>
+        <w:rPr>
+          <w:rFonts w:cs="Times New Roman"/>
+          <w:lang w:val="ru-RU"/>
+        </w:rPr>
+        <w:t xml:space="preserve"> </w:t>
+      </w:r>
+      <w:r>
+        <w:rPr>
+          <w:rFonts w:cs="Times New Roman"/>
+        </w:rPr>
+        <w:t>MAUI</w:t>
+      </w:r>
+      <w:r>
+        <w:rPr>
+          <w:rFonts w:cs="Times New Roman"/>
+          <w:lang w:val="ru-RU"/>
+        </w:rPr>
+        <w:t xml:space="preserve"> </w:t>
+      </w:r>
+      <w:r>
+        <w:rPr>
+          <w:rFonts w:cs="Times New Roman"/>
+        </w:rPr>
+        <w:t>LiveActivityDemo</w:t>
+      </w:r>
+      <w:r>
+        <w:rPr>
+          <w:rFonts w:cs="Times New Roman"/>
+          <w:lang w:val="ru-RU"/>
+        </w:rPr>
+        <w:t xml:space="preserve"> (ветка 10.0). Проект демонстрирует создание, изменение и завершение </w:t>
+      </w:r>
+      <w:r>
+        <w:rPr>
+          <w:rFonts w:cs="Times New Roman"/>
+        </w:rPr>
+        <w:t>Live</w:t>
+      </w:r>
+      <w:r>
+        <w:rPr>
+          <w:rFonts w:cs="Times New Roman"/>
+          <w:lang w:val="ru-RU"/>
+        </w:rPr>
+        <w:t xml:space="preserve"> </w:t>
+      </w:r>
+      <w:r>
+        <w:rPr>
+          <w:rFonts w:cs="Times New Roman"/>
+        </w:rPr>
+        <w:t>Activity</w:t>
+      </w:r>
+      <w:r>
+        <w:rPr>
+          <w:rFonts w:cs="Times New Roman"/>
+          <w:lang w:val="ru-RU"/>
+        </w:rPr>
+        <w:t xml:space="preserve"> в </w:t>
+      </w:r>
+      <w:r>
+        <w:rPr>
+          <w:rFonts w:cs="Times New Roman"/>
+        </w:rPr>
+        <w:t>iOS</w:t>
+      </w:r>
+      <w:r>
+        <w:rPr>
+          <w:rFonts w:cs="Times New Roman"/>
+          <w:lang w:val="ru-RU"/>
+        </w:rPr>
+        <w:t xml:space="preserve"> из приложения с общим интерфейсом </w:t>
+      </w:r>
+      <w:r>
+        <w:rPr>
+          <w:rFonts w:cs="Times New Roman"/>
+        </w:rPr>
+        <w:t>C</w:t>
+      </w:r>
+      <w:r>
+        <w:rPr>
+          <w:rFonts w:cs="Times New Roman"/>
+          <w:lang w:val="ru-RU"/>
+        </w:rPr>
+        <w:t xml:space="preserve"># / </w:t>
+      </w:r>
+      <w:r>
+        <w:rPr>
+          <w:rFonts w:cs="Times New Roman"/>
+        </w:rPr>
+        <w:t>XAML</w:t>
+      </w:r>
+      <w:r>
+        <w:rPr>
+          <w:rFonts w:cs="Times New Roman"/>
+          <w:lang w:val="ru-RU"/>
+        </w:rPr>
+        <w:t xml:space="preserve">. Структура и фрагменты кода исследованы по опубликованной документации </w:t>
+      </w:r>
+      <w:r>
+        <w:rPr>
+          <w:rFonts w:cs="Times New Roman"/>
+        </w:rPr>
+        <w:t>Microsoft</w:t>
+      </w:r>
+      <w:r>
+        <w:rPr>
+          <w:rFonts w:cs="Times New Roman"/>
+          <w:lang w:val="ru-RU"/>
+        </w:rPr>
+        <w:t xml:space="preserve"> и исходному файлу проекта [11]–[13]. Локальный запуск и сборка по условиям задания не требуются.</w:t>
+      </w:r>
+    </w:p>
+    <w:p>
+      <w:pPr>
+        <w:rPr>
+          <w:rFonts w:cs="Times New Roman"/>
+          <w:lang w:val="ru-RU"/>
+        </w:rPr>
+      </w:pPr>
+      <w:r>
+        <w:rPr>
+          <w:rFonts w:cs="Times New Roman"/>
+          <w:lang w:val="ru-RU"/>
+        </w:rPr>
         <w:t xml:space="preserve">Источник: </w:t>
       </w:r>
       <w:r>
@@ -4078,14 +3567,12 @@
         </w:rPr>
         <w:t>://</w:t>
       </w:r>
-      <w:proofErr w:type="spellStart"/>
       <w:r>
         <w:rPr>
           <w:rFonts w:cs="Times New Roman"/>
         </w:rPr>
         <w:t>github</w:t>
       </w:r>
-      <w:proofErr w:type="spellEnd"/>
       <w:r>
         <w:rPr>
           <w:rFonts w:cs="Times New Roman"/>
@@ -4119,14 +3606,12 @@
         </w:rPr>
         <w:t>/</w:t>
       </w:r>
-      <w:proofErr w:type="spellStart"/>
       <w:r>
         <w:rPr>
           <w:rFonts w:cs="Times New Roman"/>
         </w:rPr>
         <w:t>maui</w:t>
       </w:r>
-      <w:proofErr w:type="spellEnd"/>
       <w:r>
         <w:rPr>
           <w:rFonts w:cs="Times New Roman"/>
@@ -4173,14 +3658,12 @@
         </w:rPr>
         <w:t>/10.0/</w:t>
       </w:r>
-      <w:proofErr w:type="spellStart"/>
       <w:r>
         <w:rPr>
           <w:rFonts w:cs="Times New Roman"/>
         </w:rPr>
         <w:t>PlatformIntegration</w:t>
       </w:r>
-      <w:proofErr w:type="spellEnd"/>
       <w:r>
         <w:rPr>
           <w:rFonts w:cs="Times New Roman"/>
@@ -4188,14 +3671,12 @@
         </w:rPr>
         <w:t>/</w:t>
       </w:r>
-      <w:proofErr w:type="spellStart"/>
       <w:r>
         <w:rPr>
           <w:rFonts w:cs="Times New Roman"/>
         </w:rPr>
         <w:t>LiveActivityDemo</w:t>
       </w:r>
-      <w:proofErr w:type="spellEnd"/>
     </w:p>
     <w:p>
       <w:pPr>
@@ -4321,31 +3802,13 @@
                 <w:rFonts w:cs="Times New Roman"/>
               </w:rPr>
             </w:pPr>
-            <w:proofErr w:type="spellStart"/>
-            <w:r>
-              <w:rPr>
-                <w:rFonts w:cs="Times New Roman"/>
-                <w:sz w:val="18"/>
-              </w:rPr>
-              <w:t>LiveActivityDemo</w:t>
-            </w:r>
-            <w:proofErr w:type="spellEnd"/>
-            <w:r>
-              <w:rPr>
-                <w:rFonts w:cs="Times New Roman"/>
-                <w:sz w:val="18"/>
-              </w:rPr>
-              <w:t>/</w:t>
-            </w:r>
-            <w:proofErr w:type="spellStart"/>
-            <w:r>
-              <w:rPr>
-                <w:rFonts w:cs="Times New Roman"/>
-                <w:sz w:val="18"/>
-              </w:rPr>
-              <w:t>LiveActivityDemo.csproj</w:t>
-            </w:r>
-            <w:proofErr w:type="spellEnd"/>
+            <w:r>
+              <w:rPr>
+                <w:rFonts w:cs="Times New Roman"/>
+                <w:sz w:val="18"/>
+              </w:rPr>
+              <w:t>LiveActivityDemo/LiveActivityDemo.csproj</w:t>
+            </w:r>
           </w:p>
         </w:tc>
         <w:tc>
@@ -4385,7 +3848,6 @@
               </w:rPr>
               <w:t xml:space="preserve">: целевые платформы, зависимости и условное подключение нативного </w:t>
             </w:r>
-            <w:proofErr w:type="spellStart"/>
             <w:r>
               <w:rPr>
                 <w:rFonts w:cs="Times New Roman"/>
@@ -4393,7 +3855,6 @@
               </w:rPr>
               <w:t>XCFramework</w:t>
             </w:r>
-            <w:proofErr w:type="spellEnd"/>
           </w:p>
         </w:tc>
         <w:tc>
@@ -4446,31 +3907,13 @@
                 <w:rFonts w:cs="Times New Roman"/>
               </w:rPr>
             </w:pPr>
-            <w:proofErr w:type="spellStart"/>
-            <w:r>
-              <w:rPr>
-                <w:rFonts w:cs="Times New Roman"/>
-                <w:sz w:val="18"/>
-              </w:rPr>
-              <w:t>LiveActivityDemo</w:t>
-            </w:r>
-            <w:proofErr w:type="spellEnd"/>
-            <w:r>
-              <w:rPr>
-                <w:rFonts w:cs="Times New Roman"/>
-                <w:sz w:val="18"/>
-              </w:rPr>
-              <w:t>/</w:t>
-            </w:r>
-            <w:proofErr w:type="spellStart"/>
-            <w:r>
-              <w:rPr>
-                <w:rFonts w:cs="Times New Roman"/>
-                <w:sz w:val="18"/>
-              </w:rPr>
-              <w:t>App.xaml</w:t>
-            </w:r>
-            <w:proofErr w:type="spellEnd"/>
+            <w:r>
+              <w:rPr>
+                <w:rFonts w:cs="Times New Roman"/>
+                <w:sz w:val="18"/>
+              </w:rPr>
+              <w:t>LiveActivityDemo/App.xaml</w:t>
+            </w:r>
           </w:p>
         </w:tc>
         <w:tc>
@@ -4512,31 +3955,13 @@
                 <w:rFonts w:cs="Times New Roman"/>
               </w:rPr>
             </w:pPr>
-            <w:proofErr w:type="spellStart"/>
-            <w:r>
-              <w:rPr>
-                <w:rFonts w:cs="Times New Roman"/>
-                <w:sz w:val="18"/>
-              </w:rPr>
-              <w:t>Общий</w:t>
-            </w:r>
-            <w:proofErr w:type="spellEnd"/>
-            <w:r>
-              <w:rPr>
-                <w:rFonts w:cs="Times New Roman"/>
-                <w:sz w:val="18"/>
-              </w:rPr>
-              <w:t xml:space="preserve"> </w:t>
-            </w:r>
-            <w:proofErr w:type="spellStart"/>
-            <w:r>
-              <w:rPr>
-                <w:rFonts w:cs="Times New Roman"/>
-                <w:sz w:val="18"/>
-              </w:rPr>
-              <w:t>код</w:t>
-            </w:r>
-            <w:proofErr w:type="spellEnd"/>
+            <w:r>
+              <w:rPr>
+                <w:rFonts w:cs="Times New Roman"/>
+                <w:sz w:val="18"/>
+              </w:rPr>
+              <w:t>Общий код</w:t>
+            </w:r>
           </w:p>
         </w:tc>
       </w:tr>
@@ -4557,31 +3982,13 @@
                 <w:rFonts w:cs="Times New Roman"/>
               </w:rPr>
             </w:pPr>
-            <w:proofErr w:type="spellStart"/>
-            <w:r>
-              <w:rPr>
-                <w:rFonts w:cs="Times New Roman"/>
-                <w:sz w:val="18"/>
-              </w:rPr>
-              <w:t>LiveActivityDemo</w:t>
-            </w:r>
-            <w:proofErr w:type="spellEnd"/>
-            <w:r>
-              <w:rPr>
-                <w:rFonts w:cs="Times New Roman"/>
-                <w:sz w:val="18"/>
-              </w:rPr>
-              <w:t>/</w:t>
-            </w:r>
-            <w:proofErr w:type="spellStart"/>
-            <w:r>
-              <w:rPr>
-                <w:rFonts w:cs="Times New Roman"/>
-                <w:sz w:val="18"/>
-              </w:rPr>
-              <w:t>MainPage.xaml</w:t>
-            </w:r>
-            <w:proofErr w:type="spellEnd"/>
+            <w:r>
+              <w:rPr>
+                <w:rFonts w:cs="Times New Roman"/>
+                <w:sz w:val="18"/>
+              </w:rPr>
+              <w:t>LiveActivityDemo/MainPage.xaml</w:t>
+            </w:r>
           </w:p>
         </w:tc>
         <w:tc>
@@ -4658,21 +4065,12 @@
                 <w:rFonts w:cs="Times New Roman"/>
               </w:rPr>
             </w:pPr>
-            <w:proofErr w:type="spellStart"/>
-            <w:r>
-              <w:rPr>
-                <w:rFonts w:cs="Times New Roman"/>
-                <w:sz w:val="18"/>
-              </w:rPr>
-              <w:t>Общий</w:t>
-            </w:r>
-            <w:proofErr w:type="spellEnd"/>
-            <w:r>
-              <w:rPr>
-                <w:rFonts w:cs="Times New Roman"/>
-                <w:sz w:val="18"/>
-              </w:rPr>
-              <w:t xml:space="preserve"> UI</w:t>
+            <w:r>
+              <w:rPr>
+                <w:rFonts w:cs="Times New Roman"/>
+                <w:sz w:val="18"/>
+              </w:rPr>
+              <w:t>Общий UI</w:t>
             </w:r>
           </w:p>
         </w:tc>
@@ -4695,31 +4093,13 @@
                 <w:rFonts w:cs="Times New Roman"/>
               </w:rPr>
             </w:pPr>
-            <w:proofErr w:type="spellStart"/>
-            <w:r>
-              <w:rPr>
-                <w:rFonts w:cs="Times New Roman"/>
-                <w:sz w:val="18"/>
-              </w:rPr>
-              <w:t>LiveActivityDemo</w:t>
-            </w:r>
-            <w:proofErr w:type="spellEnd"/>
-            <w:r>
-              <w:rPr>
-                <w:rFonts w:cs="Times New Roman"/>
-                <w:sz w:val="18"/>
-              </w:rPr>
-              <w:t>/</w:t>
-            </w:r>
-            <w:proofErr w:type="spellStart"/>
-            <w:r>
-              <w:rPr>
-                <w:rFonts w:cs="Times New Roman"/>
-                <w:sz w:val="18"/>
-              </w:rPr>
-              <w:t>MainPage.xaml.cs</w:t>
-            </w:r>
-            <w:proofErr w:type="spellEnd"/>
+            <w:r>
+              <w:rPr>
+                <w:rFonts w:cs="Times New Roman"/>
+                <w:sz w:val="18"/>
+              </w:rPr>
+              <w:t>LiveActivityDemo/MainPage.xaml.cs</w:t>
+            </w:r>
           </w:p>
         </w:tc>
         <w:tc>
@@ -4864,21 +4244,12 @@
                 <w:rFonts w:cs="Times New Roman"/>
               </w:rPr>
             </w:pPr>
-            <w:proofErr w:type="spellStart"/>
-            <w:r>
-              <w:rPr>
-                <w:rFonts w:cs="Times New Roman"/>
-                <w:sz w:val="18"/>
-              </w:rPr>
-              <w:t>LiveActivityDemo</w:t>
-            </w:r>
-            <w:proofErr w:type="spellEnd"/>
-            <w:r>
-              <w:rPr>
-                <w:rFonts w:cs="Times New Roman"/>
-                <w:sz w:val="18"/>
-              </w:rPr>
-              <w:t>/Resources/</w:t>
+            <w:r>
+              <w:rPr>
+                <w:rFonts w:cs="Times New Roman"/>
+                <w:sz w:val="18"/>
+              </w:rPr>
+              <w:t>LiveActivityDemo/Resources/</w:t>
             </w:r>
           </w:p>
         </w:tc>
@@ -4919,31 +4290,13 @@
                 <w:rFonts w:cs="Times New Roman"/>
               </w:rPr>
             </w:pPr>
-            <w:proofErr w:type="spellStart"/>
-            <w:r>
-              <w:rPr>
-                <w:rFonts w:cs="Times New Roman"/>
-                <w:sz w:val="18"/>
-              </w:rPr>
-              <w:t>Общие</w:t>
-            </w:r>
-            <w:proofErr w:type="spellEnd"/>
-            <w:r>
-              <w:rPr>
-                <w:rFonts w:cs="Times New Roman"/>
-                <w:sz w:val="18"/>
-              </w:rPr>
-              <w:t xml:space="preserve"> </w:t>
-            </w:r>
-            <w:proofErr w:type="spellStart"/>
-            <w:r>
-              <w:rPr>
-                <w:rFonts w:cs="Times New Roman"/>
-                <w:sz w:val="18"/>
-              </w:rPr>
-              <w:t>ресурсы</w:t>
-            </w:r>
-            <w:proofErr w:type="spellEnd"/>
+            <w:r>
+              <w:rPr>
+                <w:rFonts w:cs="Times New Roman"/>
+                <w:sz w:val="18"/>
+              </w:rPr>
+              <w:t>Общие ресурсы</w:t>
+            </w:r>
           </w:p>
         </w:tc>
       </w:tr>
@@ -4965,31 +4318,13 @@
                 <w:rFonts w:cs="Times New Roman"/>
               </w:rPr>
             </w:pPr>
-            <w:proofErr w:type="spellStart"/>
-            <w:r>
-              <w:rPr>
-                <w:rFonts w:cs="Times New Roman"/>
-                <w:sz w:val="18"/>
-              </w:rPr>
-              <w:t>LiveActivityDemo</w:t>
-            </w:r>
-            <w:proofErr w:type="spellEnd"/>
-            <w:r>
-              <w:rPr>
-                <w:rFonts w:cs="Times New Roman"/>
-                <w:sz w:val="18"/>
-              </w:rPr>
-              <w:t>/Platforms/iOS/</w:t>
-            </w:r>
-            <w:proofErr w:type="spellStart"/>
-            <w:r>
-              <w:rPr>
-                <w:rFonts w:cs="Times New Roman"/>
-                <w:sz w:val="18"/>
-              </w:rPr>
-              <w:t>Info.plist</w:t>
-            </w:r>
-            <w:proofErr w:type="spellEnd"/>
+            <w:r>
+              <w:rPr>
+                <w:rFonts w:cs="Times New Roman"/>
+                <w:sz w:val="18"/>
+              </w:rPr>
+              <w:t>LiveActivityDemo/Platforms/iOS/Info.plist</w:t>
+            </w:r>
           </w:p>
         </w:tc>
         <w:tc>
@@ -5030,7 +4365,6 @@
               </w:rPr>
               <w:t xml:space="preserve">, включая </w:t>
             </w:r>
-            <w:proofErr w:type="spellStart"/>
             <w:r>
               <w:rPr>
                 <w:rFonts w:cs="Times New Roman"/>
@@ -5038,7 +4372,6 @@
               </w:rPr>
               <w:t>NSSupportsLiveActivities</w:t>
             </w:r>
-            <w:proofErr w:type="spellEnd"/>
           </w:p>
         </w:tc>
         <w:tc>
@@ -5055,21 +4388,12 @@
                 <w:rFonts w:cs="Times New Roman"/>
               </w:rPr>
             </w:pPr>
-            <w:proofErr w:type="spellStart"/>
-            <w:r>
-              <w:rPr>
-                <w:rFonts w:cs="Times New Roman"/>
-                <w:sz w:val="18"/>
-              </w:rPr>
-              <w:t>Платформозависимый</w:t>
-            </w:r>
-            <w:proofErr w:type="spellEnd"/>
-            <w:r>
-              <w:rPr>
-                <w:rFonts w:cs="Times New Roman"/>
-                <w:sz w:val="18"/>
-              </w:rPr>
-              <w:t xml:space="preserve"> iOS</w:t>
+            <w:r>
+              <w:rPr>
+                <w:rFonts w:cs="Times New Roman"/>
+                <w:sz w:val="18"/>
+              </w:rPr>
+              <w:t>Платформозависимый iOS</w:t>
             </w:r>
           </w:p>
         </w:tc>
@@ -5091,37 +4415,12 @@
                 <w:rFonts w:cs="Times New Roman"/>
               </w:rPr>
             </w:pPr>
-            <w:proofErr w:type="spellStart"/>
-            <w:r>
-              <w:rPr>
-                <w:rFonts w:cs="Times New Roman"/>
-                <w:sz w:val="18"/>
-              </w:rPr>
-              <w:t>LiveActivityDemo</w:t>
-            </w:r>
-            <w:proofErr w:type="spellEnd"/>
-            <w:r>
-              <w:rPr>
-                <w:rFonts w:cs="Times New Roman"/>
-                <w:sz w:val="18"/>
-              </w:rPr>
-              <w:t>/Platforms/iOS/</w:t>
-            </w:r>
-            <w:proofErr w:type="spellStart"/>
-            <w:r>
-              <w:rPr>
-                <w:rFonts w:cs="Times New Roman"/>
-                <w:sz w:val="18"/>
-              </w:rPr>
-              <w:t>LiveActivityBridge.xcframework</w:t>
-            </w:r>
-            <w:proofErr w:type="spellEnd"/>
-            <w:r>
-              <w:rPr>
-                <w:rFonts w:cs="Times New Roman"/>
-                <w:sz w:val="18"/>
-              </w:rPr>
-              <w:t>/</w:t>
+            <w:r>
+              <w:rPr>
+                <w:rFonts w:cs="Times New Roman"/>
+                <w:sz w:val="18"/>
+              </w:rPr>
+              <w:t>LiveActivityDemo/Platforms/iOS/LiveActivityBridge.xcframework/</w:t>
             </w:r>
           </w:p>
         </w:tc>
@@ -5162,7 +4461,6 @@
               </w:rPr>
               <w:t xml:space="preserve">-мост для вызова </w:t>
             </w:r>
-            <w:proofErr w:type="spellStart"/>
             <w:r>
               <w:rPr>
                 <w:rFonts w:cs="Times New Roman"/>
@@ -5170,7 +4468,6 @@
               </w:rPr>
               <w:t>ActivityKit</w:t>
             </w:r>
-            <w:proofErr w:type="spellEnd"/>
             <w:r>
               <w:rPr>
                 <w:rFonts w:cs="Times New Roman"/>
@@ -5209,21 +4506,12 @@
                 <w:rFonts w:cs="Times New Roman"/>
               </w:rPr>
             </w:pPr>
-            <w:proofErr w:type="spellStart"/>
-            <w:r>
-              <w:rPr>
-                <w:rFonts w:cs="Times New Roman"/>
-                <w:sz w:val="18"/>
-              </w:rPr>
-              <w:t>Платформозависимый</w:t>
-            </w:r>
-            <w:proofErr w:type="spellEnd"/>
-            <w:r>
-              <w:rPr>
-                <w:rFonts w:cs="Times New Roman"/>
-                <w:sz w:val="18"/>
-              </w:rPr>
-              <w:t xml:space="preserve"> iOS</w:t>
+            <w:r>
+              <w:rPr>
+                <w:rFonts w:cs="Times New Roman"/>
+                <w:sz w:val="18"/>
+              </w:rPr>
+              <w:t>Платформозависимый iOS</w:t>
             </w:r>
           </w:p>
         </w:tc>
@@ -5246,37 +4534,12 @@
                 <w:rFonts w:cs="Times New Roman"/>
               </w:rPr>
             </w:pPr>
-            <w:proofErr w:type="spellStart"/>
-            <w:r>
-              <w:rPr>
-                <w:rFonts w:cs="Times New Roman"/>
-                <w:sz w:val="18"/>
-              </w:rPr>
-              <w:t>LiveActivityDemo</w:t>
-            </w:r>
-            <w:proofErr w:type="spellEnd"/>
-            <w:r>
-              <w:rPr>
-                <w:rFonts w:cs="Times New Roman"/>
-                <w:sz w:val="18"/>
-              </w:rPr>
-              <w:t>/Platforms/iOS/</w:t>
-            </w:r>
-            <w:proofErr w:type="spellStart"/>
-            <w:r>
-              <w:rPr>
-                <w:rFonts w:cs="Times New Roman"/>
-                <w:sz w:val="18"/>
-              </w:rPr>
-              <w:t>PlugIns</w:t>
-            </w:r>
-            <w:proofErr w:type="spellEnd"/>
-            <w:r>
-              <w:rPr>
-                <w:rFonts w:cs="Times New Roman"/>
-                <w:sz w:val="18"/>
-              </w:rPr>
-              <w:t>/</w:t>
+            <w:r>
+              <w:rPr>
+                <w:rFonts w:cs="Times New Roman"/>
+                <w:sz w:val="18"/>
+              </w:rPr>
+              <w:t>LiveActivityDemo/Platforms/iOS/PlugIns/</w:t>
             </w:r>
           </w:p>
         </w:tc>
@@ -5303,7 +4566,6 @@
               </w:rPr>
               <w:t xml:space="preserve">Папка для расширения </w:t>
             </w:r>
-            <w:proofErr w:type="spellStart"/>
             <w:r>
               <w:rPr>
                 <w:rFonts w:cs="Times New Roman"/>
@@ -5311,7 +4573,6 @@
               </w:rPr>
               <w:t>LiveActivityWidget</w:t>
             </w:r>
-            <w:proofErr w:type="spellEnd"/>
             <w:r>
               <w:rPr>
                 <w:rFonts w:cs="Times New Roman"/>
@@ -5320,7 +4581,6 @@
               </w:rPr>
               <w:t>.</w:t>
             </w:r>
-            <w:proofErr w:type="spellStart"/>
             <w:r>
               <w:rPr>
                 <w:rFonts w:cs="Times New Roman"/>
@@ -5328,7 +4588,6 @@
               </w:rPr>
               <w:t>appex</w:t>
             </w:r>
-            <w:proofErr w:type="spellEnd"/>
             <w:r>
               <w:rPr>
                 <w:rFonts w:cs="Times New Roman"/>
@@ -5354,23 +4613,13 @@
                 <w:lang w:val="ru-RU"/>
               </w:rPr>
             </w:pPr>
-            <w:proofErr w:type="spellStart"/>
             <w:r>
               <w:rPr>
                 <w:rFonts w:cs="Times New Roman"/>
                 <w:sz w:val="18"/>
                 <w:lang w:val="ru-RU"/>
               </w:rPr>
-              <w:t>Платформозависимый</w:t>
-            </w:r>
-            <w:proofErr w:type="spellEnd"/>
-            <w:r>
-              <w:rPr>
-                <w:rFonts w:cs="Times New Roman"/>
-                <w:sz w:val="18"/>
-                <w:lang w:val="ru-RU"/>
-              </w:rPr>
-              <w:t xml:space="preserve"> </w:t>
+              <w:t xml:space="preserve">Платформозависимый </w:t>
             </w:r>
             <w:r>
               <w:rPr>
@@ -5412,33 +4661,8 @@
                 <w:rFonts w:cs="Times New Roman"/>
                 <w:sz w:val="18"/>
               </w:rPr>
-              <w:t>native/</w:t>
-            </w:r>
-            <w:proofErr w:type="spellStart"/>
-            <w:r>
-              <w:rPr>
-                <w:rFonts w:cs="Times New Roman"/>
-                <w:sz w:val="18"/>
-              </w:rPr>
-              <w:t>LiveActivityBridge</w:t>
-            </w:r>
-            <w:proofErr w:type="spellEnd"/>
-            <w:r>
-              <w:rPr>
-                <w:rFonts w:cs="Times New Roman"/>
-                <w:sz w:val="18"/>
-              </w:rPr>
-              <w:t>/</w:t>
-            </w:r>
-            <w:proofErr w:type="spellStart"/>
-            <w:r>
-              <w:rPr>
-                <w:rFonts w:cs="Times New Roman"/>
-                <w:sz w:val="18"/>
-              </w:rPr>
-              <w:t>Package.swift</w:t>
-            </w:r>
-            <w:proofErr w:type="spellEnd"/>
+              <w:t>native/LiveActivityBridge/Package.swift</w:t>
+            </w:r>
           </w:p>
         </w:tc>
         <w:tc>
@@ -5508,21 +4732,12 @@
                 <w:rFonts w:cs="Times New Roman"/>
               </w:rPr>
             </w:pPr>
-            <w:proofErr w:type="spellStart"/>
-            <w:r>
-              <w:rPr>
-                <w:rFonts w:cs="Times New Roman"/>
-                <w:sz w:val="18"/>
-              </w:rPr>
-              <w:t>Платформозависимый</w:t>
-            </w:r>
-            <w:proofErr w:type="spellEnd"/>
-            <w:r>
-              <w:rPr>
-                <w:rFonts w:cs="Times New Roman"/>
-                <w:sz w:val="18"/>
-              </w:rPr>
-              <w:t xml:space="preserve"> iOS</w:t>
+            <w:r>
+              <w:rPr>
+                <w:rFonts w:cs="Times New Roman"/>
+                <w:sz w:val="18"/>
+              </w:rPr>
+              <w:t>Платформозависимый iOS</w:t>
             </w:r>
           </w:p>
         </w:tc>
@@ -5550,39 +4765,7 @@
                 <w:rFonts w:cs="Times New Roman"/>
                 <w:sz w:val="18"/>
               </w:rPr>
-              <w:t>native/</w:t>
-            </w:r>
-            <w:proofErr w:type="spellStart"/>
-            <w:r>
-              <w:rPr>
-                <w:rFonts w:cs="Times New Roman"/>
-                <w:sz w:val="18"/>
-              </w:rPr>
-              <w:t>LiveActivityBridge</w:t>
-            </w:r>
-            <w:proofErr w:type="spellEnd"/>
-            <w:r>
-              <w:rPr>
-                <w:rFonts w:cs="Times New Roman"/>
-                <w:sz w:val="18"/>
-              </w:rPr>
-              <w:t>/Sources/</w:t>
-            </w:r>
-            <w:proofErr w:type="spellStart"/>
-            <w:r>
-              <w:rPr>
-                <w:rFonts w:cs="Times New Roman"/>
-                <w:sz w:val="18"/>
-              </w:rPr>
-              <w:t>LiveActivityBridge</w:t>
-            </w:r>
-            <w:proofErr w:type="spellEnd"/>
-            <w:r>
-              <w:rPr>
-                <w:rFonts w:cs="Times New Roman"/>
-                <w:sz w:val="18"/>
-              </w:rPr>
-              <w:t>/</w:t>
+              <w:t>native/LiveActivityBridge/Sources/LiveActivityBridge/</w:t>
             </w:r>
           </w:p>
         </w:tc>
@@ -5640,21 +4823,12 @@
                 <w:rFonts w:cs="Times New Roman"/>
               </w:rPr>
             </w:pPr>
-            <w:proofErr w:type="spellStart"/>
-            <w:r>
-              <w:rPr>
-                <w:rFonts w:cs="Times New Roman"/>
-                <w:sz w:val="18"/>
-              </w:rPr>
-              <w:t>Платформозависимый</w:t>
-            </w:r>
-            <w:proofErr w:type="spellEnd"/>
-            <w:r>
-              <w:rPr>
-                <w:rFonts w:cs="Times New Roman"/>
-                <w:sz w:val="18"/>
-              </w:rPr>
-              <w:t xml:space="preserve"> iOS</w:t>
+            <w:r>
+              <w:rPr>
+                <w:rFonts w:cs="Times New Roman"/>
+                <w:sz w:val="18"/>
+              </w:rPr>
+              <w:t>Платформозависимый iOS</w:t>
             </w:r>
           </w:p>
         </w:tc>
@@ -5681,39 +4855,7 @@
                 <w:rFonts w:cs="Times New Roman"/>
                 <w:sz w:val="18"/>
               </w:rPr>
-              <w:t>native/</w:t>
-            </w:r>
-            <w:proofErr w:type="spellStart"/>
-            <w:r>
-              <w:rPr>
-                <w:rFonts w:cs="Times New Roman"/>
-                <w:sz w:val="18"/>
-              </w:rPr>
-              <w:t>LiveActivityWidget</w:t>
-            </w:r>
-            <w:proofErr w:type="spellEnd"/>
-            <w:r>
-              <w:rPr>
-                <w:rFonts w:cs="Times New Roman"/>
-                <w:sz w:val="18"/>
-              </w:rPr>
-              <w:t>/Sources/</w:t>
-            </w:r>
-            <w:proofErr w:type="spellStart"/>
-            <w:r>
-              <w:rPr>
-                <w:rFonts w:cs="Times New Roman"/>
-                <w:sz w:val="18"/>
-              </w:rPr>
-              <w:t>LiveActivityWidget</w:t>
-            </w:r>
-            <w:proofErr w:type="spellEnd"/>
-            <w:r>
-              <w:rPr>
-                <w:rFonts w:cs="Times New Roman"/>
-                <w:sz w:val="18"/>
-              </w:rPr>
-              <w:t>/</w:t>
+              <w:t>native/LiveActivityWidget/Sources/LiveActivityWidget/</w:t>
             </w:r>
           </w:p>
         </w:tc>
@@ -5791,21 +4933,12 @@
                 <w:rFonts w:cs="Times New Roman"/>
               </w:rPr>
             </w:pPr>
-            <w:proofErr w:type="spellStart"/>
-            <w:r>
-              <w:rPr>
-                <w:rFonts w:cs="Times New Roman"/>
-                <w:sz w:val="18"/>
-              </w:rPr>
-              <w:t>Платформозависимый</w:t>
-            </w:r>
-            <w:proofErr w:type="spellEnd"/>
-            <w:r>
-              <w:rPr>
-                <w:rFonts w:cs="Times New Roman"/>
-                <w:sz w:val="18"/>
-              </w:rPr>
-              <w:t xml:space="preserve"> iOS</w:t>
+            <w:r>
+              <w:rPr>
+                <w:rFonts w:cs="Times New Roman"/>
+                <w:sz w:val="18"/>
+              </w:rPr>
+              <w:t>Платформозависимый iOS</w:t>
             </w:r>
           </w:p>
         </w:tc>
@@ -5822,117 +4955,49 @@
     <w:p>
       <w:pPr>
         <w:rPr>
-          <w:rFonts w:cs="Times New Roman"/>
           <w:lang w:val="ru-RU"/>
         </w:rPr>
       </w:pPr>
       <w:r>
         <w:rPr>
-          <w:rFonts w:cs="Times New Roman"/>
-          <w:lang w:val="ru-RU"/>
-        </w:rPr>
-        <w:t xml:space="preserve">Примечание. Вложенное содержимое </w:t>
-      </w:r>
-      <w:proofErr w:type="spellStart"/>
-      <w:r>
-        <w:rPr>
-          <w:rFonts w:cs="Times New Roman"/>
-        </w:rPr>
-        <w:t>PlugIns</w:t>
-      </w:r>
-      <w:proofErr w:type="spellEnd"/>
-      <w:r>
-        <w:rPr>
-          <w:rFonts w:cs="Times New Roman"/>
-          <w:lang w:val="ru-RU"/>
-        </w:rPr>
-        <w:t xml:space="preserve"> и детали некоторых системных папок зависят от собранных нативных артефактов. Наличие файлов в конкретном </w:t>
-      </w:r>
-      <w:r>
-        <w:rPr>
-          <w:rFonts w:cs="Times New Roman"/>
-        </w:rPr>
-        <w:t>ZIP</w:t>
-      </w:r>
-      <w:r>
-        <w:rPr>
-          <w:rFonts w:cs="Times New Roman"/>
-          <w:lang w:val="ru-RU"/>
-        </w:rPr>
-        <w:t xml:space="preserve"> нужно сверить с локально скачанной копией перед сдачей.</w:t>
-      </w:r>
-    </w:p>
-    <w:p>
-      <w:pPr>
-        <w:spacing w:before="80" w:after="180"/>
-        <w:ind w:firstLine="0"/>
-        <w:jc w:val="center"/>
-        <w:rPr>
-          <w:rFonts w:cs="Times New Roman"/>
-          <w:lang w:val="ru-RU"/>
-        </w:rPr>
-      </w:pPr>
-      <w:r>
-        <w:rPr>
-          <w:rFonts w:cs="Times New Roman"/>
-          <w:b/>
-          <w:sz w:val="20"/>
-          <w:lang w:val="ru-RU"/>
-        </w:rPr>
-        <w:t xml:space="preserve">[ВСТАВИТЬ СКРИНШОТ: дерево каталогов </w:t>
-      </w:r>
-      <w:proofErr w:type="spellStart"/>
-      <w:r>
-        <w:rPr>
-          <w:rFonts w:cs="Times New Roman"/>
-          <w:b/>
-          <w:sz w:val="20"/>
-        </w:rPr>
-        <w:t>LiveActivityDemo</w:t>
-      </w:r>
-      <w:proofErr w:type="spellEnd"/>
-      <w:r>
-        <w:rPr>
-          <w:rFonts w:cs="Times New Roman"/>
-          <w:b/>
-          <w:sz w:val="20"/>
-          <w:lang w:val="ru-RU"/>
-        </w:rPr>
-        <w:t xml:space="preserve"> в проводнике </w:t>
-      </w:r>
-      <w:r>
-        <w:rPr>
-          <w:rFonts w:cs="Times New Roman"/>
-          <w:b/>
-          <w:sz w:val="20"/>
-        </w:rPr>
-        <w:t>VS</w:t>
-      </w:r>
-      <w:r>
-        <w:rPr>
-          <w:rFonts w:cs="Times New Roman"/>
-          <w:b/>
-          <w:sz w:val="20"/>
-          <w:lang w:val="ru-RU"/>
-        </w:rPr>
-        <w:t xml:space="preserve"> </w:t>
-      </w:r>
-      <w:r>
-        <w:rPr>
-          <w:rFonts w:cs="Times New Roman"/>
-          <w:b/>
-          <w:sz w:val="20"/>
-        </w:rPr>
-        <w:t>Code</w:t>
-      </w:r>
-      <w:r>
-        <w:rPr>
-          <w:rFonts w:cs="Times New Roman"/>
-          <w:b/>
-          <w:sz w:val="20"/>
-          <w:lang w:val="ru-RU"/>
-        </w:rPr>
-        <w:t>]</w:t>
+          <w:lang w:val="ru-RU"/>
+        </w:rPr>
+        <w:lastRenderedPageBreak/>
+        <w:drawing>
+          <wp:inline distT="0" distB="0" distL="0" distR="0" wp14:anchorId="3B4CF151" wp14:editId="36A6FFDA">
+            <wp:extent cx="1553146" cy="5725886"/>
+            <wp:effectExtent l="0" t="0" r="9525" b="0"/>
+            <wp:docPr id="350662921" name="Рисунок 1"/>
+            <wp:cNvGraphicFramePr>
+              <a:graphicFrameLocks xmlns:a="http://schemas.openxmlformats.org/drawingml/2006/main" noChangeAspect="1"/>
+            </wp:cNvGraphicFramePr>
+            <a:graphic xmlns:a="http://schemas.openxmlformats.org/drawingml/2006/main">
+              <a:graphicData uri="http://schemas.openxmlformats.org/drawingml/2006/picture">
+                <pic:pic xmlns:pic="http://schemas.openxmlformats.org/drawingml/2006/picture">
+                  <pic:nvPicPr>
+                    <pic:cNvPr id="350662921" name=""/>
+                    <pic:cNvPicPr/>
+                  </pic:nvPicPr>
+                  <pic:blipFill>
+                    <a:blip r:embed="rId12"/>
+                    <a:stretch>
+                      <a:fillRect/>
+                    </a:stretch>
+                  </pic:blipFill>
+                  <pic:spPr>
+                    <a:xfrm>
+                      <a:off x="0" y="0"/>
+                      <a:ext cx="1558295" cy="5744868"/>
+                    </a:xfrm>
+                    <a:prstGeom prst="rect">
+                      <a:avLst/>
+                    </a:prstGeom>
+                  </pic:spPr>
+                </pic:pic>
+              </a:graphicData>
+            </a:graphic>
+          </wp:inline>
+        </w:drawing>
       </w:r>
     </w:p>
     <w:p>
@@ -5950,25 +5015,7 @@
           <w:color w:val="auto"/>
           <w:lang w:val="ru-RU"/>
         </w:rPr>
-        <w:t xml:space="preserve">3.2. Два </w:t>
-      </w:r>
-      <w:proofErr w:type="spellStart"/>
-      <w:r>
-        <w:rPr>
-          <w:rFonts w:ascii="Times New Roman" w:hAnsi="Times New Roman" w:cs="Times New Roman"/>
-          <w:color w:val="auto"/>
-          <w:lang w:val="ru-RU"/>
-        </w:rPr>
-        <w:t>платформозависимых</w:t>
-      </w:r>
-      <w:proofErr w:type="spellEnd"/>
-      <w:r>
-        <w:rPr>
-          <w:rFonts w:ascii="Times New Roman" w:hAnsi="Times New Roman" w:cs="Times New Roman"/>
-          <w:color w:val="auto"/>
-          <w:lang w:val="ru-RU"/>
-        </w:rPr>
-        <w:t xml:space="preserve"> фрагмента</w:t>
+        <w:t>3.2. Два платформозависимых фрагмента</w:t>
       </w:r>
     </w:p>
     <w:p>
@@ -5985,14 +5032,12 @@
         </w:rPr>
         <w:t xml:space="preserve">Фрагмент 1. В </w:t>
       </w:r>
-      <w:proofErr w:type="spellStart"/>
       <w:r>
         <w:rPr>
           <w:rFonts w:cs="Times New Roman"/>
         </w:rPr>
         <w:t>MainPage</w:t>
       </w:r>
-      <w:proofErr w:type="spellEnd"/>
       <w:r>
         <w:rPr>
           <w:rFonts w:cs="Times New Roman"/>
@@ -6000,14 +5045,12 @@
         </w:rPr>
         <w:t>.</w:t>
       </w:r>
-      <w:proofErr w:type="spellStart"/>
       <w:r>
         <w:rPr>
           <w:rFonts w:cs="Times New Roman"/>
         </w:rPr>
         <w:t>xaml</w:t>
       </w:r>
-      <w:proofErr w:type="spellEnd"/>
       <w:r>
         <w:rPr>
           <w:rFonts w:cs="Times New Roman"/>
@@ -6028,14 +5071,12 @@
         </w:rPr>
         <w:t xml:space="preserve"> метод </w:t>
       </w:r>
-      <w:proofErr w:type="spellStart"/>
       <w:r>
         <w:rPr>
           <w:rFonts w:cs="Times New Roman"/>
         </w:rPr>
         <w:t>StartBtn</w:t>
       </w:r>
-      <w:proofErr w:type="spellEnd"/>
       <w:r>
         <w:rPr>
           <w:rFonts w:cs="Times New Roman"/>
@@ -6095,14 +5136,12 @@
         </w:rPr>
         <w:t xml:space="preserve"> вызывается </w:t>
       </w:r>
-      <w:proofErr w:type="spellStart"/>
       <w:r>
         <w:rPr>
           <w:rFonts w:cs="Times New Roman"/>
         </w:rPr>
         <w:t>ActivityKitBridge</w:t>
       </w:r>
-      <w:proofErr w:type="spellEnd"/>
       <w:r>
         <w:rPr>
           <w:rFonts w:cs="Times New Roman"/>
@@ -6164,14 +5203,12 @@
         </w:rPr>
         <w:t xml:space="preserve">Фрагмент 2. В том же </w:t>
       </w:r>
-      <w:proofErr w:type="spellStart"/>
       <w:r>
         <w:rPr>
           <w:rFonts w:cs="Times New Roman"/>
         </w:rPr>
         <w:t>MainPage</w:t>
       </w:r>
-      <w:proofErr w:type="spellEnd"/>
       <w:r>
         <w:rPr>
           <w:rFonts w:cs="Times New Roman"/>
@@ -6179,14 +5216,12 @@
         </w:rPr>
         <w:t>.</w:t>
       </w:r>
-      <w:proofErr w:type="spellStart"/>
       <w:r>
         <w:rPr>
           <w:rFonts w:cs="Times New Roman"/>
         </w:rPr>
         <w:t>xaml</w:t>
       </w:r>
-      <w:proofErr w:type="spellEnd"/>
       <w:r>
         <w:rPr>
           <w:rFonts w:cs="Times New Roman"/>
@@ -6207,14 +5242,12 @@
         </w:rPr>
         <w:t xml:space="preserve"> методы </w:t>
       </w:r>
-      <w:proofErr w:type="spellStart"/>
       <w:r>
         <w:rPr>
           <w:rFonts w:cs="Times New Roman"/>
         </w:rPr>
         <w:t>UpdateBtn</w:t>
       </w:r>
-      <w:proofErr w:type="spellEnd"/>
       <w:r>
         <w:rPr>
           <w:rFonts w:cs="Times New Roman"/>
@@ -6235,14 +5268,12 @@
         </w:rPr>
         <w:t xml:space="preserve"> и </w:t>
       </w:r>
-      <w:proofErr w:type="spellStart"/>
       <w:r>
         <w:rPr>
           <w:rFonts w:cs="Times New Roman"/>
         </w:rPr>
         <w:t>EndBtn</w:t>
       </w:r>
-      <w:proofErr w:type="spellEnd"/>
       <w:r>
         <w:rPr>
           <w:rFonts w:cs="Times New Roman"/>
@@ -6263,14 +5294,12 @@
         </w:rPr>
         <w:t xml:space="preserve"> аналогично обращаются к </w:t>
       </w:r>
-      <w:proofErr w:type="spellStart"/>
       <w:r>
         <w:rPr>
           <w:rFonts w:cs="Times New Roman"/>
         </w:rPr>
         <w:t>ActivityKitBridge</w:t>
       </w:r>
-      <w:proofErr w:type="spellEnd"/>
       <w:r>
         <w:rPr>
           <w:rFonts w:cs="Times New Roman"/>
@@ -6291,14 +5320,12 @@
         </w:rPr>
         <w:t xml:space="preserve">(...) и </w:t>
       </w:r>
-      <w:proofErr w:type="spellStart"/>
       <w:r>
         <w:rPr>
           <w:rFonts w:cs="Times New Roman"/>
         </w:rPr>
         <w:t>ActivityKitBridge</w:t>
       </w:r>
-      <w:proofErr w:type="spellEnd"/>
       <w:r>
         <w:rPr>
           <w:rFonts w:cs="Times New Roman"/>
@@ -6332,14 +5359,12 @@
         </w:rPr>
         <w:t>. Сам мост объявляет нативные функции через [</w:t>
       </w:r>
-      <w:proofErr w:type="spellStart"/>
       <w:r>
         <w:rPr>
           <w:rFonts w:cs="Times New Roman"/>
         </w:rPr>
         <w:t>DllImport</w:t>
       </w:r>
-      <w:proofErr w:type="spellEnd"/>
       <w:r>
         <w:rPr>
           <w:rFonts w:cs="Times New Roman"/>
@@ -6360,14 +5385,12 @@
         </w:rPr>
         <w:t xml:space="preserve">", </w:t>
       </w:r>
-      <w:proofErr w:type="spellStart"/>
       <w:r>
         <w:rPr>
           <w:rFonts w:cs="Times New Roman"/>
         </w:rPr>
         <w:t>EntryPoint</w:t>
       </w:r>
-      <w:proofErr w:type="spellEnd"/>
       <w:r>
         <w:rPr>
           <w:rFonts w:cs="Times New Roman"/>
@@ -6464,7 +5487,15 @@
           <w:rFonts w:cs="Times New Roman"/>
           <w:lang w:val="ru-RU"/>
         </w:rPr>
-        <w:t xml:space="preserve"># обращается к платформенной библиотеке </w:t>
+        <w:t xml:space="preserve"># обращается к </w:t>
+      </w:r>
+      <w:r>
+        <w:rPr>
+          <w:rFonts w:cs="Times New Roman"/>
+          <w:lang w:val="ru-RU"/>
+        </w:rPr>
+        <w:lastRenderedPageBreak/>
+        <w:t xml:space="preserve">платформенной библиотеке </w:t>
       </w:r>
       <w:r>
         <w:rPr>
@@ -6478,6 +5509,53 @@
           <w:lang w:val="ru-RU"/>
         </w:rPr>
         <w:t xml:space="preserve"> [12].</w:t>
+      </w:r>
+      <w:r>
+        <w:rPr>
+          <w:noProof/>
+        </w:rPr>
+        <w:t xml:space="preserve"> </w:t>
+      </w:r>
+      <w:r>
+        <w:rPr>
+          <w:rFonts w:cs="Times New Roman"/>
+          <w:lang w:val="ru-RU"/>
+        </w:rPr>
+        <w:drawing>
+          <wp:inline distT="0" distB="0" distL="0" distR="0" wp14:anchorId="6F32B924" wp14:editId="5C7C7863">
+            <wp:extent cx="6120130" cy="3825875"/>
+            <wp:effectExtent l="0" t="0" r="0" b="3175"/>
+            <wp:docPr id="1373808683" name="Рисунок 1"/>
+            <wp:cNvGraphicFramePr>
+              <a:graphicFrameLocks xmlns:a="http://schemas.openxmlformats.org/drawingml/2006/main" noChangeAspect="1"/>
+            </wp:cNvGraphicFramePr>
+            <a:graphic xmlns:a="http://schemas.openxmlformats.org/drawingml/2006/main">
+              <a:graphicData uri="http://schemas.openxmlformats.org/drawingml/2006/picture">
+                <pic:pic xmlns:pic="http://schemas.openxmlformats.org/drawingml/2006/picture">
+                  <pic:nvPicPr>
+                    <pic:cNvPr id="1373808683" name=""/>
+                    <pic:cNvPicPr/>
+                  </pic:nvPicPr>
+                  <pic:blipFill>
+                    <a:blip r:embed="rId13"/>
+                    <a:stretch>
+                      <a:fillRect/>
+                    </a:stretch>
+                  </pic:blipFill>
+                  <pic:spPr>
+                    <a:xfrm>
+                      <a:off x="0" y="0"/>
+                      <a:ext cx="6120130" cy="3825875"/>
+                    </a:xfrm>
+                    <a:prstGeom prst="rect">
+                      <a:avLst/>
+                    </a:prstGeom>
+                  </pic:spPr>
+                </pic:pic>
+              </a:graphicData>
+            </a:graphic>
+          </wp:inline>
+        </w:drawing>
       </w:r>
     </w:p>
     <w:p>
@@ -6494,14 +5572,12 @@
         </w:rPr>
         <w:t xml:space="preserve">Дополнение. В </w:t>
       </w:r>
-      <w:proofErr w:type="spellStart"/>
       <w:r>
         <w:rPr>
           <w:rFonts w:cs="Times New Roman"/>
         </w:rPr>
         <w:t>LiveActivityDemo</w:t>
       </w:r>
-      <w:proofErr w:type="spellEnd"/>
       <w:r>
         <w:rPr>
           <w:rFonts w:cs="Times New Roman"/>
@@ -6509,14 +5585,12 @@
         </w:rPr>
         <w:t>.</w:t>
       </w:r>
-      <w:proofErr w:type="spellStart"/>
       <w:r>
         <w:rPr>
           <w:rFonts w:cs="Times New Roman"/>
         </w:rPr>
         <w:t>csproj</w:t>
       </w:r>
-      <w:proofErr w:type="spellEnd"/>
       <w:r>
         <w:rPr>
           <w:rFonts w:cs="Times New Roman"/>
@@ -6550,14 +5624,12 @@
         </w:rPr>
         <w:t>/</w:t>
       </w:r>
-      <w:proofErr w:type="spellStart"/>
       <w:r>
         <w:rPr>
           <w:rFonts w:cs="Times New Roman"/>
         </w:rPr>
         <w:t>LiveActivityBridge</w:t>
       </w:r>
-      <w:proofErr w:type="spellEnd"/>
       <w:r>
         <w:rPr>
           <w:rFonts w:cs="Times New Roman"/>
@@ -6565,14 +5637,12 @@
         </w:rPr>
         <w:t>.</w:t>
       </w:r>
-      <w:proofErr w:type="spellStart"/>
       <w:r>
         <w:rPr>
           <w:rFonts w:cs="Times New Roman"/>
         </w:rPr>
         <w:t>xcframework</w:t>
       </w:r>
-      <w:proofErr w:type="spellEnd"/>
       <w:r>
         <w:rPr>
           <w:rFonts w:cs="Times New Roman"/>
@@ -6580,14 +5650,12 @@
         </w:rPr>
         <w:t xml:space="preserve"> через </w:t>
       </w:r>
-      <w:proofErr w:type="spellStart"/>
       <w:r>
         <w:rPr>
           <w:rFonts w:cs="Times New Roman"/>
         </w:rPr>
         <w:t>NativeReference</w:t>
       </w:r>
-      <w:proofErr w:type="spellEnd"/>
       <w:r>
         <w:rPr>
           <w:rFonts w:cs="Times New Roman"/>
@@ -6611,7 +5679,7 @@
           <w:color w:val="auto"/>
           <w:lang w:val="ru-RU"/>
         </w:rPr>
-        <w:t>3.3. Вывод по проекту (12 предложений)</w:t>
+        <w:t xml:space="preserve">3.3. Вывод по проекту </w:t>
       </w:r>
     </w:p>
     <w:p>
@@ -6628,14 +5696,12 @@
         </w:rPr>
         <w:t xml:space="preserve">Для анализа выбран официальный пример </w:t>
       </w:r>
-      <w:proofErr w:type="spellStart"/>
       <w:r>
         <w:rPr>
           <w:rFonts w:cs="Times New Roman"/>
         </w:rPr>
         <w:t>LiveActivityDemo</w:t>
       </w:r>
-      <w:proofErr w:type="spellEnd"/>
       <w:r>
         <w:rPr>
           <w:rFonts w:cs="Times New Roman"/>
@@ -6721,14 +5787,12 @@
         </w:rPr>
         <w:t>.</w:t>
       </w:r>
-      <w:proofErr w:type="spellStart"/>
       <w:r>
         <w:rPr>
           <w:rFonts w:cs="Times New Roman"/>
         </w:rPr>
         <w:t>xaml</w:t>
       </w:r>
-      <w:proofErr w:type="spellEnd"/>
       <w:r>
         <w:rPr>
           <w:rFonts w:cs="Times New Roman"/>
@@ -6736,14 +5800,12 @@
         </w:rPr>
         <w:t xml:space="preserve"> и </w:t>
       </w:r>
-      <w:proofErr w:type="spellStart"/>
       <w:r>
         <w:rPr>
           <w:rFonts w:cs="Times New Roman"/>
         </w:rPr>
         <w:t>MainPage</w:t>
       </w:r>
-      <w:proofErr w:type="spellEnd"/>
       <w:r>
         <w:rPr>
           <w:rFonts w:cs="Times New Roman"/>
@@ -6751,14 +5813,12 @@
         </w:rPr>
         <w:t>.</w:t>
       </w:r>
-      <w:proofErr w:type="spellStart"/>
       <w:r>
         <w:rPr>
           <w:rFonts w:cs="Times New Roman"/>
         </w:rPr>
         <w:t>xaml</w:t>
       </w:r>
-      <w:proofErr w:type="spellEnd"/>
       <w:r>
         <w:rPr>
           <w:rFonts w:cs="Times New Roman"/>
@@ -6766,14 +5826,12 @@
         </w:rPr>
         <w:t xml:space="preserve">. Обработчики пользовательских действий находятся в </w:t>
       </w:r>
-      <w:proofErr w:type="spellStart"/>
       <w:r>
         <w:rPr>
           <w:rFonts w:cs="Times New Roman"/>
         </w:rPr>
         <w:t>MainPage</w:t>
       </w:r>
-      <w:proofErr w:type="spellEnd"/>
       <w:r>
         <w:rPr>
           <w:rFonts w:cs="Times New Roman"/>
@@ -6781,14 +5839,12 @@
         </w:rPr>
         <w:t>.</w:t>
       </w:r>
-      <w:proofErr w:type="spellStart"/>
       <w:r>
         <w:rPr>
           <w:rFonts w:cs="Times New Roman"/>
         </w:rPr>
         <w:t>xaml</w:t>
       </w:r>
-      <w:proofErr w:type="spellEnd"/>
       <w:r>
         <w:rPr>
           <w:rFonts w:cs="Times New Roman"/>
@@ -6807,15 +5863,7 @@
           <w:rFonts w:cs="Times New Roman"/>
           <w:lang w:val="ru-RU"/>
         </w:rPr>
-        <w:t xml:space="preserve">. Большая часть </w:t>
-      </w:r>
-      <w:r>
-        <w:rPr>
-          <w:rFonts w:cs="Times New Roman"/>
-          <w:lang w:val="ru-RU"/>
-        </w:rPr>
-        <w:lastRenderedPageBreak/>
-        <w:t xml:space="preserve">видимой структуры приложения организована средствами </w:t>
+        <w:t xml:space="preserve">. Большая часть видимой структуры приложения организована средствами </w:t>
       </w:r>
       <w:r>
         <w:rPr>
@@ -6869,14 +5917,12 @@
         </w:rPr>
         <w:t xml:space="preserve">. Для доступа к </w:t>
       </w:r>
-      <w:proofErr w:type="spellStart"/>
       <w:r>
         <w:rPr>
           <w:rFonts w:cs="Times New Roman"/>
         </w:rPr>
         <w:t>ActivityKit</w:t>
       </w:r>
-      <w:proofErr w:type="spellEnd"/>
       <w:r>
         <w:rPr>
           <w:rFonts w:cs="Times New Roman"/>
@@ -6908,23 +5954,7 @@
           <w:rFonts w:cs="Times New Roman"/>
           <w:lang w:val="ru-RU"/>
         </w:rPr>
-        <w:t xml:space="preserve">. </w:t>
-      </w:r>
-      <w:proofErr w:type="spellStart"/>
-      <w:r>
-        <w:rPr>
-          <w:rFonts w:cs="Times New Roman"/>
-          <w:lang w:val="ru-RU"/>
-        </w:rPr>
-        <w:t>Платформозависимость</w:t>
-      </w:r>
-      <w:proofErr w:type="spellEnd"/>
-      <w:r>
-        <w:rPr>
-          <w:rFonts w:cs="Times New Roman"/>
-          <w:lang w:val="ru-RU"/>
-        </w:rPr>
-        <w:t xml:space="preserve"> явно обозначена директивами условной компиляции #</w:t>
+        <w:t>. Платформозависимость явно обозначена директивами условной компиляции #</w:t>
       </w:r>
       <w:r>
         <w:rPr>
@@ -7165,16 +6195,22 @@
           <w:rFonts w:cs="Times New Roman"/>
           <w:lang w:val="ru-RU"/>
         </w:rPr>
-        <w:t xml:space="preserve"> основная часть приложения не привязана к одной ОС. Особенность </w:t>
-      </w:r>
-      <w:proofErr w:type="spellStart"/>
+        <w:t xml:space="preserve"> основная часть приложения не привязана к </w:t>
+      </w:r>
+      <w:r>
+        <w:rPr>
+          <w:rFonts w:cs="Times New Roman"/>
+          <w:lang w:val="ru-RU"/>
+        </w:rPr>
+        <w:lastRenderedPageBreak/>
+        <w:t xml:space="preserve">одной ОС. Особенность </w:t>
+      </w:r>
       <w:r>
         <w:rPr>
           <w:rFonts w:cs="Times New Roman"/>
         </w:rPr>
         <w:t>LiveActivityDemo</w:t>
       </w:r>
-      <w:proofErr w:type="spellEnd"/>
       <w:r>
         <w:rPr>
           <w:rFonts w:cs="Times New Roman"/>
@@ -7221,14 +6257,12 @@
         </w:rPr>
         <w:t xml:space="preserve">. Поэтому вызовы </w:t>
       </w:r>
-      <w:proofErr w:type="spellStart"/>
       <w:r>
         <w:rPr>
           <w:rFonts w:cs="Times New Roman"/>
         </w:rPr>
         <w:t>ActivityKit</w:t>
       </w:r>
-      <w:proofErr w:type="spellEnd"/>
       <w:r>
         <w:rPr>
           <w:rFonts w:cs="Times New Roman"/>
@@ -7301,36 +6335,18 @@
         </w:rPr>
         <w:t xml:space="preserve">. В конфигурации проекта также прописано подключение </w:t>
       </w:r>
-      <w:proofErr w:type="spellStart"/>
       <w:r>
         <w:rPr>
           <w:rFonts w:cs="Times New Roman"/>
         </w:rPr>
         <w:t>XCFramework</w:t>
       </w:r>
-      <w:proofErr w:type="spellEnd"/>
-      <w:r>
-        <w:rPr>
-          <w:rFonts w:cs="Times New Roman"/>
-          <w:lang w:val="ru-RU"/>
-        </w:rPr>
-        <w:t xml:space="preserve">. Значит, граница проходит между общим интерфейсом и нативной функцией. Такой подход удобен: большую часть кода можно </w:t>
-      </w:r>
-      <w:proofErr w:type="spellStart"/>
-      <w:r>
-        <w:rPr>
-          <w:rFonts w:cs="Times New Roman"/>
-          <w:lang w:val="ru-RU"/>
-        </w:rPr>
-        <w:t>переиспользовать</w:t>
-      </w:r>
-      <w:proofErr w:type="spellEnd"/>
-      <w:r>
-        <w:rPr>
-          <w:rFonts w:cs="Times New Roman"/>
-          <w:lang w:val="ru-RU"/>
-        </w:rPr>
-        <w:t>, а специфическую возможность реализовать отдельно для каждой платформы.</w:t>
+      <w:r>
+        <w:rPr>
+          <w:rFonts w:cs="Times New Roman"/>
+          <w:lang w:val="ru-RU"/>
+        </w:rPr>
+        <w:t>. Значит, граница проходит между общим интерфейсом и нативной функцией. Такой подход удобен: большую часть кода можно переиспользовать, а специфическую возможность реализовать отдельно для каждой платформы.</w:t>
       </w:r>
     </w:p>
     <w:p>
@@ -7510,7 +6526,6 @@
                 <w:rFonts w:cs="Times New Roman"/>
               </w:rPr>
             </w:pPr>
-            <w:proofErr w:type="spellStart"/>
             <w:r>
               <w:rPr>
                 <w:rFonts w:cs="Times New Roman"/>
@@ -7519,7 +6534,6 @@
               </w:rPr>
               <w:t>Критерий</w:t>
             </w:r>
-            <w:proofErr w:type="spellEnd"/>
           </w:p>
         </w:tc>
         <w:tc>
@@ -7588,31 +6602,13 @@
                 <w:rFonts w:cs="Times New Roman"/>
               </w:rPr>
             </w:pPr>
-            <w:proofErr w:type="spellStart"/>
-            <w:r>
-              <w:rPr>
-                <w:rFonts w:cs="Times New Roman"/>
-                <w:sz w:val="18"/>
-              </w:rPr>
-              <w:t>Целевые</w:t>
-            </w:r>
-            <w:proofErr w:type="spellEnd"/>
-            <w:r>
-              <w:rPr>
-                <w:rFonts w:cs="Times New Roman"/>
-                <w:sz w:val="18"/>
-              </w:rPr>
-              <w:t xml:space="preserve"> </w:t>
-            </w:r>
-            <w:proofErr w:type="spellStart"/>
-            <w:r>
-              <w:rPr>
-                <w:rFonts w:cs="Times New Roman"/>
-                <w:sz w:val="18"/>
-              </w:rPr>
-              <w:t>платформы</w:t>
-            </w:r>
-            <w:proofErr w:type="spellEnd"/>
+            <w:r>
+              <w:rPr>
+                <w:rFonts w:cs="Times New Roman"/>
+                <w:sz w:val="18"/>
+              </w:rPr>
+              <w:t>Целевые платформы</w:t>
+            </w:r>
           </w:p>
         </w:tc>
         <w:tc>
@@ -7687,47 +6683,13 @@
                 <w:rFonts w:cs="Times New Roman"/>
               </w:rPr>
             </w:pPr>
-            <w:proofErr w:type="spellStart"/>
-            <w:r>
-              <w:rPr>
-                <w:rFonts w:cs="Times New Roman"/>
-                <w:sz w:val="18"/>
-              </w:rPr>
-              <w:t>Языки</w:t>
-            </w:r>
-            <w:proofErr w:type="spellEnd"/>
-            <w:r>
-              <w:rPr>
-                <w:rFonts w:cs="Times New Roman"/>
-                <w:sz w:val="18"/>
-              </w:rPr>
-              <w:t xml:space="preserve"> и </w:t>
-            </w:r>
-            <w:proofErr w:type="spellStart"/>
-            <w:r>
-              <w:rPr>
-                <w:rFonts w:cs="Times New Roman"/>
-                <w:sz w:val="18"/>
-              </w:rPr>
-              <w:t>входной</w:t>
-            </w:r>
-            <w:proofErr w:type="spellEnd"/>
-            <w:r>
-              <w:rPr>
-                <w:rFonts w:cs="Times New Roman"/>
-                <w:sz w:val="18"/>
-              </w:rPr>
-              <w:t xml:space="preserve"> </w:t>
-            </w:r>
-            <w:proofErr w:type="spellStart"/>
-            <w:r>
-              <w:rPr>
-                <w:rFonts w:cs="Times New Roman"/>
-                <w:sz w:val="18"/>
-              </w:rPr>
-              <w:t>порог</w:t>
-            </w:r>
-            <w:proofErr w:type="spellEnd"/>
+            <w:r>
+              <w:rPr>
+                <w:rFonts w:cs="Times New Roman"/>
+                <w:sz w:val="18"/>
+              </w:rPr>
+              <w:t>Языки и входной порог</w:t>
+            </w:r>
           </w:p>
         </w:tc>
         <w:tc>
@@ -7897,7 +6859,6 @@
               </w:rPr>
               <w:t xml:space="preserve"> на основе </w:t>
             </w:r>
-            <w:proofErr w:type="spellStart"/>
             <w:r>
               <w:rPr>
                 <w:rFonts w:cs="Times New Roman"/>
@@ -7905,7 +6866,6 @@
               </w:rPr>
               <w:t>WinUI</w:t>
             </w:r>
-            <w:proofErr w:type="spellEnd"/>
             <w:r>
               <w:rPr>
                 <w:rFonts w:cs="Times New Roman"/>
@@ -7999,17 +6959,8 @@
                 <w:rFonts w:cs="Times New Roman"/>
                 <w:sz w:val="18"/>
               </w:rPr>
-              <w:t xml:space="preserve">UI и </w:t>
-            </w:r>
-            <w:proofErr w:type="spellStart"/>
-            <w:r>
-              <w:rPr>
-                <w:rFonts w:cs="Times New Roman"/>
-                <w:sz w:val="18"/>
-              </w:rPr>
-              <w:t>рендеринг</w:t>
-            </w:r>
-            <w:proofErr w:type="spellEnd"/>
+              <w:t>UI и рендеринг</w:t>
+            </w:r>
           </w:p>
         </w:tc>
         <w:tc>
@@ -8056,7 +7007,6 @@
               </w:rPr>
               <w:t xml:space="preserve"> и </w:t>
             </w:r>
-            <w:proofErr w:type="spellStart"/>
             <w:r>
               <w:rPr>
                 <w:rFonts w:cs="Times New Roman"/>
@@ -8064,7 +7014,6 @@
               </w:rPr>
               <w:t>WinUI</w:t>
             </w:r>
-            <w:proofErr w:type="spellEnd"/>
             <w:r>
               <w:rPr>
                 <w:rFonts w:cs="Times New Roman"/>
@@ -8103,7 +7052,6 @@
                 <w:rFonts w:cs="Times New Roman"/>
               </w:rPr>
             </w:pPr>
-            <w:proofErr w:type="spellStart"/>
             <w:r>
               <w:rPr>
                 <w:rFonts w:cs="Times New Roman"/>
@@ -8111,7 +7059,6 @@
               </w:rPr>
               <w:t>WinUI</w:t>
             </w:r>
-            <w:proofErr w:type="spellEnd"/>
             <w:r>
               <w:rPr>
                 <w:rFonts w:cs="Times New Roman"/>
@@ -8120,7 +7067,6 @@
               </w:rPr>
               <w:t xml:space="preserve">-подобная модель; </w:t>
             </w:r>
-            <w:proofErr w:type="spellStart"/>
             <w:r>
               <w:rPr>
                 <w:rFonts w:cs="Times New Roman"/>
@@ -8128,7 +7074,6 @@
               </w:rPr>
               <w:t>Skia</w:t>
             </w:r>
-            <w:proofErr w:type="spellEnd"/>
             <w:r>
               <w:rPr>
                 <w:rFonts w:cs="Times New Roman"/>
@@ -8152,7 +7097,6 @@
               </w:rPr>
               <w:t xml:space="preserve"> и </w:t>
             </w:r>
-            <w:proofErr w:type="spellStart"/>
             <w:r>
               <w:rPr>
                 <w:rFonts w:cs="Times New Roman"/>
@@ -8160,7 +7104,6 @@
               </w:rPr>
               <w:t>Skia</w:t>
             </w:r>
-            <w:proofErr w:type="spellEnd"/>
             <w:r>
               <w:rPr>
                 <w:rFonts w:cs="Times New Roman"/>
@@ -8184,7 +7127,6 @@
               </w:rPr>
               <w:t xml:space="preserve">, нативный </w:t>
             </w:r>
-            <w:proofErr w:type="spellStart"/>
             <w:r>
               <w:rPr>
                 <w:rFonts w:cs="Times New Roman"/>
@@ -8192,7 +7134,6 @@
               </w:rPr>
               <w:t>WinUI</w:t>
             </w:r>
-            <w:proofErr w:type="spellEnd"/>
             <w:r>
               <w:rPr>
                 <w:rFonts w:cs="Times New Roman"/>
@@ -8274,31 +7215,13 @@
                 <w:rFonts w:cs="Times New Roman"/>
               </w:rPr>
             </w:pPr>
-            <w:proofErr w:type="spellStart"/>
-            <w:r>
-              <w:rPr>
-                <w:rFonts w:cs="Times New Roman"/>
-                <w:sz w:val="18"/>
-              </w:rPr>
-              <w:t>Ожидаемая</w:t>
-            </w:r>
-            <w:proofErr w:type="spellEnd"/>
-            <w:r>
-              <w:rPr>
-                <w:rFonts w:cs="Times New Roman"/>
-                <w:sz w:val="18"/>
-              </w:rPr>
-              <w:t xml:space="preserve"> </w:t>
-            </w:r>
-            <w:proofErr w:type="spellStart"/>
-            <w:r>
-              <w:rPr>
-                <w:rFonts w:cs="Times New Roman"/>
-                <w:sz w:val="18"/>
-              </w:rPr>
-              <w:t>производительность</w:t>
-            </w:r>
-            <w:proofErr w:type="spellEnd"/>
+            <w:r>
+              <w:rPr>
+                <w:rFonts w:cs="Times New Roman"/>
+                <w:sz w:val="18"/>
+              </w:rPr>
+              <w:t>Ожидаемая производительность</w:t>
+            </w:r>
           </w:p>
         </w:tc>
         <w:tc>
@@ -8364,7 +7287,6 @@
               </w:rPr>
               <w:t xml:space="preserve">. </w:t>
             </w:r>
-            <w:proofErr w:type="spellStart"/>
             <w:r>
               <w:rPr>
                 <w:rFonts w:cs="Times New Roman"/>
@@ -8372,7 +7294,6 @@
               </w:rPr>
               <w:t>Skia</w:t>
             </w:r>
-            <w:proofErr w:type="spellEnd"/>
             <w:r>
               <w:rPr>
                 <w:rFonts w:cs="Times New Roman"/>
@@ -8401,31 +7322,13 @@
                 <w:rFonts w:cs="Times New Roman"/>
               </w:rPr>
             </w:pPr>
-            <w:proofErr w:type="spellStart"/>
-            <w:r>
-              <w:rPr>
-                <w:rFonts w:cs="Times New Roman"/>
-                <w:sz w:val="18"/>
-              </w:rPr>
-              <w:t>Размер</w:t>
-            </w:r>
-            <w:proofErr w:type="spellEnd"/>
-            <w:r>
-              <w:rPr>
-                <w:rFonts w:cs="Times New Roman"/>
-                <w:sz w:val="18"/>
-              </w:rPr>
-              <w:t xml:space="preserve"> и </w:t>
-            </w:r>
-            <w:proofErr w:type="spellStart"/>
-            <w:r>
-              <w:rPr>
-                <w:rFonts w:cs="Times New Roman"/>
-                <w:sz w:val="18"/>
-              </w:rPr>
-              <w:t>ресурсы</w:t>
-            </w:r>
-            <w:proofErr w:type="spellEnd"/>
+            <w:r>
+              <w:rPr>
+                <w:rFonts w:cs="Times New Roman"/>
+                <w:sz w:val="18"/>
+              </w:rPr>
+              <w:t>Размер и ресурсы</w:t>
+            </w:r>
           </w:p>
         </w:tc>
         <w:tc>
@@ -8519,7 +7422,6 @@
               </w:rPr>
               <w:t xml:space="preserve">Ресурсы зависят от </w:t>
             </w:r>
-            <w:proofErr w:type="spellStart"/>
             <w:r>
               <w:rPr>
                 <w:rFonts w:cs="Times New Roman"/>
@@ -8527,7 +7429,6 @@
               </w:rPr>
               <w:t>Skia</w:t>
             </w:r>
-            <w:proofErr w:type="spellEnd"/>
             <w:r>
               <w:rPr>
                 <w:rFonts w:cs="Times New Roman"/>
@@ -8587,31 +7488,13 @@
                 <w:rFonts w:cs="Times New Roman"/>
               </w:rPr>
             </w:pPr>
-            <w:proofErr w:type="spellStart"/>
-            <w:r>
-              <w:rPr>
-                <w:rFonts w:cs="Times New Roman"/>
-                <w:sz w:val="18"/>
-              </w:rPr>
-              <w:t>Экосистема</w:t>
-            </w:r>
-            <w:proofErr w:type="spellEnd"/>
-            <w:r>
-              <w:rPr>
-                <w:rFonts w:cs="Times New Roman"/>
-                <w:sz w:val="18"/>
-              </w:rPr>
-              <w:t xml:space="preserve"> и </w:t>
-            </w:r>
-            <w:proofErr w:type="spellStart"/>
-            <w:r>
-              <w:rPr>
-                <w:rFonts w:cs="Times New Roman"/>
-                <w:sz w:val="18"/>
-              </w:rPr>
-              <w:t>зрелость</w:t>
-            </w:r>
-            <w:proofErr w:type="spellEnd"/>
+            <w:r>
+              <w:rPr>
+                <w:rFonts w:cs="Times New Roman"/>
+                <w:sz w:val="18"/>
+              </w:rPr>
+              <w:t>Экосистема и зрелость</w:t>
+            </w:r>
           </w:p>
         </w:tc>
         <w:tc>
@@ -8759,7 +7642,6 @@
               </w:rPr>
               <w:t xml:space="preserve">, </w:t>
             </w:r>
-            <w:proofErr w:type="spellStart"/>
             <w:r>
               <w:rPr>
                 <w:rFonts w:cs="Times New Roman"/>
@@ -8767,7 +7649,6 @@
               </w:rPr>
               <w:t>WinUI</w:t>
             </w:r>
-            <w:proofErr w:type="spellEnd"/>
             <w:r>
               <w:rPr>
                 <w:rFonts w:cs="Times New Roman"/>
@@ -8901,31 +7782,13 @@
                 <w:rFonts w:cs="Times New Roman"/>
               </w:rPr>
             </w:pPr>
-            <w:proofErr w:type="spellStart"/>
-            <w:r>
-              <w:rPr>
-                <w:rFonts w:cs="Times New Roman"/>
-                <w:sz w:val="18"/>
-              </w:rPr>
-              <w:t>Актуальность</w:t>
-            </w:r>
-            <w:proofErr w:type="spellEnd"/>
-            <w:r>
-              <w:rPr>
-                <w:rFonts w:cs="Times New Roman"/>
-                <w:sz w:val="18"/>
-              </w:rPr>
-              <w:t xml:space="preserve"> </w:t>
-            </w:r>
-            <w:proofErr w:type="spellStart"/>
-            <w:r>
-              <w:rPr>
-                <w:rFonts w:cs="Times New Roman"/>
-                <w:sz w:val="18"/>
-              </w:rPr>
-              <w:t>релизов</w:t>
-            </w:r>
-            <w:proofErr w:type="spellEnd"/>
+            <w:r>
+              <w:rPr>
+                <w:rFonts w:cs="Times New Roman"/>
+                <w:sz w:val="18"/>
+              </w:rPr>
+              <w:t>Актуальность релизов</w:t>
+            </w:r>
           </w:p>
         </w:tc>
         <w:tc>
@@ -9077,31 +7940,13 @@
                 <w:rFonts w:cs="Times New Roman"/>
               </w:rPr>
             </w:pPr>
-            <w:proofErr w:type="spellStart"/>
-            <w:r>
-              <w:rPr>
-                <w:rFonts w:cs="Times New Roman"/>
-                <w:sz w:val="18"/>
-              </w:rPr>
-              <w:t>Лицензия</w:t>
-            </w:r>
-            <w:proofErr w:type="spellEnd"/>
-            <w:r>
-              <w:rPr>
-                <w:rFonts w:cs="Times New Roman"/>
-                <w:sz w:val="18"/>
-              </w:rPr>
-              <w:t xml:space="preserve"> и </w:t>
-            </w:r>
-            <w:proofErr w:type="spellStart"/>
-            <w:r>
-              <w:rPr>
-                <w:rFonts w:cs="Times New Roman"/>
-                <w:sz w:val="18"/>
-              </w:rPr>
-              <w:t>стоимость</w:t>
-            </w:r>
-            <w:proofErr w:type="spellEnd"/>
+            <w:r>
+              <w:rPr>
+                <w:rFonts w:cs="Times New Roman"/>
+                <w:sz w:val="18"/>
+              </w:rPr>
+              <w:t>Лицензия и стоимость</w:t>
+            </w:r>
           </w:p>
         </w:tc>
         <w:tc>
@@ -9247,7 +8092,6 @@
                 <w:rFonts w:cs="Times New Roman"/>
               </w:rPr>
             </w:pPr>
-            <w:proofErr w:type="spellStart"/>
             <w:r>
               <w:rPr>
                 <w:rFonts w:cs="Times New Roman"/>
@@ -9255,7 +8099,6 @@
               </w:rPr>
               <w:t>Распространение</w:t>
             </w:r>
-            <w:proofErr w:type="spellEnd"/>
           </w:p>
         </w:tc>
         <w:tc>
@@ -9276,15 +8119,7 @@
                 <w:rFonts w:cs="Times New Roman"/>
                 <w:sz w:val="18"/>
               </w:rPr>
-              <w:t xml:space="preserve">Android — APK/AAB, Google Play и </w:t>
-            </w:r>
-            <w:r>
-              <w:rPr>
-                <w:rFonts w:cs="Times New Roman"/>
-                <w:sz w:val="18"/>
-              </w:rPr>
-              <w:lastRenderedPageBreak/>
-              <w:t>RuStore; Windows — MSIX/установщик или корпоративное развёртывание.</w:t>
+              <w:t>Android — APK/AAB, Google Play и RuStore; Windows — MSIX/установщик или корпоративное развёртывание.</w:t>
             </w:r>
           </w:p>
         </w:tc>
@@ -9307,7 +8142,6 @@
                 <w:rFonts w:cs="Times New Roman"/>
                 <w:sz w:val="18"/>
               </w:rPr>
-              <w:lastRenderedPageBreak/>
               <w:t>Android</w:t>
             </w:r>
             <w:r>
@@ -9348,16 +8182,13 @@
               </w:rPr>
               <w:t xml:space="preserve">, магазины, включая </w:t>
             </w:r>
-            <w:proofErr w:type="spellStart"/>
-            <w:r>
-              <w:rPr>
-                <w:rFonts w:cs="Times New Roman"/>
-                <w:sz w:val="18"/>
-              </w:rPr>
-              <w:lastRenderedPageBreak/>
+            <w:r>
+              <w:rPr>
+                <w:rFonts w:cs="Times New Roman"/>
+                <w:sz w:val="18"/>
+              </w:rPr>
               <w:t>RuStore</w:t>
             </w:r>
-            <w:proofErr w:type="spellEnd"/>
             <w:r>
               <w:rPr>
                 <w:rFonts w:cs="Times New Roman"/>
@@ -9417,22 +8248,12 @@
                 <w:rFonts w:cs="Times New Roman"/>
               </w:rPr>
             </w:pPr>
-            <w:proofErr w:type="spellStart"/>
-            <w:r>
-              <w:rPr>
-                <w:rFonts w:cs="Times New Roman"/>
-                <w:sz w:val="18"/>
-              </w:rPr>
-              <w:lastRenderedPageBreak/>
-              <w:t>Отечественные</w:t>
-            </w:r>
-            <w:proofErr w:type="spellEnd"/>
-            <w:r>
-              <w:rPr>
-                <w:rFonts w:cs="Times New Roman"/>
-                <w:sz w:val="18"/>
-              </w:rPr>
-              <w:t xml:space="preserve"> ОС</w:t>
+            <w:r>
+              <w:rPr>
+                <w:rFonts w:cs="Times New Roman"/>
+                <w:sz w:val="18"/>
+              </w:rPr>
+              <w:t>Отечественные ОС</w:t>
             </w:r>
           </w:p>
         </w:tc>
@@ -9618,7 +8439,7 @@
           <w:rFonts w:ascii="Times New Roman" w:hAnsi="Times New Roman" w:cs="Times New Roman"/>
           <w:color w:val="auto"/>
         </w:rPr>
-        <w:t>4.1. Обоснованный выбор (200–300 слов)</w:t>
+        <w:t>4.1. Обоснованный выбор</w:t>
       </w:r>
     </w:p>
     <w:p>
@@ -9836,6 +8657,7 @@
         <w:rPr>
           <w:rFonts w:cs="Times New Roman"/>
         </w:rPr>
+        <w:lastRenderedPageBreak/>
         <w:t>UI</w:t>
       </w:r>
       <w:r>
@@ -9989,14 +8811,12 @@
         </w:rPr>
         <w:t xml:space="preserve"> и </w:t>
       </w:r>
-      <w:proofErr w:type="spellStart"/>
       <w:r>
         <w:rPr>
           <w:rFonts w:cs="Times New Roman"/>
         </w:rPr>
         <w:t>WebAssembly</w:t>
       </w:r>
-      <w:proofErr w:type="spellEnd"/>
       <w:r>
         <w:rPr>
           <w:rFonts w:cs="Times New Roman"/>
@@ -10004,14 +8824,12 @@
         </w:rPr>
         <w:t xml:space="preserve">, а рендеринг </w:t>
       </w:r>
-      <w:proofErr w:type="spellStart"/>
       <w:r>
         <w:rPr>
           <w:rFonts w:cs="Times New Roman"/>
         </w:rPr>
         <w:t>Skia</w:t>
       </w:r>
-      <w:proofErr w:type="spellEnd"/>
       <w:r>
         <w:rPr>
           <w:rFonts w:cs="Times New Roman"/>
@@ -10192,7 +9010,6 @@
         <w:rPr>
           <w:rFonts w:cs="Times New Roman"/>
         </w:rPr>
-        <w:lastRenderedPageBreak/>
         <w:t>CLR</w:t>
       </w:r>
       <w:r>
@@ -10202,14 +9019,12 @@
         </w:rPr>
         <w:t xml:space="preserve">, </w:t>
       </w:r>
-      <w:proofErr w:type="spellStart"/>
       <w:r>
         <w:rPr>
           <w:rFonts w:cs="Times New Roman"/>
         </w:rPr>
         <w:t>WebAssembly</w:t>
       </w:r>
-      <w:proofErr w:type="spellEnd"/>
       <w:r>
         <w:rPr>
           <w:rFonts w:cs="Times New Roman"/>
@@ -10217,14 +9032,12 @@
         </w:rPr>
         <w:t xml:space="preserve">), исходного кода (перекомпиляция, </w:t>
       </w:r>
-      <w:proofErr w:type="spellStart"/>
       <w:r>
         <w:rPr>
           <w:rFonts w:cs="Times New Roman"/>
         </w:rPr>
         <w:t>CMake</w:t>
       </w:r>
-      <w:proofErr w:type="spellEnd"/>
       <w:r>
         <w:rPr>
           <w:rFonts w:cs="Times New Roman"/>
@@ -10316,7 +9129,6 @@
         </w:rPr>
         <w:t xml:space="preserve"> и </w:t>
       </w:r>
-      <w:proofErr w:type="spellStart"/>
       <w:r>
         <w:rPr>
           <w:rFonts w:cs="Times New Roman"/>
@@ -10324,7 +9136,6 @@
         </w:rPr>
         <w:t>WebAssembly</w:t>
       </w:r>
-      <w:proofErr w:type="spellEnd"/>
       <w:r>
         <w:rPr>
           <w:rFonts w:cs="Times New Roman"/>
@@ -10367,14 +9178,12 @@
         </w:rPr>
         <w:t xml:space="preserve"> и родственных языков на установленной виртуальной машине. </w:t>
       </w:r>
-      <w:proofErr w:type="spellStart"/>
       <w:r>
         <w:rPr>
           <w:rFonts w:cs="Times New Roman"/>
         </w:rPr>
         <w:t>WebAssembly</w:t>
       </w:r>
-      <w:proofErr w:type="spellEnd"/>
       <w:r>
         <w:rPr>
           <w:rFonts w:cs="Times New Roman"/>
@@ -10549,14 +9358,12 @@
         </w:rPr>
         <w:t xml:space="preserve">, </w:t>
       </w:r>
-      <w:proofErr w:type="spellStart"/>
       <w:r>
         <w:rPr>
           <w:rFonts w:cs="Times New Roman"/>
         </w:rPr>
         <w:t>TurboModules</w:t>
       </w:r>
-      <w:proofErr w:type="spellEnd"/>
       <w:r>
         <w:rPr>
           <w:rFonts w:cs="Times New Roman"/>
@@ -10617,6 +9424,7 @@
         <w:rPr>
           <w:rFonts w:cs="Times New Roman"/>
         </w:rPr>
+        <w:lastRenderedPageBreak/>
         <w:t>Kotlin</w:t>
       </w:r>
       <w:r>
@@ -10811,14 +9619,12 @@
         </w:rPr>
         <w:t>.</w:t>
       </w:r>
-      <w:proofErr w:type="spellStart"/>
       <w:r>
         <w:rPr>
           <w:rFonts w:cs="Times New Roman"/>
         </w:rPr>
         <w:t>js</w:t>
       </w:r>
-      <w:proofErr w:type="spellEnd"/>
       <w:r>
         <w:rPr>
           <w:rFonts w:cs="Times New Roman"/>
@@ -10953,7 +9759,6 @@
         </w:rPr>
         <w:t xml:space="preserve">8. Особенности </w:t>
       </w:r>
-      <w:proofErr w:type="spellStart"/>
       <w:r>
         <w:rPr>
           <w:rFonts w:cs="Times New Roman"/>
@@ -10961,7 +9766,6 @@
         </w:rPr>
         <w:t>RuStore</w:t>
       </w:r>
-      <w:proofErr w:type="spellEnd"/>
       <w:r>
         <w:rPr>
           <w:rFonts w:cs="Times New Roman"/>
@@ -11008,14 +9812,12 @@
           <w:lang w:val="ru-RU"/>
         </w:rPr>
       </w:pPr>
-      <w:proofErr w:type="spellStart"/>
       <w:r>
         <w:rPr>
           <w:rFonts w:cs="Times New Roman"/>
         </w:rPr>
         <w:t>RuStore</w:t>
       </w:r>
-      <w:proofErr w:type="spellEnd"/>
       <w:r>
         <w:rPr>
           <w:rFonts w:cs="Times New Roman"/>
@@ -11176,7 +9978,6 @@
         </w:rPr>
         <w:t xml:space="preserve">10. Роль </w:t>
       </w:r>
-      <w:proofErr w:type="spellStart"/>
       <w:r>
         <w:rPr>
           <w:rFonts w:cs="Times New Roman"/>
@@ -11184,7 +9985,6 @@
         </w:rPr>
         <w:t>CMake</w:t>
       </w:r>
-      <w:proofErr w:type="spellEnd"/>
       <w:r>
         <w:rPr>
           <w:rFonts w:cs="Times New Roman"/>
@@ -11229,14 +10029,12 @@
         </w:rPr>
         <w:t xml:space="preserve"> задаёт единые интерфейсы для совместимых ОС, уменьшая платформенные различия исходного кода. </w:t>
       </w:r>
-      <w:proofErr w:type="spellStart"/>
       <w:r>
         <w:rPr>
           <w:rFonts w:cs="Times New Roman"/>
         </w:rPr>
         <w:t>CMake</w:t>
       </w:r>
-      <w:proofErr w:type="spellEnd"/>
       <w:r>
         <w:rPr>
           <w:rFonts w:cs="Times New Roman"/>
@@ -11259,7 +10057,6 @@
           <w:b/>
           <w:lang w:val="ru-RU"/>
         </w:rPr>
-        <w:lastRenderedPageBreak/>
         <w:t xml:space="preserve">11. Почему </w:t>
       </w:r>
       <w:r>
@@ -11709,6 +10506,7 @@
           <w:rFonts w:cs="Times New Roman"/>
           <w:sz w:val="19"/>
         </w:rPr>
+        <w:lastRenderedPageBreak/>
         <w:t>[8] .NET MAUI releases: https://github.com/dotnet/maui/releases</w:t>
       </w:r>
     </w:p>
@@ -11923,7 +10721,6 @@
         </w:rPr>
         <w:t>-</w:t>
       </w:r>
-      <w:proofErr w:type="spellStart"/>
       <w:r>
         <w:rPr>
           <w:rFonts w:cs="Times New Roman"/>
@@ -11931,7 +10728,6 @@
         </w:rPr>
         <w:t>scm</w:t>
       </w:r>
-      <w:proofErr w:type="spellEnd"/>
       <w:r>
         <w:rPr>
           <w:rFonts w:cs="Times New Roman"/>
@@ -12075,14 +10871,12 @@
         <w:br/>
         <w:t xml:space="preserve">4. Скачать пример </w:t>
       </w:r>
-      <w:proofErr w:type="spellStart"/>
       <w:r>
         <w:rPr>
           <w:rFonts w:cs="Times New Roman"/>
         </w:rPr>
         <w:t>LiveActivityDemo</w:t>
       </w:r>
-      <w:proofErr w:type="spellEnd"/>
       <w:r>
         <w:rPr>
           <w:rFonts w:cs="Times New Roman"/>
@@ -12127,15 +10921,7 @@
           <w:rFonts w:cs="Times New Roman"/>
           <w:lang w:val="ru-RU"/>
         </w:rPr>
-        <w:t xml:space="preserve"> и вставить </w:t>
-      </w:r>
-      <w:r>
-        <w:rPr>
-          <w:rFonts w:cs="Times New Roman"/>
-          <w:lang w:val="ru-RU"/>
-        </w:rPr>
-        <w:lastRenderedPageBreak/>
-        <w:t>скриншот дерева файлов. При необходимости уточнить состав необязательных папок.</w:t>
+        <w:t xml:space="preserve"> и вставить скриншот дерева файлов. При необходимости уточнить состав необязательных папок.</w:t>
       </w:r>
       <w:r>
         <w:rPr>

--- a/Практическая_работа_2_вариант_3_отчет.docx
+++ b/Практическая_работа_2_вариант_3_отчет.docx
@@ -260,12 +260,21 @@
           <w:lang w:val="ru-RU" w:eastAsia="ru-RU"/>
         </w:rPr>
       </w:pPr>
+      <w:proofErr w:type="spellStart"/>
       <w:r>
         <w:rPr>
           <w:rFonts w:eastAsia="Times New Roman" w:cs="Times New Roman"/>
           <w:lang w:val="ru-RU" w:eastAsia="ru-RU"/>
         </w:rPr>
-        <w:t>Бузыкова Юлия Сергеевна</w:t>
+        <w:t>Бузыкова</w:t>
+      </w:r>
+      <w:proofErr w:type="spellEnd"/>
+      <w:r>
+        <w:rPr>
+          <w:rFonts w:eastAsia="Times New Roman" w:cs="Times New Roman"/>
+          <w:lang w:val="ru-RU" w:eastAsia="ru-RU"/>
+        </w:rPr>
+        <w:t xml:space="preserve"> Юлия Сергеевна</w:t>
       </w:r>
     </w:p>
     <w:p>
@@ -321,13 +330,13 @@
         <w:jc w:val="center"/>
         <w:rPr>
           <w:rFonts w:eastAsia="Times New Roman" w:cs="Times New Roman"/>
-          <w:lang w:eastAsia="ru-RU"/>
+          <w:lang w:val="ru-RU" w:eastAsia="ru-RU"/>
         </w:rPr>
       </w:pPr>
       <w:r>
         <w:rPr>
           <w:rFonts w:eastAsia="Times New Roman" w:cs="Times New Roman"/>
-          <w:lang w:eastAsia="ru-RU"/>
+          <w:lang w:val="ru-RU" w:eastAsia="ru-RU"/>
         </w:rPr>
         <w:t>Москва – 2026</w:t>
       </w:r>
@@ -378,7 +387,23 @@
           <w:rFonts w:cs="Times New Roman"/>
           <w:lang w:val="ru-RU"/>
         </w:rPr>
-        <w:t xml:space="preserve">Изучить современные инструменты кросс-платформенной разработки, подготовить рабочее окружение, рассмотреть устройство реального проекта и сравнить две технологии для </w:t>
+        <w:t xml:space="preserve">Изучить современные инструменты </w:t>
+      </w:r>
+      <w:proofErr w:type="gramStart"/>
+      <w:r>
+        <w:rPr>
+          <w:rFonts w:cs="Times New Roman"/>
+          <w:lang w:val="ru-RU"/>
+        </w:rPr>
+        <w:t>кросс-платформенной</w:t>
+      </w:r>
+      <w:proofErr w:type="gramEnd"/>
+      <w:r>
+        <w:rPr>
+          <w:rFonts w:cs="Times New Roman"/>
+          <w:lang w:val="ru-RU"/>
+        </w:rPr>
+        <w:t xml:space="preserve"> разработки, подготовить рабочее окружение, рассмотреть устройство реального проекта и сравнить две технологии для </w:t>
       </w:r>
       <w:r>
         <w:rPr>
@@ -405,21 +430,6 @@
           <w:lang w:val="ru-RU"/>
         </w:rPr>
         <w:t>.</w:t>
-      </w:r>
-    </w:p>
-    <w:p>
-      <w:pPr>
-        <w:rPr>
-          <w:rFonts w:cs="Times New Roman"/>
-          <w:lang w:val="ru-RU"/>
-        </w:rPr>
-      </w:pPr>
-      <w:r>
-        <w:rPr>
-          <w:rFonts w:cs="Times New Roman"/>
-          <w:lang w:val="ru-RU"/>
-        </w:rPr>
-        <w:t>Дата проверки официальных релизов: 10.10.2026. Скриншоты задания 2 и дерево файлов задания 3 должны быть получены студентом на своём компьютере.</w:t>
       </w:r>
     </w:p>
     <w:p>
@@ -493,6 +503,7 @@
                 <w:rFonts w:cs="Times New Roman"/>
               </w:rPr>
             </w:pPr>
+            <w:proofErr w:type="spellStart"/>
             <w:r>
               <w:rPr>
                 <w:rFonts w:cs="Times New Roman"/>
@@ -501,6 +512,7 @@
               </w:rPr>
               <w:t>Категория</w:t>
             </w:r>
+            <w:proofErr w:type="spellEnd"/>
           </w:p>
         </w:tc>
         <w:tc>
@@ -517,6 +529,7 @@
                 <w:rFonts w:cs="Times New Roman"/>
               </w:rPr>
             </w:pPr>
+            <w:proofErr w:type="spellStart"/>
             <w:r>
               <w:rPr>
                 <w:rFonts w:cs="Times New Roman"/>
@@ -525,6 +538,7 @@
               </w:rPr>
               <w:t>Инструмент</w:t>
             </w:r>
+            <w:proofErr w:type="spellEnd"/>
           </w:p>
         </w:tc>
         <w:tc>
@@ -541,6 +555,7 @@
                 <w:rFonts w:cs="Times New Roman"/>
               </w:rPr>
             </w:pPr>
+            <w:proofErr w:type="spellStart"/>
             <w:r>
               <w:rPr>
                 <w:rFonts w:cs="Times New Roman"/>
@@ -549,6 +564,7 @@
               </w:rPr>
               <w:t>Разработчик</w:t>
             </w:r>
+            <w:proofErr w:type="spellEnd"/>
           </w:p>
         </w:tc>
         <w:tc>
@@ -565,6 +581,7 @@
                 <w:rFonts w:cs="Times New Roman"/>
               </w:rPr>
             </w:pPr>
+            <w:proofErr w:type="spellStart"/>
             <w:r>
               <w:rPr>
                 <w:rFonts w:cs="Times New Roman"/>
@@ -573,6 +590,7 @@
               </w:rPr>
               <w:t>Язык</w:t>
             </w:r>
+            <w:proofErr w:type="spellEnd"/>
           </w:p>
         </w:tc>
         <w:tc>
@@ -589,6 +607,7 @@
                 <w:rFonts w:cs="Times New Roman"/>
               </w:rPr>
             </w:pPr>
+            <w:proofErr w:type="spellStart"/>
             <w:r>
               <w:rPr>
                 <w:rFonts w:cs="Times New Roman"/>
@@ -597,6 +616,7 @@
               </w:rPr>
               <w:t>Платформы</w:t>
             </w:r>
+            <w:proofErr w:type="spellEnd"/>
           </w:p>
         </w:tc>
         <w:tc>
@@ -613,14 +633,34 @@
                 <w:rFonts w:cs="Times New Roman"/>
               </w:rPr>
             </w:pPr>
+            <w:proofErr w:type="spellStart"/>
             <w:r>
               <w:rPr>
                 <w:rFonts w:cs="Times New Roman"/>
                 <w:b/>
                 <w:sz w:val="15"/>
               </w:rPr>
-              <w:t>Механизм переносимости</w:t>
-            </w:r>
+              <w:t>Механизм</w:t>
+            </w:r>
+            <w:proofErr w:type="spellEnd"/>
+            <w:r>
+              <w:rPr>
+                <w:rFonts w:cs="Times New Roman"/>
+                <w:b/>
+                <w:sz w:val="15"/>
+              </w:rPr>
+              <w:t xml:space="preserve"> </w:t>
+            </w:r>
+            <w:proofErr w:type="spellStart"/>
+            <w:r>
+              <w:rPr>
+                <w:rFonts w:cs="Times New Roman"/>
+                <w:b/>
+                <w:sz w:val="15"/>
+              </w:rPr>
+              <w:t>переносимости</w:t>
+            </w:r>
+            <w:proofErr w:type="spellEnd"/>
           </w:p>
         </w:tc>
         <w:tc>
@@ -637,6 +677,7 @@
                 <w:rFonts w:cs="Times New Roman"/>
               </w:rPr>
             </w:pPr>
+            <w:proofErr w:type="spellStart"/>
             <w:r>
               <w:rPr>
                 <w:rFonts w:cs="Times New Roman"/>
@@ -645,6 +686,7 @@
               </w:rPr>
               <w:t>Лицензия</w:t>
             </w:r>
+            <w:proofErr w:type="spellEnd"/>
           </w:p>
         </w:tc>
         <w:tc>
@@ -661,14 +703,52 @@
                 <w:rFonts w:cs="Times New Roman"/>
               </w:rPr>
             </w:pPr>
+            <w:proofErr w:type="spellStart"/>
             <w:r>
               <w:rPr>
                 <w:rFonts w:cs="Times New Roman"/>
                 <w:b/>
                 <w:sz w:val="15"/>
               </w:rPr>
-              <w:t>Версия и дата релиза</w:t>
-            </w:r>
+              <w:t>Версия</w:t>
+            </w:r>
+            <w:proofErr w:type="spellEnd"/>
+            <w:r>
+              <w:rPr>
+                <w:rFonts w:cs="Times New Roman"/>
+                <w:b/>
+                <w:sz w:val="15"/>
+              </w:rPr>
+              <w:t xml:space="preserve"> и </w:t>
+            </w:r>
+            <w:proofErr w:type="spellStart"/>
+            <w:r>
+              <w:rPr>
+                <w:rFonts w:cs="Times New Roman"/>
+                <w:b/>
+                <w:sz w:val="15"/>
+              </w:rPr>
+              <w:t>дата</w:t>
+            </w:r>
+            <w:proofErr w:type="spellEnd"/>
+            <w:r>
+              <w:rPr>
+                <w:rFonts w:cs="Times New Roman"/>
+                <w:b/>
+                <w:sz w:val="15"/>
+              </w:rPr>
+              <w:t xml:space="preserve"> </w:t>
+            </w:r>
+            <w:proofErr w:type="spellStart"/>
+            <w:r>
+              <w:rPr>
+                <w:rFonts w:cs="Times New Roman"/>
+                <w:b/>
+                <w:sz w:val="15"/>
+              </w:rPr>
+              <w:t>релиза</w:t>
+            </w:r>
+            <w:proofErr w:type="spellEnd"/>
           </w:p>
         </w:tc>
         <w:tc>
@@ -685,14 +765,34 @@
                 <w:rFonts w:cs="Times New Roman"/>
               </w:rPr>
             </w:pPr>
+            <w:proofErr w:type="spellStart"/>
             <w:r>
               <w:rPr>
                 <w:rFonts w:cs="Times New Roman"/>
                 <w:b/>
                 <w:sz w:val="15"/>
               </w:rPr>
-              <w:t>Пример приложения</w:t>
-            </w:r>
+              <w:t>Пример</w:t>
+            </w:r>
+            <w:proofErr w:type="spellEnd"/>
+            <w:r>
+              <w:rPr>
+                <w:rFonts w:cs="Times New Roman"/>
+                <w:b/>
+                <w:sz w:val="15"/>
+              </w:rPr>
+              <w:t xml:space="preserve"> </w:t>
+            </w:r>
+            <w:proofErr w:type="spellStart"/>
+            <w:r>
+              <w:rPr>
+                <w:rFonts w:cs="Times New Roman"/>
+                <w:b/>
+                <w:sz w:val="15"/>
+              </w:rPr>
+              <w:t>приложения</w:t>
+            </w:r>
+            <w:proofErr w:type="spellEnd"/>
           </w:p>
         </w:tc>
       </w:tr>
@@ -713,13 +813,47 @@
                 <w:rFonts w:cs="Times New Roman"/>
               </w:rPr>
             </w:pPr>
+            <w:proofErr w:type="spellStart"/>
             <w:r>
               <w:rPr>
                 <w:rFonts w:cs="Times New Roman"/>
                 <w:sz w:val="15"/>
               </w:rPr>
-              <w:t>Интерпретируемые языки и среды</w:t>
-            </w:r>
+              <w:t>Интерпретируемые</w:t>
+            </w:r>
+            <w:proofErr w:type="spellEnd"/>
+            <w:r>
+              <w:rPr>
+                <w:rFonts w:cs="Times New Roman"/>
+                <w:sz w:val="15"/>
+              </w:rPr>
+              <w:t xml:space="preserve"> </w:t>
+            </w:r>
+            <w:proofErr w:type="spellStart"/>
+            <w:r>
+              <w:rPr>
+                <w:rFonts w:cs="Times New Roman"/>
+                <w:sz w:val="15"/>
+              </w:rPr>
+              <w:t>языки</w:t>
+            </w:r>
+            <w:proofErr w:type="spellEnd"/>
+            <w:r>
+              <w:rPr>
+                <w:rFonts w:cs="Times New Roman"/>
+                <w:sz w:val="15"/>
+              </w:rPr>
+              <w:t xml:space="preserve"> и </w:t>
+            </w:r>
+            <w:proofErr w:type="spellStart"/>
+            <w:r>
+              <w:rPr>
+                <w:rFonts w:cs="Times New Roman"/>
+                <w:sz w:val="15"/>
+              </w:rPr>
+              <w:t>среды</w:t>
+            </w:r>
+            <w:proofErr w:type="spellEnd"/>
           </w:p>
         </w:tc>
         <w:tc>
@@ -832,6 +966,7 @@
               </w:rPr>
               <w:t xml:space="preserve">Интерпретатор </w:t>
             </w:r>
+            <w:proofErr w:type="spellStart"/>
             <w:r>
               <w:rPr>
                 <w:rFonts w:cs="Times New Roman"/>
@@ -839,6 +974,7 @@
               </w:rPr>
               <w:t>CPython</w:t>
             </w:r>
+            <w:proofErr w:type="spellEnd"/>
             <w:r>
               <w:rPr>
                 <w:rFonts w:cs="Times New Roman"/>
@@ -911,7 +1047,39 @@
                 <w:rFonts w:cs="Times New Roman"/>
                 <w:sz w:val="15"/>
               </w:rPr>
-              <w:t>Instagram (серверная часть, Python)</w:t>
+              <w:t>Instagram (</w:t>
+            </w:r>
+            <w:proofErr w:type="spellStart"/>
+            <w:r>
+              <w:rPr>
+                <w:rFonts w:cs="Times New Roman"/>
+                <w:sz w:val="15"/>
+              </w:rPr>
+              <w:t>серверная</w:t>
+            </w:r>
+            <w:proofErr w:type="spellEnd"/>
+            <w:r>
+              <w:rPr>
+                <w:rFonts w:cs="Times New Roman"/>
+                <w:sz w:val="15"/>
+              </w:rPr>
+              <w:t xml:space="preserve"> </w:t>
+            </w:r>
+            <w:proofErr w:type="spellStart"/>
+            <w:r>
+              <w:rPr>
+                <w:rFonts w:cs="Times New Roman"/>
+                <w:sz w:val="15"/>
+              </w:rPr>
+              <w:t>часть</w:t>
+            </w:r>
+            <w:proofErr w:type="spellEnd"/>
+            <w:r>
+              <w:rPr>
+                <w:rFonts w:cs="Times New Roman"/>
+                <w:sz w:val="15"/>
+              </w:rPr>
+              <w:t>, Python)</w:t>
             </w:r>
           </w:p>
         </w:tc>
@@ -934,13 +1102,47 @@
                 <w:rFonts w:cs="Times New Roman"/>
               </w:rPr>
             </w:pPr>
+            <w:proofErr w:type="spellStart"/>
             <w:r>
               <w:rPr>
                 <w:rFonts w:cs="Times New Roman"/>
                 <w:sz w:val="15"/>
               </w:rPr>
-              <w:t>Интерпретируемые языки и среды</w:t>
-            </w:r>
+              <w:t>Интерпретируемые</w:t>
+            </w:r>
+            <w:proofErr w:type="spellEnd"/>
+            <w:r>
+              <w:rPr>
+                <w:rFonts w:cs="Times New Roman"/>
+                <w:sz w:val="15"/>
+              </w:rPr>
+              <w:t xml:space="preserve"> </w:t>
+            </w:r>
+            <w:proofErr w:type="spellStart"/>
+            <w:r>
+              <w:rPr>
+                <w:rFonts w:cs="Times New Roman"/>
+                <w:sz w:val="15"/>
+              </w:rPr>
+              <w:t>языки</w:t>
+            </w:r>
+            <w:proofErr w:type="spellEnd"/>
+            <w:r>
+              <w:rPr>
+                <w:rFonts w:cs="Times New Roman"/>
+                <w:sz w:val="15"/>
+              </w:rPr>
+              <w:t xml:space="preserve"> и </w:t>
+            </w:r>
+            <w:proofErr w:type="spellStart"/>
+            <w:r>
+              <w:rPr>
+                <w:rFonts w:cs="Times New Roman"/>
+                <w:sz w:val="15"/>
+              </w:rPr>
+              <w:t>среды</w:t>
+            </w:r>
+            <w:proofErr w:type="spellEnd"/>
           </w:p>
         </w:tc>
         <w:tc>
@@ -980,12 +1182,37 @@
                 <w:rFonts w:cs="Times New Roman"/>
               </w:rPr>
             </w:pPr>
+            <w:proofErr w:type="spellStart"/>
             <w:r>
               <w:rPr>
                 <w:rFonts w:cs="Times New Roman"/>
                 <w:sz w:val="15"/>
               </w:rPr>
-              <w:t>OpenJS Foundation / сообщество Node.js</w:t>
+              <w:t>OpenJS</w:t>
+            </w:r>
+            <w:proofErr w:type="spellEnd"/>
+            <w:r>
+              <w:rPr>
+                <w:rFonts w:cs="Times New Roman"/>
+                <w:sz w:val="15"/>
+              </w:rPr>
+              <w:t xml:space="preserve"> Foundation / </w:t>
+            </w:r>
+            <w:proofErr w:type="spellStart"/>
+            <w:r>
+              <w:rPr>
+                <w:rFonts w:cs="Times New Roman"/>
+                <w:sz w:val="15"/>
+              </w:rPr>
+              <w:t>сообщество</w:t>
+            </w:r>
+            <w:proofErr w:type="spellEnd"/>
+            <w:r>
+              <w:rPr>
+                <w:rFonts w:cs="Times New Roman"/>
+                <w:sz w:val="15"/>
+              </w:rPr>
+              <w:t xml:space="preserve"> Node.js</w:t>
             </w:r>
           </w:p>
         </w:tc>
@@ -1049,12 +1276,37 @@
                 <w:rFonts w:cs="Times New Roman"/>
               </w:rPr>
             </w:pPr>
+            <w:proofErr w:type="spellStart"/>
             <w:r>
               <w:rPr>
                 <w:rFonts w:cs="Times New Roman"/>
                 <w:sz w:val="15"/>
               </w:rPr>
-              <w:t>Среда выполнения JavaScript V8</w:t>
+              <w:t>Среда</w:t>
+            </w:r>
+            <w:proofErr w:type="spellEnd"/>
+            <w:r>
+              <w:rPr>
+                <w:rFonts w:cs="Times New Roman"/>
+                <w:sz w:val="15"/>
+              </w:rPr>
+              <w:t xml:space="preserve"> </w:t>
+            </w:r>
+            <w:proofErr w:type="spellStart"/>
+            <w:r>
+              <w:rPr>
+                <w:rFonts w:cs="Times New Roman"/>
+                <w:sz w:val="15"/>
+              </w:rPr>
+              <w:t>выполнения</w:t>
+            </w:r>
+            <w:proofErr w:type="spellEnd"/>
+            <w:r>
+              <w:rPr>
+                <w:rFonts w:cs="Times New Roman"/>
+                <w:sz w:val="15"/>
+              </w:rPr>
+              <w:t xml:space="preserve"> JavaScript V8</w:t>
             </w:r>
           </w:p>
         </w:tc>
@@ -1123,7 +1375,23 @@
                 <w:rFonts w:cs="Times New Roman"/>
                 <w:sz w:val="15"/>
               </w:rPr>
-              <w:t>VS Code (среда Electron/Node.js)</w:t>
+              <w:t>VS Code (</w:t>
+            </w:r>
+            <w:proofErr w:type="spellStart"/>
+            <w:r>
+              <w:rPr>
+                <w:rFonts w:cs="Times New Roman"/>
+                <w:sz w:val="15"/>
+              </w:rPr>
+              <w:t>среда</w:t>
+            </w:r>
+            <w:proofErr w:type="spellEnd"/>
+            <w:r>
+              <w:rPr>
+                <w:rFonts w:cs="Times New Roman"/>
+                <w:sz w:val="15"/>
+              </w:rPr>
+              <w:t xml:space="preserve"> Electron/Node.js)</w:t>
             </w:r>
           </w:p>
         </w:tc>
@@ -1308,7 +1576,23 @@
                 <w:rFonts w:cs="Times New Roman"/>
                 <w:sz w:val="15"/>
               </w:rPr>
-              <w:t>Oracle NFTC (Oracle JDK); OpenJDK GPLv2 + Classpath Exception</w:t>
+              <w:t xml:space="preserve">Oracle NFTC (Oracle JDK); OpenJDK GPLv2 + </w:t>
+            </w:r>
+            <w:proofErr w:type="spellStart"/>
+            <w:r>
+              <w:rPr>
+                <w:rFonts w:cs="Times New Roman"/>
+                <w:sz w:val="15"/>
+              </w:rPr>
+              <w:t>Classpath</w:t>
+            </w:r>
+            <w:proofErr w:type="spellEnd"/>
+            <w:r>
+              <w:rPr>
+                <w:rFonts w:cs="Times New Roman"/>
+                <w:sz w:val="15"/>
+              </w:rPr>
+              <w:t xml:space="preserve"> Exception</w:t>
             </w:r>
           </w:p>
         </w:tc>
@@ -1375,13 +1659,47 @@
                 <w:rFonts w:cs="Times New Roman"/>
               </w:rPr>
             </w:pPr>
+            <w:proofErr w:type="spellStart"/>
             <w:r>
               <w:rPr>
                 <w:rFonts w:cs="Times New Roman"/>
                 <w:sz w:val="15"/>
               </w:rPr>
-              <w:t>Переносимый исходный код</w:t>
-            </w:r>
+              <w:t>Переносимый</w:t>
+            </w:r>
+            <w:proofErr w:type="spellEnd"/>
+            <w:r>
+              <w:rPr>
+                <w:rFonts w:cs="Times New Roman"/>
+                <w:sz w:val="15"/>
+              </w:rPr>
+              <w:t xml:space="preserve"> </w:t>
+            </w:r>
+            <w:proofErr w:type="spellStart"/>
+            <w:r>
+              <w:rPr>
+                <w:rFonts w:cs="Times New Roman"/>
+                <w:sz w:val="15"/>
+              </w:rPr>
+              <w:t>исходный</w:t>
+            </w:r>
+            <w:proofErr w:type="spellEnd"/>
+            <w:r>
+              <w:rPr>
+                <w:rFonts w:cs="Times New Roman"/>
+                <w:sz w:val="15"/>
+              </w:rPr>
+              <w:t xml:space="preserve"> </w:t>
+            </w:r>
+            <w:proofErr w:type="spellStart"/>
+            <w:r>
+              <w:rPr>
+                <w:rFonts w:cs="Times New Roman"/>
+                <w:sz w:val="15"/>
+              </w:rPr>
+              <w:t>код</w:t>
+            </w:r>
+            <w:proofErr w:type="spellEnd"/>
           </w:p>
         </w:tc>
         <w:tc>
@@ -1398,6 +1716,7 @@
                 <w:rFonts w:cs="Times New Roman"/>
               </w:rPr>
             </w:pPr>
+            <w:proofErr w:type="spellStart"/>
             <w:r>
               <w:rPr>
                 <w:rFonts w:cs="Times New Roman"/>
@@ -1405,6 +1724,7 @@
               </w:rPr>
               <w:t>CMake</w:t>
             </w:r>
+            <w:proofErr w:type="spellEnd"/>
           </w:p>
         </w:tc>
         <w:tc>
@@ -1421,13 +1741,31 @@
                 <w:rFonts w:cs="Times New Roman"/>
               </w:rPr>
             </w:pPr>
+            <w:proofErr w:type="spellStart"/>
             <w:r>
               <w:rPr>
                 <w:rFonts w:cs="Times New Roman"/>
                 <w:sz w:val="15"/>
               </w:rPr>
-              <w:t>Kitware / сообщество</w:t>
-            </w:r>
+              <w:t>Kitware</w:t>
+            </w:r>
+            <w:proofErr w:type="spellEnd"/>
+            <w:r>
+              <w:rPr>
+                <w:rFonts w:cs="Times New Roman"/>
+                <w:sz w:val="15"/>
+              </w:rPr>
+              <w:t xml:space="preserve"> / </w:t>
+            </w:r>
+            <w:proofErr w:type="spellStart"/>
+            <w:r>
+              <w:rPr>
+                <w:rFonts w:cs="Times New Roman"/>
+                <w:sz w:val="15"/>
+              </w:rPr>
+              <w:t>сообщество</w:t>
+            </w:r>
+            <w:proofErr w:type="spellEnd"/>
           </w:p>
         </w:tc>
         <w:tc>
@@ -1475,6 +1813,7 @@
               </w:rPr>
               <w:t>++ (</w:t>
             </w:r>
+            <w:proofErr w:type="spellStart"/>
             <w:r>
               <w:rPr>
                 <w:rFonts w:cs="Times New Roman"/>
@@ -1482,6 +1821,7 @@
               </w:rPr>
               <w:t>CMake</w:t>
             </w:r>
+            <w:proofErr w:type="spellEnd"/>
             <w:r>
               <w:rPr>
                 <w:rFonts w:cs="Times New Roman"/>
@@ -1631,6 +1971,7 @@
               </w:rPr>
               <w:t xml:space="preserve">++ с </w:t>
             </w:r>
+            <w:proofErr w:type="spellStart"/>
             <w:r>
               <w:rPr>
                 <w:rFonts w:cs="Times New Roman"/>
@@ -1638,6 +1979,7 @@
               </w:rPr>
               <w:t>CMake</w:t>
             </w:r>
+            <w:proofErr w:type="spellEnd"/>
             <w:r>
               <w:rPr>
                 <w:rFonts w:cs="Times New Roman"/>
@@ -1666,13 +2008,31 @@
                 <w:rFonts w:cs="Times New Roman"/>
               </w:rPr>
             </w:pPr>
+            <w:proofErr w:type="spellStart"/>
             <w:r>
               <w:rPr>
                 <w:rFonts w:cs="Times New Roman"/>
                 <w:sz w:val="15"/>
               </w:rPr>
-              <w:t>Десктопные UI-фреймворки</w:t>
-            </w:r>
+              <w:t>Десктопные</w:t>
+            </w:r>
+            <w:proofErr w:type="spellEnd"/>
+            <w:r>
+              <w:rPr>
+                <w:rFonts w:cs="Times New Roman"/>
+                <w:sz w:val="15"/>
+              </w:rPr>
+              <w:t xml:space="preserve"> UI-</w:t>
+            </w:r>
+            <w:proofErr w:type="spellStart"/>
+            <w:r>
+              <w:rPr>
+                <w:rFonts w:cs="Times New Roman"/>
+                <w:sz w:val="15"/>
+              </w:rPr>
+              <w:t>фреймворки</w:t>
+            </w:r>
+            <w:proofErr w:type="spellEnd"/>
           </w:p>
         </w:tc>
         <w:tc>
@@ -1759,8 +2119,17 @@
                 <w:rFonts w:cs="Times New Roman"/>
                 <w:sz w:val="15"/>
               </w:rPr>
-              <w:t>Windows, Linux, macOS, Android, iOS, встраиваемые</w:t>
-            </w:r>
+              <w:t xml:space="preserve">Windows, Linux, macOS, Android, iOS, </w:t>
+            </w:r>
+            <w:proofErr w:type="spellStart"/>
+            <w:r>
+              <w:rPr>
+                <w:rFonts w:cs="Times New Roman"/>
+                <w:sz w:val="15"/>
+              </w:rPr>
+              <w:t>встраиваемые</w:t>
+            </w:r>
+            <w:proofErr w:type="spellEnd"/>
           </w:p>
         </w:tc>
         <w:tc>
@@ -1776,12 +2145,37 @@
                 <w:rFonts w:cs="Times New Roman"/>
               </w:rPr>
             </w:pPr>
+            <w:proofErr w:type="spellStart"/>
             <w:r>
               <w:rPr>
                 <w:rFonts w:cs="Times New Roman"/>
                 <w:sz w:val="15"/>
               </w:rPr>
-              <w:t>Единый API Qt Widgets/Qt Quick поверх ОС</w:t>
+              <w:t>Единый</w:t>
+            </w:r>
+            <w:proofErr w:type="spellEnd"/>
+            <w:r>
+              <w:rPr>
+                <w:rFonts w:cs="Times New Roman"/>
+                <w:sz w:val="15"/>
+              </w:rPr>
+              <w:t xml:space="preserve"> API Qt Widgets/Qt Quick </w:t>
+            </w:r>
+            <w:proofErr w:type="spellStart"/>
+            <w:r>
+              <w:rPr>
+                <w:rFonts w:cs="Times New Roman"/>
+                <w:sz w:val="15"/>
+              </w:rPr>
+              <w:t>поверх</w:t>
+            </w:r>
+            <w:proofErr w:type="spellEnd"/>
+            <w:r>
+              <w:rPr>
+                <w:rFonts w:cs="Times New Roman"/>
+                <w:sz w:val="15"/>
+              </w:rPr>
+              <w:t xml:space="preserve"> ОС</w:t>
             </w:r>
           </w:p>
         </w:tc>
@@ -1799,6 +2193,7 @@
                 <w:lang w:val="ru-RU"/>
               </w:rPr>
             </w:pPr>
+            <w:proofErr w:type="spellStart"/>
             <w:r>
               <w:rPr>
                 <w:rFonts w:cs="Times New Roman"/>
@@ -1806,6 +2201,7 @@
               </w:rPr>
               <w:t>LGPLv</w:t>
             </w:r>
+            <w:proofErr w:type="spellEnd"/>
             <w:r>
               <w:rPr>
                 <w:rFonts w:cs="Times New Roman"/>
@@ -1814,6 +2210,7 @@
               </w:rPr>
               <w:t>3/</w:t>
             </w:r>
+            <w:proofErr w:type="spellStart"/>
             <w:r>
               <w:rPr>
                 <w:rFonts w:cs="Times New Roman"/>
@@ -1821,6 +2218,7 @@
               </w:rPr>
               <w:t>GPLv</w:t>
             </w:r>
+            <w:proofErr w:type="spellEnd"/>
             <w:r>
               <w:rPr>
                 <w:rFonts w:cs="Times New Roman"/>
@@ -1871,7 +2269,23 @@
                 <w:rFonts w:cs="Times New Roman"/>
                 <w:sz w:val="15"/>
               </w:rPr>
-              <w:t>Krita (интерфейс Qt)</w:t>
+              <w:t>Krita (</w:t>
+            </w:r>
+            <w:proofErr w:type="spellStart"/>
+            <w:r>
+              <w:rPr>
+                <w:rFonts w:cs="Times New Roman"/>
+                <w:sz w:val="15"/>
+              </w:rPr>
+              <w:t>интерфейс</w:t>
+            </w:r>
+            <w:proofErr w:type="spellEnd"/>
+            <w:r>
+              <w:rPr>
+                <w:rFonts w:cs="Times New Roman"/>
+                <w:sz w:val="15"/>
+              </w:rPr>
+              <w:t xml:space="preserve"> Qt)</w:t>
             </w:r>
           </w:p>
         </w:tc>
@@ -1957,13 +2371,31 @@
                 <w:rFonts w:cs="Times New Roman"/>
               </w:rPr>
             </w:pPr>
+            <w:proofErr w:type="spellStart"/>
             <w:r>
               <w:rPr>
                 <w:rFonts w:cs="Times New Roman"/>
                 <w:sz w:val="15"/>
               </w:rPr>
-              <w:t>OpenJS Foundation / сообщество</w:t>
-            </w:r>
+              <w:t>OpenJS</w:t>
+            </w:r>
+            <w:proofErr w:type="spellEnd"/>
+            <w:r>
+              <w:rPr>
+                <w:rFonts w:cs="Times New Roman"/>
+                <w:sz w:val="15"/>
+              </w:rPr>
+              <w:t xml:space="preserve"> Foundation / </w:t>
+            </w:r>
+            <w:proofErr w:type="spellStart"/>
+            <w:r>
+              <w:rPr>
+                <w:rFonts w:cs="Times New Roman"/>
+                <w:sz w:val="15"/>
+              </w:rPr>
+              <w:t>сообщество</w:t>
+            </w:r>
+            <w:proofErr w:type="spellEnd"/>
           </w:p>
         </w:tc>
         <w:tc>
@@ -2065,6 +2497,7 @@
               </w:rPr>
               <w:t>.</w:t>
             </w:r>
+            <w:proofErr w:type="spellStart"/>
             <w:r>
               <w:rPr>
                 <w:rFonts w:cs="Times New Roman"/>
@@ -2072,6 +2505,7 @@
               </w:rPr>
               <w:t>js</w:t>
             </w:r>
+            <w:proofErr w:type="spellEnd"/>
           </w:p>
         </w:tc>
         <w:tc>
@@ -2161,13 +2595,47 @@
                 <w:rFonts w:cs="Times New Roman"/>
               </w:rPr>
             </w:pPr>
+            <w:proofErr w:type="spellStart"/>
             <w:r>
               <w:rPr>
                 <w:rFonts w:cs="Times New Roman"/>
                 <w:sz w:val="15"/>
               </w:rPr>
-              <w:t>Мобильные кросс-платформенные фреймворки</w:t>
-            </w:r>
+              <w:t>Мобильные</w:t>
+            </w:r>
+            <w:proofErr w:type="spellEnd"/>
+            <w:r>
+              <w:rPr>
+                <w:rFonts w:cs="Times New Roman"/>
+                <w:sz w:val="15"/>
+              </w:rPr>
+              <w:t xml:space="preserve"> </w:t>
+            </w:r>
+            <w:proofErr w:type="spellStart"/>
+            <w:r>
+              <w:rPr>
+                <w:rFonts w:cs="Times New Roman"/>
+                <w:sz w:val="15"/>
+              </w:rPr>
+              <w:t>кросс-платформенные</w:t>
+            </w:r>
+            <w:proofErr w:type="spellEnd"/>
+            <w:r>
+              <w:rPr>
+                <w:rFonts w:cs="Times New Roman"/>
+                <w:sz w:val="15"/>
+              </w:rPr>
+              <w:t xml:space="preserve"> </w:t>
+            </w:r>
+            <w:proofErr w:type="spellStart"/>
+            <w:r>
+              <w:rPr>
+                <w:rFonts w:cs="Times New Roman"/>
+                <w:sz w:val="15"/>
+              </w:rPr>
+              <w:t>фреймворки</w:t>
+            </w:r>
+            <w:proofErr w:type="spellEnd"/>
           </w:p>
         </w:tc>
         <w:tc>
@@ -2391,13 +2859,47 @@
                 <w:rFonts w:cs="Times New Roman"/>
               </w:rPr>
             </w:pPr>
+            <w:proofErr w:type="spellStart"/>
             <w:r>
               <w:rPr>
                 <w:rFonts w:cs="Times New Roman"/>
                 <w:sz w:val="15"/>
               </w:rPr>
-              <w:t>Мобильные кросс-платформенные фреймворки</w:t>
-            </w:r>
+              <w:t>Мобильные</w:t>
+            </w:r>
+            <w:proofErr w:type="spellEnd"/>
+            <w:r>
+              <w:rPr>
+                <w:rFonts w:cs="Times New Roman"/>
+                <w:sz w:val="15"/>
+              </w:rPr>
+              <w:t xml:space="preserve"> </w:t>
+            </w:r>
+            <w:proofErr w:type="spellStart"/>
+            <w:r>
+              <w:rPr>
+                <w:rFonts w:cs="Times New Roman"/>
+                <w:sz w:val="15"/>
+              </w:rPr>
+              <w:t>кросс-платформенные</w:t>
+            </w:r>
+            <w:proofErr w:type="spellEnd"/>
+            <w:r>
+              <w:rPr>
+                <w:rFonts w:cs="Times New Roman"/>
+                <w:sz w:val="15"/>
+              </w:rPr>
+              <w:t xml:space="preserve"> </w:t>
+            </w:r>
+            <w:proofErr w:type="spellStart"/>
+            <w:r>
+              <w:rPr>
+                <w:rFonts w:cs="Times New Roman"/>
+                <w:sz w:val="15"/>
+              </w:rPr>
+              <w:t>фреймворки</w:t>
+            </w:r>
+            <w:proofErr w:type="spellEnd"/>
           </w:p>
         </w:tc>
         <w:tc>
@@ -2597,7 +3099,23 @@
                 <w:rFonts w:cs="Times New Roman"/>
                 <w:sz w:val="15"/>
               </w:rPr>
-              <w:t>Microsoft .NET MAUI Point of Sale (образец)</w:t>
+              <w:t>Microsoft .NET MAUI Point of Sale (</w:t>
+            </w:r>
+            <w:proofErr w:type="spellStart"/>
+            <w:r>
+              <w:rPr>
+                <w:rFonts w:cs="Times New Roman"/>
+                <w:sz w:val="15"/>
+              </w:rPr>
+              <w:t>образец</w:t>
+            </w:r>
+            <w:proofErr w:type="spellEnd"/>
+            <w:r>
+              <w:rPr>
+                <w:rFonts w:cs="Times New Roman"/>
+                <w:sz w:val="15"/>
+              </w:rPr>
+              <w:t>)</w:t>
             </w:r>
           </w:p>
         </w:tc>
@@ -2619,13 +3137,31 @@
                 <w:rFonts w:cs="Times New Roman"/>
               </w:rPr>
             </w:pPr>
+            <w:proofErr w:type="spellStart"/>
             <w:r>
               <w:rPr>
                 <w:rFonts w:cs="Times New Roman"/>
                 <w:sz w:val="15"/>
               </w:rPr>
-              <w:t>Десктопные UI-фреймворки</w:t>
-            </w:r>
+              <w:t>Десктопные</w:t>
+            </w:r>
+            <w:proofErr w:type="spellEnd"/>
+            <w:r>
+              <w:rPr>
+                <w:rFonts w:cs="Times New Roman"/>
+                <w:sz w:val="15"/>
+              </w:rPr>
+              <w:t xml:space="preserve"> UI-</w:t>
+            </w:r>
+            <w:proofErr w:type="spellStart"/>
+            <w:r>
+              <w:rPr>
+                <w:rFonts w:cs="Times New Roman"/>
+                <w:sz w:val="15"/>
+              </w:rPr>
+              <w:t>фреймворки</w:t>
+            </w:r>
+            <w:proofErr w:type="spellEnd"/>
           </w:p>
         </w:tc>
         <w:tc>
@@ -2668,8 +3204,17 @@
                 <w:rFonts w:cs="Times New Roman"/>
                 <w:sz w:val="15"/>
               </w:rPr>
-              <w:t>Uno Platform / сообщество</w:t>
-            </w:r>
+              <w:t xml:space="preserve">Uno Platform / </w:t>
+            </w:r>
+            <w:proofErr w:type="spellStart"/>
+            <w:r>
+              <w:rPr>
+                <w:rFonts w:cs="Times New Roman"/>
+                <w:sz w:val="15"/>
+              </w:rPr>
+              <w:t>сообщество</w:t>
+            </w:r>
+            <w:proofErr w:type="spellEnd"/>
           </w:p>
         </w:tc>
         <w:tc>
@@ -2745,6 +3290,7 @@
               </w:rPr>
               <w:t xml:space="preserve"> </w:t>
             </w:r>
+            <w:proofErr w:type="spellStart"/>
             <w:r>
               <w:rPr>
                 <w:rFonts w:cs="Times New Roman"/>
@@ -2752,6 +3298,7 @@
               </w:rPr>
               <w:t>WinUI</w:t>
             </w:r>
+            <w:proofErr w:type="spellEnd"/>
             <w:r>
               <w:rPr>
                 <w:rFonts w:cs="Times New Roman"/>
@@ -2760,6 +3307,7 @@
               </w:rPr>
               <w:t xml:space="preserve">, рендеринг </w:t>
             </w:r>
+            <w:proofErr w:type="spellStart"/>
             <w:r>
               <w:rPr>
                 <w:rFonts w:cs="Times New Roman"/>
@@ -2767,6 +3315,7 @@
               </w:rPr>
               <w:t>Skia</w:t>
             </w:r>
+            <w:proofErr w:type="spellEnd"/>
             <w:r>
               <w:rPr>
                 <w:rFonts w:cs="Times New Roman"/>
@@ -2839,7 +3388,39 @@
                 <w:rFonts w:cs="Times New Roman"/>
                 <w:sz w:val="15"/>
               </w:rPr>
-              <w:t>Uno Gallery (официальный пример)</w:t>
+              <w:t>Uno Gallery (</w:t>
+            </w:r>
+            <w:proofErr w:type="spellStart"/>
+            <w:r>
+              <w:rPr>
+                <w:rFonts w:cs="Times New Roman"/>
+                <w:sz w:val="15"/>
+              </w:rPr>
+              <w:t>официальный</w:t>
+            </w:r>
+            <w:proofErr w:type="spellEnd"/>
+            <w:r>
+              <w:rPr>
+                <w:rFonts w:cs="Times New Roman"/>
+                <w:sz w:val="15"/>
+              </w:rPr>
+              <w:t xml:space="preserve"> </w:t>
+            </w:r>
+            <w:proofErr w:type="spellStart"/>
+            <w:r>
+              <w:rPr>
+                <w:rFonts w:cs="Times New Roman"/>
+                <w:sz w:val="15"/>
+              </w:rPr>
+              <w:t>пример</w:t>
+            </w:r>
+            <w:proofErr w:type="spellEnd"/>
+            <w:r>
+              <w:rPr>
+                <w:rFonts w:cs="Times New Roman"/>
+                <w:sz w:val="15"/>
+              </w:rPr>
+              <w:t>)</w:t>
             </w:r>
           </w:p>
         </w:tc>
@@ -2862,13 +3443,31 @@
                 <w:rFonts w:cs="Times New Roman"/>
               </w:rPr>
             </w:pPr>
+            <w:proofErr w:type="spellStart"/>
             <w:r>
               <w:rPr>
                 <w:rFonts w:cs="Times New Roman"/>
                 <w:sz w:val="15"/>
               </w:rPr>
-              <w:t>Виртуализация и контейнеризация</w:t>
-            </w:r>
+              <w:t>Виртуализация</w:t>
+            </w:r>
+            <w:proofErr w:type="spellEnd"/>
+            <w:r>
+              <w:rPr>
+                <w:rFonts w:cs="Times New Roman"/>
+                <w:sz w:val="15"/>
+              </w:rPr>
+              <w:t xml:space="preserve"> и </w:t>
+            </w:r>
+            <w:proofErr w:type="spellStart"/>
+            <w:r>
+              <w:rPr>
+                <w:rFonts w:cs="Times New Roman"/>
+                <w:sz w:val="15"/>
+              </w:rPr>
+              <w:t>контейнеризация</w:t>
+            </w:r>
+            <w:proofErr w:type="spellEnd"/>
           </w:p>
         </w:tc>
         <w:tc>
@@ -2968,7 +3567,23 @@
                 <w:rFonts w:cs="Times New Roman"/>
                 <w:sz w:val="15"/>
               </w:rPr>
-              <w:t>Linux; Windows/macOS через VM и Docker Desktop</w:t>
+              <w:t xml:space="preserve">Linux; Windows/macOS </w:t>
+            </w:r>
+            <w:proofErr w:type="spellStart"/>
+            <w:r>
+              <w:rPr>
+                <w:rFonts w:cs="Times New Roman"/>
+                <w:sz w:val="15"/>
+              </w:rPr>
+              <w:t>через</w:t>
+            </w:r>
+            <w:proofErr w:type="spellEnd"/>
+            <w:r>
+              <w:rPr>
+                <w:rFonts w:cs="Times New Roman"/>
+                <w:sz w:val="15"/>
+              </w:rPr>
+              <w:t xml:space="preserve"> VM и Docker Desktop</w:t>
             </w:r>
           </w:p>
         </w:tc>
@@ -3016,8 +3631,49 @@
                 <w:rFonts w:cs="Times New Roman"/>
                 <w:sz w:val="15"/>
               </w:rPr>
-              <w:t>Apache-2.0 (Moby Engine); Docker Desktop по отдельным условиям</w:t>
-            </w:r>
+              <w:t xml:space="preserve">Apache-2.0 (Moby Engine); Docker Desktop </w:t>
+            </w:r>
+            <w:proofErr w:type="spellStart"/>
+            <w:r>
+              <w:rPr>
+                <w:rFonts w:cs="Times New Roman"/>
+                <w:sz w:val="15"/>
+              </w:rPr>
+              <w:t>по</w:t>
+            </w:r>
+            <w:proofErr w:type="spellEnd"/>
+            <w:r>
+              <w:rPr>
+                <w:rFonts w:cs="Times New Roman"/>
+                <w:sz w:val="15"/>
+              </w:rPr>
+              <w:t xml:space="preserve"> </w:t>
+            </w:r>
+            <w:proofErr w:type="spellStart"/>
+            <w:r>
+              <w:rPr>
+                <w:rFonts w:cs="Times New Roman"/>
+                <w:sz w:val="15"/>
+              </w:rPr>
+              <w:t>отдельным</w:t>
+            </w:r>
+            <w:proofErr w:type="spellEnd"/>
+            <w:r>
+              <w:rPr>
+                <w:rFonts w:cs="Times New Roman"/>
+                <w:sz w:val="15"/>
+              </w:rPr>
+              <w:t xml:space="preserve"> </w:t>
+            </w:r>
+            <w:proofErr w:type="spellStart"/>
+            <w:r>
+              <w:rPr>
+                <w:rFonts w:cs="Times New Roman"/>
+                <w:sz w:val="15"/>
+              </w:rPr>
+              <w:t>условиям</w:t>
+            </w:r>
+            <w:proofErr w:type="spellEnd"/>
           </w:p>
         </w:tc>
         <w:tc>
@@ -3172,6 +3828,7 @@
         <w:rPr>
           <w:rFonts w:ascii="Times New Roman" w:eastAsiaTheme="minorEastAsia" w:hAnsi="Times New Roman" w:cs="Times New Roman"/>
           <w:bCs w:val="0"/>
+          <w:noProof/>
           <w:color w:val="auto"/>
           <w:sz w:val="20"/>
           <w:szCs w:val="22"/>
@@ -3260,29 +3917,18 @@
         </w:rPr>
         <w:t>https://github.com/Maryllinn/crossplatform-practice-02</w:t>
       </w:r>
-    </w:p>
-    <w:p>
-      <w:pPr>
-        <w:spacing w:before="80" w:after="180"/>
-        <w:ind w:firstLine="0"/>
-        <w:jc w:val="center"/>
+      <w:r>
         <w:rPr>
           <w:rFonts w:cs="Times New Roman"/>
           <w:b/>
+          <w:noProof/>
           <w:sz w:val="20"/>
-        </w:rPr>
-      </w:pPr>
-      <w:r>
-        <w:rPr>
-          <w:rFonts w:cs="Times New Roman"/>
-          <w:b/>
-          <w:sz w:val="20"/>
           <w:lang w:val="ru-RU"/>
         </w:rPr>
         <w:drawing>
-          <wp:inline distT="0" distB="0" distL="0" distR="0" wp14:anchorId="47900B82" wp14:editId="5755424B">
-            <wp:extent cx="5368099" cy="3918857"/>
-            <wp:effectExtent l="0" t="0" r="4445" b="5715"/>
+          <wp:inline distT="0" distB="0" distL="0" distR="0" wp14:anchorId="60A7ED05" wp14:editId="253CBB59">
+            <wp:extent cx="5755795" cy="4201886"/>
+            <wp:effectExtent l="0" t="0" r="0" b="8255"/>
             <wp:docPr id="1451096914" name="Рисунок 1"/>
             <wp:cNvGraphicFramePr>
               <a:graphicFrameLocks xmlns:a="http://schemas.openxmlformats.org/drawingml/2006/main" noChangeAspect="1"/>
@@ -3303,7 +3949,7 @@
                   <pic:spPr>
                     <a:xfrm>
                       <a:off x="0" y="0"/>
-                      <a:ext cx="5381164" cy="3928395"/>
+                      <a:ext cx="5782170" cy="4221140"/>
                     </a:xfrm>
                     <a:prstGeom prst="rect">
                       <a:avLst/>
@@ -3322,14 +3968,63 @@
           <w:sz w:val="20"/>
           <w:lang w:val="ru-RU"/>
         </w:rPr>
-        <w:t xml:space="preserve"> </w:t>
-      </w:r>
-      <w:r>
-        <w:rPr>
-          <w:rFonts w:cs="Times New Roman"/>
+        <w:drawing>
+          <wp:inline distT="0" distB="0" distL="0" distR="0" wp14:anchorId="68F29421" wp14:editId="4FCDE724">
+            <wp:extent cx="6120130" cy="1348105"/>
+            <wp:effectExtent l="0" t="0" r="0" b="4445"/>
+            <wp:docPr id="1758348700" name="Рисунок 1"/>
+            <wp:cNvGraphicFramePr>
+              <a:graphicFrameLocks xmlns:a="http://schemas.openxmlformats.org/drawingml/2006/main" noChangeAspect="1"/>
+            </wp:cNvGraphicFramePr>
+            <a:graphic xmlns:a="http://schemas.openxmlformats.org/drawingml/2006/main">
+              <a:graphicData uri="http://schemas.openxmlformats.org/drawingml/2006/picture">
+                <pic:pic xmlns:pic="http://schemas.openxmlformats.org/drawingml/2006/picture">
+                  <pic:nvPicPr>
+                    <pic:cNvPr id="1758348700" name=""/>
+                    <pic:cNvPicPr/>
+                  </pic:nvPicPr>
+                  <pic:blipFill>
+                    <a:blip r:embed="rId11"/>
+                    <a:stretch>
+                      <a:fillRect/>
+                    </a:stretch>
+                  </pic:blipFill>
+                  <pic:spPr>
+                    <a:xfrm>
+                      <a:off x="0" y="0"/>
+                      <a:ext cx="6120130" cy="1348105"/>
+                    </a:xfrm>
+                    <a:prstGeom prst="rect">
+                      <a:avLst/>
+                    </a:prstGeom>
+                  </pic:spPr>
+                </pic:pic>
+              </a:graphicData>
+            </a:graphic>
+          </wp:inline>
+        </w:drawing>
+      </w:r>
+    </w:p>
+    <w:p>
+      <w:pPr>
+        <w:spacing w:before="80" w:after="180"/>
+        <w:ind w:firstLine="0"/>
+        <w:jc w:val="center"/>
+        <w:rPr>
+          <w:rFonts w:cs="Times New Roman"/>
+          <w:b/>
           <w:sz w:val="20"/>
           <w:lang w:val="ru-RU"/>
         </w:rPr>
+      </w:pPr>
+      <w:r>
+        <w:rPr>
+          <w:rFonts w:cs="Times New Roman"/>
+          <w:noProof/>
+          <w:sz w:val="20"/>
+          <w:lang w:val="ru-RU"/>
+        </w:rPr>
+        <w:lastRenderedPageBreak/>
         <w:drawing>
           <wp:inline distT="0" distB="0" distL="0" distR="0" wp14:anchorId="10963B6F" wp14:editId="6E72CA0B">
             <wp:extent cx="5442857" cy="2306353"/>
@@ -3346,7 +4041,7 @@
                     <pic:cNvPicPr/>
                   </pic:nvPicPr>
                   <pic:blipFill>
-                    <a:blip r:embed="rId11"/>
+                    <a:blip r:embed="rId12"/>
                     <a:stretch>
                       <a:fillRect/>
                     </a:stretch>
@@ -3374,6 +4069,7 @@
         <w:rPr>
           <w:rFonts w:ascii="Times New Roman" w:hAnsi="Times New Roman" w:cs="Times New Roman"/>
           <w:color w:val="auto"/>
+          <w:lang w:val="ru-RU"/>
         </w:rPr>
       </w:pPr>
     </w:p>
@@ -3392,7 +4088,25 @@
           <w:color w:val="auto"/>
           <w:lang w:val="ru-RU"/>
         </w:rPr>
-        <w:t>Задание 3. Анализ структуры кросс-платформенного проекта</w:t>
+        <w:t xml:space="preserve">Задание 3. Анализ структуры </w:t>
+      </w:r>
+      <w:proofErr w:type="gramStart"/>
+      <w:r>
+        <w:rPr>
+          <w:rFonts w:ascii="Times New Roman" w:hAnsi="Times New Roman" w:cs="Times New Roman"/>
+          <w:color w:val="auto"/>
+          <w:lang w:val="ru-RU"/>
+        </w:rPr>
+        <w:t>кросс-платформенного</w:t>
+      </w:r>
+      <w:proofErr w:type="gramEnd"/>
+      <w:r>
+        <w:rPr>
+          <w:rFonts w:ascii="Times New Roman" w:hAnsi="Times New Roman" w:cs="Times New Roman"/>
+          <w:color w:val="auto"/>
+          <w:lang w:val="ru-RU"/>
+        </w:rPr>
+        <w:t xml:space="preserve"> проекта</w:t>
       </w:r>
     </w:p>
     <w:p>
@@ -3448,12 +4162,14 @@
         </w:rPr>
         <w:t xml:space="preserve"> </w:t>
       </w:r>
+      <w:proofErr w:type="spellStart"/>
       <w:r>
         <w:rPr>
           <w:rFonts w:cs="Times New Roman"/>
         </w:rPr>
         <w:t>LiveActivityDemo</w:t>
       </w:r>
+      <w:proofErr w:type="spellEnd"/>
       <w:r>
         <w:rPr>
           <w:rFonts w:cs="Times New Roman"/>
@@ -3567,12 +4283,14 @@
         </w:rPr>
         <w:t>://</w:t>
       </w:r>
+      <w:proofErr w:type="spellStart"/>
       <w:r>
         <w:rPr>
           <w:rFonts w:cs="Times New Roman"/>
         </w:rPr>
         <w:t>github</w:t>
       </w:r>
+      <w:proofErr w:type="spellEnd"/>
       <w:r>
         <w:rPr>
           <w:rFonts w:cs="Times New Roman"/>
@@ -3606,12 +4324,14 @@
         </w:rPr>
         <w:t>/</w:t>
       </w:r>
+      <w:proofErr w:type="spellStart"/>
       <w:r>
         <w:rPr>
           <w:rFonts w:cs="Times New Roman"/>
         </w:rPr>
         <w:t>maui</w:t>
       </w:r>
+      <w:proofErr w:type="spellEnd"/>
       <w:r>
         <w:rPr>
           <w:rFonts w:cs="Times New Roman"/>
@@ -3658,12 +4378,14 @@
         </w:rPr>
         <w:t>/10.0/</w:t>
       </w:r>
+      <w:proofErr w:type="spellStart"/>
       <w:r>
         <w:rPr>
           <w:rFonts w:cs="Times New Roman"/>
         </w:rPr>
         <w:t>PlatformIntegration</w:t>
       </w:r>
+      <w:proofErr w:type="spellEnd"/>
       <w:r>
         <w:rPr>
           <w:rFonts w:cs="Times New Roman"/>
@@ -3671,12 +4393,14 @@
         </w:rPr>
         <w:t>/</w:t>
       </w:r>
+      <w:proofErr w:type="spellStart"/>
       <w:r>
         <w:rPr>
           <w:rFonts w:cs="Times New Roman"/>
         </w:rPr>
         <w:t>LiveActivityDemo</w:t>
       </w:r>
+      <w:proofErr w:type="spellEnd"/>
     </w:p>
     <w:p>
       <w:pPr>
@@ -3691,8 +4415,49 @@
           <w:rFonts w:ascii="Times New Roman" w:hAnsi="Times New Roman" w:cs="Times New Roman"/>
           <w:color w:val="auto"/>
         </w:rPr>
-        <w:t>3.1. Таблица структуры проекта</w:t>
-      </w:r>
+        <w:t xml:space="preserve">3.1. </w:t>
+      </w:r>
+      <w:proofErr w:type="spellStart"/>
+      <w:r>
+        <w:rPr>
+          <w:rFonts w:ascii="Times New Roman" w:hAnsi="Times New Roman" w:cs="Times New Roman"/>
+          <w:color w:val="auto"/>
+        </w:rPr>
+        <w:t>Таблица</w:t>
+      </w:r>
+      <w:proofErr w:type="spellEnd"/>
+      <w:r>
+        <w:rPr>
+          <w:rFonts w:ascii="Times New Roman" w:hAnsi="Times New Roman" w:cs="Times New Roman"/>
+          <w:color w:val="auto"/>
+        </w:rPr>
+        <w:t xml:space="preserve"> </w:t>
+      </w:r>
+      <w:proofErr w:type="spellStart"/>
+      <w:r>
+        <w:rPr>
+          <w:rFonts w:ascii="Times New Roman" w:hAnsi="Times New Roman" w:cs="Times New Roman"/>
+          <w:color w:val="auto"/>
+        </w:rPr>
+        <w:t>структуры</w:t>
+      </w:r>
+      <w:proofErr w:type="spellEnd"/>
+      <w:r>
+        <w:rPr>
+          <w:rFonts w:ascii="Times New Roman" w:hAnsi="Times New Roman" w:cs="Times New Roman"/>
+          <w:color w:val="auto"/>
+        </w:rPr>
+        <w:t xml:space="preserve"> </w:t>
+      </w:r>
+      <w:proofErr w:type="spellStart"/>
+      <w:r>
+        <w:rPr>
+          <w:rFonts w:ascii="Times New Roman" w:hAnsi="Times New Roman" w:cs="Times New Roman"/>
+          <w:color w:val="auto"/>
+        </w:rPr>
+        <w:t>проекта</w:t>
+      </w:r>
+      <w:proofErr w:type="spellEnd"/>
     </w:p>
     <w:tbl>
       <w:tblPr>
@@ -3726,14 +4491,34 @@
                 <w:rFonts w:cs="Times New Roman"/>
               </w:rPr>
             </w:pPr>
+            <w:proofErr w:type="spellStart"/>
             <w:r>
               <w:rPr>
                 <w:rFonts w:cs="Times New Roman"/>
                 <w:b/>
                 <w:sz w:val="18"/>
               </w:rPr>
-              <w:t>Каталог / файл</w:t>
-            </w:r>
+              <w:t>Каталог</w:t>
+            </w:r>
+            <w:proofErr w:type="spellEnd"/>
+            <w:r>
+              <w:rPr>
+                <w:rFonts w:cs="Times New Roman"/>
+                <w:b/>
+                <w:sz w:val="18"/>
+              </w:rPr>
+              <w:t xml:space="preserve"> / </w:t>
+            </w:r>
+            <w:proofErr w:type="spellStart"/>
+            <w:r>
+              <w:rPr>
+                <w:rFonts w:cs="Times New Roman"/>
+                <w:b/>
+                <w:sz w:val="18"/>
+              </w:rPr>
+              <w:t>файл</w:t>
+            </w:r>
+            <w:proofErr w:type="spellEnd"/>
           </w:p>
         </w:tc>
         <w:tc>
@@ -3750,6 +4535,7 @@
                 <w:rFonts w:cs="Times New Roman"/>
               </w:rPr>
             </w:pPr>
+            <w:proofErr w:type="spellStart"/>
             <w:r>
               <w:rPr>
                 <w:rFonts w:cs="Times New Roman"/>
@@ -3758,6 +4544,7 @@
               </w:rPr>
               <w:t>Назначение</w:t>
             </w:r>
+            <w:proofErr w:type="spellEnd"/>
           </w:p>
         </w:tc>
         <w:tc>
@@ -3774,14 +4561,52 @@
                 <w:rFonts w:cs="Times New Roman"/>
               </w:rPr>
             </w:pPr>
+            <w:proofErr w:type="spellStart"/>
             <w:r>
               <w:rPr>
                 <w:rFonts w:cs="Times New Roman"/>
                 <w:b/>
                 <w:sz w:val="18"/>
               </w:rPr>
-              <w:t>Общий или платформозависимый</w:t>
-            </w:r>
+              <w:t>Общий</w:t>
+            </w:r>
+            <w:proofErr w:type="spellEnd"/>
+            <w:r>
+              <w:rPr>
+                <w:rFonts w:cs="Times New Roman"/>
+                <w:b/>
+                <w:sz w:val="18"/>
+              </w:rPr>
+              <w:t xml:space="preserve"> </w:t>
+            </w:r>
+            <w:proofErr w:type="spellStart"/>
+            <w:r>
+              <w:rPr>
+                <w:rFonts w:cs="Times New Roman"/>
+                <w:b/>
+                <w:sz w:val="18"/>
+              </w:rPr>
+              <w:t>или</w:t>
+            </w:r>
+            <w:proofErr w:type="spellEnd"/>
+            <w:r>
+              <w:rPr>
+                <w:rFonts w:cs="Times New Roman"/>
+                <w:b/>
+                <w:sz w:val="18"/>
+              </w:rPr>
+              <w:t xml:space="preserve"> </w:t>
+            </w:r>
+            <w:proofErr w:type="spellStart"/>
+            <w:r>
+              <w:rPr>
+                <w:rFonts w:cs="Times New Roman"/>
+                <w:b/>
+                <w:sz w:val="18"/>
+              </w:rPr>
+              <w:t>платформозависимый</w:t>
+            </w:r>
+            <w:proofErr w:type="spellEnd"/>
           </w:p>
         </w:tc>
       </w:tr>
@@ -3802,13 +4627,31 @@
                 <w:rFonts w:cs="Times New Roman"/>
               </w:rPr>
             </w:pPr>
-            <w:r>
-              <w:rPr>
-                <w:rFonts w:cs="Times New Roman"/>
-                <w:sz w:val="18"/>
-              </w:rPr>
-              <w:t>LiveActivityDemo/LiveActivityDemo.csproj</w:t>
-            </w:r>
+            <w:proofErr w:type="spellStart"/>
+            <w:r>
+              <w:rPr>
+                <w:rFonts w:cs="Times New Roman"/>
+                <w:sz w:val="18"/>
+              </w:rPr>
+              <w:t>LiveActivityDemo</w:t>
+            </w:r>
+            <w:proofErr w:type="spellEnd"/>
+            <w:r>
+              <w:rPr>
+                <w:rFonts w:cs="Times New Roman"/>
+                <w:sz w:val="18"/>
+              </w:rPr>
+              <w:t>/</w:t>
+            </w:r>
+            <w:proofErr w:type="spellStart"/>
+            <w:r>
+              <w:rPr>
+                <w:rFonts w:cs="Times New Roman"/>
+                <w:sz w:val="18"/>
+              </w:rPr>
+              <w:t>LiveActivityDemo.csproj</w:t>
+            </w:r>
+            <w:proofErr w:type="spellEnd"/>
           </w:p>
         </w:tc>
         <w:tc>
@@ -3848,6 +4691,7 @@
               </w:rPr>
               <w:t xml:space="preserve">: целевые платформы, зависимости и условное подключение нативного </w:t>
             </w:r>
+            <w:proofErr w:type="spellStart"/>
             <w:r>
               <w:rPr>
                 <w:rFonts w:cs="Times New Roman"/>
@@ -3855,6 +4699,7 @@
               </w:rPr>
               <w:t>XCFramework</w:t>
             </w:r>
+            <w:proofErr w:type="spellEnd"/>
           </w:p>
         </w:tc>
         <w:tc>
@@ -3907,13 +4752,31 @@
                 <w:rFonts w:cs="Times New Roman"/>
               </w:rPr>
             </w:pPr>
-            <w:r>
-              <w:rPr>
-                <w:rFonts w:cs="Times New Roman"/>
-                <w:sz w:val="18"/>
-              </w:rPr>
-              <w:t>LiveActivityDemo/App.xaml</w:t>
-            </w:r>
+            <w:proofErr w:type="spellStart"/>
+            <w:r>
+              <w:rPr>
+                <w:rFonts w:cs="Times New Roman"/>
+                <w:sz w:val="18"/>
+              </w:rPr>
+              <w:t>LiveActivityDemo</w:t>
+            </w:r>
+            <w:proofErr w:type="spellEnd"/>
+            <w:r>
+              <w:rPr>
+                <w:rFonts w:cs="Times New Roman"/>
+                <w:sz w:val="18"/>
+              </w:rPr>
+              <w:t>/</w:t>
+            </w:r>
+            <w:proofErr w:type="spellStart"/>
+            <w:r>
+              <w:rPr>
+                <w:rFonts w:cs="Times New Roman"/>
+                <w:sz w:val="18"/>
+              </w:rPr>
+              <w:t>App.xaml</w:t>
+            </w:r>
+            <w:proofErr w:type="spellEnd"/>
           </w:p>
         </w:tc>
         <w:tc>
@@ -3955,13 +4818,31 @@
                 <w:rFonts w:cs="Times New Roman"/>
               </w:rPr>
             </w:pPr>
-            <w:r>
-              <w:rPr>
-                <w:rFonts w:cs="Times New Roman"/>
-                <w:sz w:val="18"/>
-              </w:rPr>
-              <w:t>Общий код</w:t>
-            </w:r>
+            <w:proofErr w:type="spellStart"/>
+            <w:r>
+              <w:rPr>
+                <w:rFonts w:cs="Times New Roman"/>
+                <w:sz w:val="18"/>
+              </w:rPr>
+              <w:t>Общий</w:t>
+            </w:r>
+            <w:proofErr w:type="spellEnd"/>
+            <w:r>
+              <w:rPr>
+                <w:rFonts w:cs="Times New Roman"/>
+                <w:sz w:val="18"/>
+              </w:rPr>
+              <w:t xml:space="preserve"> </w:t>
+            </w:r>
+            <w:proofErr w:type="spellStart"/>
+            <w:r>
+              <w:rPr>
+                <w:rFonts w:cs="Times New Roman"/>
+                <w:sz w:val="18"/>
+              </w:rPr>
+              <w:t>код</w:t>
+            </w:r>
+            <w:proofErr w:type="spellEnd"/>
           </w:p>
         </w:tc>
       </w:tr>
@@ -3982,13 +4863,31 @@
                 <w:rFonts w:cs="Times New Roman"/>
               </w:rPr>
             </w:pPr>
-            <w:r>
-              <w:rPr>
-                <w:rFonts w:cs="Times New Roman"/>
-                <w:sz w:val="18"/>
-              </w:rPr>
-              <w:t>LiveActivityDemo/MainPage.xaml</w:t>
-            </w:r>
+            <w:proofErr w:type="spellStart"/>
+            <w:r>
+              <w:rPr>
+                <w:rFonts w:cs="Times New Roman"/>
+                <w:sz w:val="18"/>
+              </w:rPr>
+              <w:t>LiveActivityDemo</w:t>
+            </w:r>
+            <w:proofErr w:type="spellEnd"/>
+            <w:r>
+              <w:rPr>
+                <w:rFonts w:cs="Times New Roman"/>
+                <w:sz w:val="18"/>
+              </w:rPr>
+              <w:t>/</w:t>
+            </w:r>
+            <w:proofErr w:type="spellStart"/>
+            <w:r>
+              <w:rPr>
+                <w:rFonts w:cs="Times New Roman"/>
+                <w:sz w:val="18"/>
+              </w:rPr>
+              <w:t>MainPage.xaml</w:t>
+            </w:r>
+            <w:proofErr w:type="spellEnd"/>
           </w:p>
         </w:tc>
         <w:tc>
@@ -4065,12 +4964,21 @@
                 <w:rFonts w:cs="Times New Roman"/>
               </w:rPr>
             </w:pPr>
-            <w:r>
-              <w:rPr>
-                <w:rFonts w:cs="Times New Roman"/>
-                <w:sz w:val="18"/>
-              </w:rPr>
-              <w:t>Общий UI</w:t>
+            <w:proofErr w:type="spellStart"/>
+            <w:r>
+              <w:rPr>
+                <w:rFonts w:cs="Times New Roman"/>
+                <w:sz w:val="18"/>
+              </w:rPr>
+              <w:t>Общий</w:t>
+            </w:r>
+            <w:proofErr w:type="spellEnd"/>
+            <w:r>
+              <w:rPr>
+                <w:rFonts w:cs="Times New Roman"/>
+                <w:sz w:val="18"/>
+              </w:rPr>
+              <w:t xml:space="preserve"> UI</w:t>
             </w:r>
           </w:p>
         </w:tc>
@@ -4093,13 +5001,31 @@
                 <w:rFonts w:cs="Times New Roman"/>
               </w:rPr>
             </w:pPr>
-            <w:r>
-              <w:rPr>
-                <w:rFonts w:cs="Times New Roman"/>
-                <w:sz w:val="18"/>
-              </w:rPr>
-              <w:t>LiveActivityDemo/MainPage.xaml.cs</w:t>
-            </w:r>
+            <w:proofErr w:type="spellStart"/>
+            <w:r>
+              <w:rPr>
+                <w:rFonts w:cs="Times New Roman"/>
+                <w:sz w:val="18"/>
+              </w:rPr>
+              <w:t>LiveActivityDemo</w:t>
+            </w:r>
+            <w:proofErr w:type="spellEnd"/>
+            <w:r>
+              <w:rPr>
+                <w:rFonts w:cs="Times New Roman"/>
+                <w:sz w:val="18"/>
+              </w:rPr>
+              <w:t>/</w:t>
+            </w:r>
+            <w:proofErr w:type="spellStart"/>
+            <w:r>
+              <w:rPr>
+                <w:rFonts w:cs="Times New Roman"/>
+                <w:sz w:val="18"/>
+              </w:rPr>
+              <w:t>MainPage.xaml.cs</w:t>
+            </w:r>
+            <w:proofErr w:type="spellEnd"/>
           </w:p>
         </w:tc>
         <w:tc>
@@ -4244,12 +5170,21 @@
                 <w:rFonts w:cs="Times New Roman"/>
               </w:rPr>
             </w:pPr>
-            <w:r>
-              <w:rPr>
-                <w:rFonts w:cs="Times New Roman"/>
-                <w:sz w:val="18"/>
-              </w:rPr>
-              <w:t>LiveActivityDemo/Resources/</w:t>
+            <w:proofErr w:type="spellStart"/>
+            <w:r>
+              <w:rPr>
+                <w:rFonts w:cs="Times New Roman"/>
+                <w:sz w:val="18"/>
+              </w:rPr>
+              <w:t>LiveActivityDemo</w:t>
+            </w:r>
+            <w:proofErr w:type="spellEnd"/>
+            <w:r>
+              <w:rPr>
+                <w:rFonts w:cs="Times New Roman"/>
+                <w:sz w:val="18"/>
+              </w:rPr>
+              <w:t>/Resources/</w:t>
             </w:r>
           </w:p>
         </w:tc>
@@ -4290,13 +5225,31 @@
                 <w:rFonts w:cs="Times New Roman"/>
               </w:rPr>
             </w:pPr>
-            <w:r>
-              <w:rPr>
-                <w:rFonts w:cs="Times New Roman"/>
-                <w:sz w:val="18"/>
-              </w:rPr>
-              <w:t>Общие ресурсы</w:t>
-            </w:r>
+            <w:proofErr w:type="spellStart"/>
+            <w:r>
+              <w:rPr>
+                <w:rFonts w:cs="Times New Roman"/>
+                <w:sz w:val="18"/>
+              </w:rPr>
+              <w:t>Общие</w:t>
+            </w:r>
+            <w:proofErr w:type="spellEnd"/>
+            <w:r>
+              <w:rPr>
+                <w:rFonts w:cs="Times New Roman"/>
+                <w:sz w:val="18"/>
+              </w:rPr>
+              <w:t xml:space="preserve"> </w:t>
+            </w:r>
+            <w:proofErr w:type="spellStart"/>
+            <w:r>
+              <w:rPr>
+                <w:rFonts w:cs="Times New Roman"/>
+                <w:sz w:val="18"/>
+              </w:rPr>
+              <w:t>ресурсы</w:t>
+            </w:r>
+            <w:proofErr w:type="spellEnd"/>
           </w:p>
         </w:tc>
       </w:tr>
@@ -4318,13 +5271,31 @@
                 <w:rFonts w:cs="Times New Roman"/>
               </w:rPr>
             </w:pPr>
-            <w:r>
-              <w:rPr>
-                <w:rFonts w:cs="Times New Roman"/>
-                <w:sz w:val="18"/>
-              </w:rPr>
-              <w:t>LiveActivityDemo/Platforms/iOS/Info.plist</w:t>
-            </w:r>
+            <w:proofErr w:type="spellStart"/>
+            <w:r>
+              <w:rPr>
+                <w:rFonts w:cs="Times New Roman"/>
+                <w:sz w:val="18"/>
+              </w:rPr>
+              <w:t>LiveActivityDemo</w:t>
+            </w:r>
+            <w:proofErr w:type="spellEnd"/>
+            <w:r>
+              <w:rPr>
+                <w:rFonts w:cs="Times New Roman"/>
+                <w:sz w:val="18"/>
+              </w:rPr>
+              <w:t>/Platforms/iOS/</w:t>
+            </w:r>
+            <w:proofErr w:type="spellStart"/>
+            <w:r>
+              <w:rPr>
+                <w:rFonts w:cs="Times New Roman"/>
+                <w:sz w:val="18"/>
+              </w:rPr>
+              <w:t>Info.plist</w:t>
+            </w:r>
+            <w:proofErr w:type="spellEnd"/>
           </w:p>
         </w:tc>
         <w:tc>
@@ -4365,6 +5336,7 @@
               </w:rPr>
               <w:t xml:space="preserve">, включая </w:t>
             </w:r>
+            <w:proofErr w:type="spellStart"/>
             <w:r>
               <w:rPr>
                 <w:rFonts w:cs="Times New Roman"/>
@@ -4372,6 +5344,7 @@
               </w:rPr>
               <w:t>NSSupportsLiveActivities</w:t>
             </w:r>
+            <w:proofErr w:type="spellEnd"/>
           </w:p>
         </w:tc>
         <w:tc>
@@ -4388,12 +5361,21 @@
                 <w:rFonts w:cs="Times New Roman"/>
               </w:rPr>
             </w:pPr>
-            <w:r>
-              <w:rPr>
-                <w:rFonts w:cs="Times New Roman"/>
-                <w:sz w:val="18"/>
-              </w:rPr>
-              <w:t>Платформозависимый iOS</w:t>
+            <w:proofErr w:type="spellStart"/>
+            <w:r>
+              <w:rPr>
+                <w:rFonts w:cs="Times New Roman"/>
+                <w:sz w:val="18"/>
+              </w:rPr>
+              <w:t>Платформозависимый</w:t>
+            </w:r>
+            <w:proofErr w:type="spellEnd"/>
+            <w:r>
+              <w:rPr>
+                <w:rFonts w:cs="Times New Roman"/>
+                <w:sz w:val="18"/>
+              </w:rPr>
+              <w:t xml:space="preserve"> iOS</w:t>
             </w:r>
           </w:p>
         </w:tc>
@@ -4415,12 +5397,37 @@
                 <w:rFonts w:cs="Times New Roman"/>
               </w:rPr>
             </w:pPr>
-            <w:r>
-              <w:rPr>
-                <w:rFonts w:cs="Times New Roman"/>
-                <w:sz w:val="18"/>
-              </w:rPr>
-              <w:t>LiveActivityDemo/Platforms/iOS/LiveActivityBridge.xcframework/</w:t>
+            <w:proofErr w:type="spellStart"/>
+            <w:r>
+              <w:rPr>
+                <w:rFonts w:cs="Times New Roman"/>
+                <w:sz w:val="18"/>
+              </w:rPr>
+              <w:t>LiveActivityDemo</w:t>
+            </w:r>
+            <w:proofErr w:type="spellEnd"/>
+            <w:r>
+              <w:rPr>
+                <w:rFonts w:cs="Times New Roman"/>
+                <w:sz w:val="18"/>
+              </w:rPr>
+              <w:t>/Platforms/iOS/</w:t>
+            </w:r>
+            <w:proofErr w:type="spellStart"/>
+            <w:r>
+              <w:rPr>
+                <w:rFonts w:cs="Times New Roman"/>
+                <w:sz w:val="18"/>
+              </w:rPr>
+              <w:t>LiveActivityBridge.xcframework</w:t>
+            </w:r>
+            <w:proofErr w:type="spellEnd"/>
+            <w:r>
+              <w:rPr>
+                <w:rFonts w:cs="Times New Roman"/>
+                <w:sz w:val="18"/>
+              </w:rPr>
+              <w:t>/</w:t>
             </w:r>
           </w:p>
         </w:tc>
@@ -4461,6 +5468,7 @@
               </w:rPr>
               <w:t xml:space="preserve">-мост для вызова </w:t>
             </w:r>
+            <w:proofErr w:type="spellStart"/>
             <w:r>
               <w:rPr>
                 <w:rFonts w:cs="Times New Roman"/>
@@ -4468,6 +5476,7 @@
               </w:rPr>
               <w:t>ActivityKit</w:t>
             </w:r>
+            <w:proofErr w:type="spellEnd"/>
             <w:r>
               <w:rPr>
                 <w:rFonts w:cs="Times New Roman"/>
@@ -4506,12 +5515,21 @@
                 <w:rFonts w:cs="Times New Roman"/>
               </w:rPr>
             </w:pPr>
-            <w:r>
-              <w:rPr>
-                <w:rFonts w:cs="Times New Roman"/>
-                <w:sz w:val="18"/>
-              </w:rPr>
-              <w:t>Платформозависимый iOS</w:t>
+            <w:proofErr w:type="spellStart"/>
+            <w:r>
+              <w:rPr>
+                <w:rFonts w:cs="Times New Roman"/>
+                <w:sz w:val="18"/>
+              </w:rPr>
+              <w:t>Платформозависимый</w:t>
+            </w:r>
+            <w:proofErr w:type="spellEnd"/>
+            <w:r>
+              <w:rPr>
+                <w:rFonts w:cs="Times New Roman"/>
+                <w:sz w:val="18"/>
+              </w:rPr>
+              <w:t xml:space="preserve"> iOS</w:t>
             </w:r>
           </w:p>
         </w:tc>
@@ -4534,12 +5552,37 @@
                 <w:rFonts w:cs="Times New Roman"/>
               </w:rPr>
             </w:pPr>
-            <w:r>
-              <w:rPr>
-                <w:rFonts w:cs="Times New Roman"/>
-                <w:sz w:val="18"/>
-              </w:rPr>
-              <w:t>LiveActivityDemo/Platforms/iOS/PlugIns/</w:t>
+            <w:proofErr w:type="spellStart"/>
+            <w:r>
+              <w:rPr>
+                <w:rFonts w:cs="Times New Roman"/>
+                <w:sz w:val="18"/>
+              </w:rPr>
+              <w:t>LiveActivityDemo</w:t>
+            </w:r>
+            <w:proofErr w:type="spellEnd"/>
+            <w:r>
+              <w:rPr>
+                <w:rFonts w:cs="Times New Roman"/>
+                <w:sz w:val="18"/>
+              </w:rPr>
+              <w:t>/Platforms/iOS/</w:t>
+            </w:r>
+            <w:proofErr w:type="spellStart"/>
+            <w:r>
+              <w:rPr>
+                <w:rFonts w:cs="Times New Roman"/>
+                <w:sz w:val="18"/>
+              </w:rPr>
+              <w:t>PlugIns</w:t>
+            </w:r>
+            <w:proofErr w:type="spellEnd"/>
+            <w:r>
+              <w:rPr>
+                <w:rFonts w:cs="Times New Roman"/>
+                <w:sz w:val="18"/>
+              </w:rPr>
+              <w:t>/</w:t>
             </w:r>
           </w:p>
         </w:tc>
@@ -4566,6 +5609,7 @@
               </w:rPr>
               <w:t xml:space="preserve">Папка для расширения </w:t>
             </w:r>
+            <w:proofErr w:type="spellStart"/>
             <w:r>
               <w:rPr>
                 <w:rFonts w:cs="Times New Roman"/>
@@ -4573,6 +5617,7 @@
               </w:rPr>
               <w:t>LiveActivityWidget</w:t>
             </w:r>
+            <w:proofErr w:type="spellEnd"/>
             <w:r>
               <w:rPr>
                 <w:rFonts w:cs="Times New Roman"/>
@@ -4581,6 +5626,7 @@
               </w:rPr>
               <w:t>.</w:t>
             </w:r>
+            <w:proofErr w:type="spellStart"/>
             <w:r>
               <w:rPr>
                 <w:rFonts w:cs="Times New Roman"/>
@@ -4588,6 +5634,7 @@
               </w:rPr>
               <w:t>appex</w:t>
             </w:r>
+            <w:proofErr w:type="spellEnd"/>
             <w:r>
               <w:rPr>
                 <w:rFonts w:cs="Times New Roman"/>
@@ -4613,13 +5660,23 @@
                 <w:lang w:val="ru-RU"/>
               </w:rPr>
             </w:pPr>
+            <w:proofErr w:type="spellStart"/>
             <w:r>
               <w:rPr>
                 <w:rFonts w:cs="Times New Roman"/>
                 <w:sz w:val="18"/>
                 <w:lang w:val="ru-RU"/>
               </w:rPr>
-              <w:t xml:space="preserve">Платформозависимый </w:t>
+              <w:t>Платформозависимый</w:t>
+            </w:r>
+            <w:proofErr w:type="spellEnd"/>
+            <w:r>
+              <w:rPr>
+                <w:rFonts w:cs="Times New Roman"/>
+                <w:sz w:val="18"/>
+                <w:lang w:val="ru-RU"/>
+              </w:rPr>
+              <w:t xml:space="preserve"> </w:t>
             </w:r>
             <w:r>
               <w:rPr>
@@ -4634,7 +5691,25 @@
                 <w:sz w:val="18"/>
                 <w:lang w:val="ru-RU"/>
               </w:rPr>
-              <w:t>; может быть не заполнена</w:t>
+              <w:t xml:space="preserve">; </w:t>
+            </w:r>
+            <w:proofErr w:type="gramStart"/>
+            <w:r>
+              <w:rPr>
+                <w:rFonts w:cs="Times New Roman"/>
+                <w:sz w:val="18"/>
+                <w:lang w:val="ru-RU"/>
+              </w:rPr>
+              <w:t>может быть</w:t>
+            </w:r>
+            <w:proofErr w:type="gramEnd"/>
+            <w:r>
+              <w:rPr>
+                <w:rFonts w:cs="Times New Roman"/>
+                <w:sz w:val="18"/>
+                <w:lang w:val="ru-RU"/>
+              </w:rPr>
+              <w:t xml:space="preserve"> не заполнена</w:t>
             </w:r>
           </w:p>
         </w:tc>
@@ -4661,8 +5736,33 @@
                 <w:rFonts w:cs="Times New Roman"/>
                 <w:sz w:val="18"/>
               </w:rPr>
-              <w:t>native/LiveActivityBridge/Package.swift</w:t>
-            </w:r>
+              <w:t>native/</w:t>
+            </w:r>
+            <w:proofErr w:type="spellStart"/>
+            <w:r>
+              <w:rPr>
+                <w:rFonts w:cs="Times New Roman"/>
+                <w:sz w:val="18"/>
+              </w:rPr>
+              <w:t>LiveActivityBridge</w:t>
+            </w:r>
+            <w:proofErr w:type="spellEnd"/>
+            <w:r>
+              <w:rPr>
+                <w:rFonts w:cs="Times New Roman"/>
+                <w:sz w:val="18"/>
+              </w:rPr>
+              <w:t>/</w:t>
+            </w:r>
+            <w:proofErr w:type="spellStart"/>
+            <w:r>
+              <w:rPr>
+                <w:rFonts w:cs="Times New Roman"/>
+                <w:sz w:val="18"/>
+              </w:rPr>
+              <w:t>Package.swift</w:t>
+            </w:r>
+            <w:proofErr w:type="spellEnd"/>
           </w:p>
         </w:tc>
         <w:tc>
@@ -4732,12 +5832,21 @@
                 <w:rFonts w:cs="Times New Roman"/>
               </w:rPr>
             </w:pPr>
-            <w:r>
-              <w:rPr>
-                <w:rFonts w:cs="Times New Roman"/>
-                <w:sz w:val="18"/>
-              </w:rPr>
-              <w:t>Платформозависимый iOS</w:t>
+            <w:proofErr w:type="spellStart"/>
+            <w:r>
+              <w:rPr>
+                <w:rFonts w:cs="Times New Roman"/>
+                <w:sz w:val="18"/>
+              </w:rPr>
+              <w:t>Платформозависимый</w:t>
+            </w:r>
+            <w:proofErr w:type="spellEnd"/>
+            <w:r>
+              <w:rPr>
+                <w:rFonts w:cs="Times New Roman"/>
+                <w:sz w:val="18"/>
+              </w:rPr>
+              <w:t xml:space="preserve"> iOS</w:t>
             </w:r>
           </w:p>
         </w:tc>
@@ -4765,7 +5874,39 @@
                 <w:rFonts w:cs="Times New Roman"/>
                 <w:sz w:val="18"/>
               </w:rPr>
-              <w:t>native/LiveActivityBridge/Sources/LiveActivityBridge/</w:t>
+              <w:t>native/</w:t>
+            </w:r>
+            <w:proofErr w:type="spellStart"/>
+            <w:r>
+              <w:rPr>
+                <w:rFonts w:cs="Times New Roman"/>
+                <w:sz w:val="18"/>
+              </w:rPr>
+              <w:t>LiveActivityBridge</w:t>
+            </w:r>
+            <w:proofErr w:type="spellEnd"/>
+            <w:r>
+              <w:rPr>
+                <w:rFonts w:cs="Times New Roman"/>
+                <w:sz w:val="18"/>
+              </w:rPr>
+              <w:t>/Sources/</w:t>
+            </w:r>
+            <w:proofErr w:type="spellStart"/>
+            <w:r>
+              <w:rPr>
+                <w:rFonts w:cs="Times New Roman"/>
+                <w:sz w:val="18"/>
+              </w:rPr>
+              <w:t>LiveActivityBridge</w:t>
+            </w:r>
+            <w:proofErr w:type="spellEnd"/>
+            <w:r>
+              <w:rPr>
+                <w:rFonts w:cs="Times New Roman"/>
+                <w:sz w:val="18"/>
+              </w:rPr>
+              <w:t>/</w:t>
             </w:r>
           </w:p>
         </w:tc>
@@ -4823,12 +5964,21 @@
                 <w:rFonts w:cs="Times New Roman"/>
               </w:rPr>
             </w:pPr>
-            <w:r>
-              <w:rPr>
-                <w:rFonts w:cs="Times New Roman"/>
-                <w:sz w:val="18"/>
-              </w:rPr>
-              <w:t>Платформозависимый iOS</w:t>
+            <w:proofErr w:type="spellStart"/>
+            <w:r>
+              <w:rPr>
+                <w:rFonts w:cs="Times New Roman"/>
+                <w:sz w:val="18"/>
+              </w:rPr>
+              <w:t>Платформозависимый</w:t>
+            </w:r>
+            <w:proofErr w:type="spellEnd"/>
+            <w:r>
+              <w:rPr>
+                <w:rFonts w:cs="Times New Roman"/>
+                <w:sz w:val="18"/>
+              </w:rPr>
+              <w:t xml:space="preserve"> iOS</w:t>
             </w:r>
           </w:p>
         </w:tc>
@@ -4855,7 +6005,39 @@
                 <w:rFonts w:cs="Times New Roman"/>
                 <w:sz w:val="18"/>
               </w:rPr>
-              <w:t>native/LiveActivityWidget/Sources/LiveActivityWidget/</w:t>
+              <w:t>native/</w:t>
+            </w:r>
+            <w:proofErr w:type="spellStart"/>
+            <w:r>
+              <w:rPr>
+                <w:rFonts w:cs="Times New Roman"/>
+                <w:sz w:val="18"/>
+              </w:rPr>
+              <w:t>LiveActivityWidget</w:t>
+            </w:r>
+            <w:proofErr w:type="spellEnd"/>
+            <w:r>
+              <w:rPr>
+                <w:rFonts w:cs="Times New Roman"/>
+                <w:sz w:val="18"/>
+              </w:rPr>
+              <w:t>/Sources/</w:t>
+            </w:r>
+            <w:proofErr w:type="spellStart"/>
+            <w:r>
+              <w:rPr>
+                <w:rFonts w:cs="Times New Roman"/>
+                <w:sz w:val="18"/>
+              </w:rPr>
+              <w:t>LiveActivityWidget</w:t>
+            </w:r>
+            <w:proofErr w:type="spellEnd"/>
+            <w:r>
+              <w:rPr>
+                <w:rFonts w:cs="Times New Roman"/>
+                <w:sz w:val="18"/>
+              </w:rPr>
+              <w:t>/</w:t>
             </w:r>
           </w:p>
         </w:tc>
@@ -4933,12 +6115,21 @@
                 <w:rFonts w:cs="Times New Roman"/>
               </w:rPr>
             </w:pPr>
-            <w:r>
-              <w:rPr>
-                <w:rFonts w:cs="Times New Roman"/>
-                <w:sz w:val="18"/>
-              </w:rPr>
-              <w:t>Платформозависимый iOS</w:t>
+            <w:proofErr w:type="spellStart"/>
+            <w:r>
+              <w:rPr>
+                <w:rFonts w:cs="Times New Roman"/>
+                <w:sz w:val="18"/>
+              </w:rPr>
+              <w:t>Платформозависимый</w:t>
+            </w:r>
+            <w:proofErr w:type="spellEnd"/>
+            <w:r>
+              <w:rPr>
+                <w:rFonts w:cs="Times New Roman"/>
+                <w:sz w:val="18"/>
+              </w:rPr>
+              <w:t xml:space="preserve"> iOS</w:t>
             </w:r>
           </w:p>
         </w:tc>
@@ -4960,6 +6151,7 @@
       </w:pPr>
       <w:r>
         <w:rPr>
+          <w:noProof/>
           <w:lang w:val="ru-RU"/>
         </w:rPr>
         <w:lastRenderedPageBreak/>
@@ -4979,7 +6171,7 @@
                     <pic:cNvPicPr/>
                   </pic:nvPicPr>
                   <pic:blipFill>
-                    <a:blip r:embed="rId12"/>
+                    <a:blip r:embed="rId13"/>
                     <a:stretch>
                       <a:fillRect/>
                     </a:stretch>
@@ -5015,7 +6207,25 @@
           <w:color w:val="auto"/>
           <w:lang w:val="ru-RU"/>
         </w:rPr>
-        <w:t>3.2. Два платформозависимых фрагмента</w:t>
+        <w:t xml:space="preserve">3.2. Два </w:t>
+      </w:r>
+      <w:proofErr w:type="spellStart"/>
+      <w:r>
+        <w:rPr>
+          <w:rFonts w:ascii="Times New Roman" w:hAnsi="Times New Roman" w:cs="Times New Roman"/>
+          <w:color w:val="auto"/>
+          <w:lang w:val="ru-RU"/>
+        </w:rPr>
+        <w:t>платформозависимых</w:t>
+      </w:r>
+      <w:proofErr w:type="spellEnd"/>
+      <w:r>
+        <w:rPr>
+          <w:rFonts w:ascii="Times New Roman" w:hAnsi="Times New Roman" w:cs="Times New Roman"/>
+          <w:color w:val="auto"/>
+          <w:lang w:val="ru-RU"/>
+        </w:rPr>
+        <w:t xml:space="preserve"> фрагмента</w:t>
       </w:r>
     </w:p>
     <w:p>
@@ -5032,12 +6242,14 @@
         </w:rPr>
         <w:t xml:space="preserve">Фрагмент 1. В </w:t>
       </w:r>
+      <w:proofErr w:type="spellStart"/>
       <w:r>
         <w:rPr>
           <w:rFonts w:cs="Times New Roman"/>
         </w:rPr>
         <w:t>MainPage</w:t>
       </w:r>
+      <w:proofErr w:type="spellEnd"/>
       <w:r>
         <w:rPr>
           <w:rFonts w:cs="Times New Roman"/>
@@ -5045,12 +6257,14 @@
         </w:rPr>
         <w:t>.</w:t>
       </w:r>
+      <w:proofErr w:type="spellStart"/>
       <w:r>
         <w:rPr>
           <w:rFonts w:cs="Times New Roman"/>
         </w:rPr>
         <w:t>xaml</w:t>
       </w:r>
+      <w:proofErr w:type="spellEnd"/>
       <w:r>
         <w:rPr>
           <w:rFonts w:cs="Times New Roman"/>
@@ -5071,12 +6285,14 @@
         </w:rPr>
         <w:t xml:space="preserve"> метод </w:t>
       </w:r>
+      <w:proofErr w:type="spellStart"/>
       <w:r>
         <w:rPr>
           <w:rFonts w:cs="Times New Roman"/>
         </w:rPr>
         <w:t>StartBtn</w:t>
       </w:r>
+      <w:proofErr w:type="spellEnd"/>
       <w:r>
         <w:rPr>
           <w:rFonts w:cs="Times New Roman"/>
@@ -5136,12 +6352,14 @@
         </w:rPr>
         <w:t xml:space="preserve"> вызывается </w:t>
       </w:r>
+      <w:proofErr w:type="spellStart"/>
       <w:r>
         <w:rPr>
           <w:rFonts w:cs="Times New Roman"/>
         </w:rPr>
         <w:t>ActivityKitBridge</w:t>
       </w:r>
+      <w:proofErr w:type="spellEnd"/>
       <w:r>
         <w:rPr>
           <w:rFonts w:cs="Times New Roman"/>
@@ -5203,12 +6421,14 @@
         </w:rPr>
         <w:t xml:space="preserve">Фрагмент 2. В том же </w:t>
       </w:r>
+      <w:proofErr w:type="spellStart"/>
       <w:r>
         <w:rPr>
           <w:rFonts w:cs="Times New Roman"/>
         </w:rPr>
         <w:t>MainPage</w:t>
       </w:r>
+      <w:proofErr w:type="spellEnd"/>
       <w:r>
         <w:rPr>
           <w:rFonts w:cs="Times New Roman"/>
@@ -5216,12 +6436,14 @@
         </w:rPr>
         <w:t>.</w:t>
       </w:r>
+      <w:proofErr w:type="spellStart"/>
       <w:r>
         <w:rPr>
           <w:rFonts w:cs="Times New Roman"/>
         </w:rPr>
         <w:t>xaml</w:t>
       </w:r>
+      <w:proofErr w:type="spellEnd"/>
       <w:r>
         <w:rPr>
           <w:rFonts w:cs="Times New Roman"/>
@@ -5242,12 +6464,14 @@
         </w:rPr>
         <w:t xml:space="preserve"> методы </w:t>
       </w:r>
+      <w:proofErr w:type="spellStart"/>
       <w:r>
         <w:rPr>
           <w:rFonts w:cs="Times New Roman"/>
         </w:rPr>
         <w:t>UpdateBtn</w:t>
       </w:r>
+      <w:proofErr w:type="spellEnd"/>
       <w:r>
         <w:rPr>
           <w:rFonts w:cs="Times New Roman"/>
@@ -5268,12 +6492,14 @@
         </w:rPr>
         <w:t xml:space="preserve"> и </w:t>
       </w:r>
+      <w:proofErr w:type="spellStart"/>
       <w:r>
         <w:rPr>
           <w:rFonts w:cs="Times New Roman"/>
         </w:rPr>
         <w:t>EndBtn</w:t>
       </w:r>
+      <w:proofErr w:type="spellEnd"/>
       <w:r>
         <w:rPr>
           <w:rFonts w:cs="Times New Roman"/>
@@ -5294,12 +6520,14 @@
         </w:rPr>
         <w:t xml:space="preserve"> аналогично обращаются к </w:t>
       </w:r>
+      <w:proofErr w:type="spellStart"/>
       <w:r>
         <w:rPr>
           <w:rFonts w:cs="Times New Roman"/>
         </w:rPr>
         <w:t>ActivityKitBridge</w:t>
       </w:r>
+      <w:proofErr w:type="spellEnd"/>
       <w:r>
         <w:rPr>
           <w:rFonts w:cs="Times New Roman"/>
@@ -5320,12 +6548,14 @@
         </w:rPr>
         <w:t xml:space="preserve">(...) и </w:t>
       </w:r>
+      <w:proofErr w:type="spellStart"/>
       <w:r>
         <w:rPr>
           <w:rFonts w:cs="Times New Roman"/>
         </w:rPr>
         <w:t>ActivityKitBridge</w:t>
       </w:r>
+      <w:proofErr w:type="spellEnd"/>
       <w:r>
         <w:rPr>
           <w:rFonts w:cs="Times New Roman"/>
@@ -5359,18 +6589,29 @@
         </w:rPr>
         <w:t>. Сам мост объявляет нативные функции через [</w:t>
       </w:r>
+      <w:proofErr w:type="spellStart"/>
+      <w:proofErr w:type="gramStart"/>
       <w:r>
         <w:rPr>
           <w:rFonts w:cs="Times New Roman"/>
         </w:rPr>
         <w:t>DllImport</w:t>
       </w:r>
-      <w:r>
-        <w:rPr>
-          <w:rFonts w:cs="Times New Roman"/>
-          <w:lang w:val="ru-RU"/>
-        </w:rPr>
-        <w:t>("__</w:t>
+      <w:proofErr w:type="spellEnd"/>
+      <w:r>
+        <w:rPr>
+          <w:rFonts w:cs="Times New Roman"/>
+          <w:lang w:val="ru-RU"/>
+        </w:rPr>
+        <w:t>(</w:t>
+      </w:r>
+      <w:proofErr w:type="gramEnd"/>
+      <w:r>
+        <w:rPr>
+          <w:rFonts w:cs="Times New Roman"/>
+          <w:lang w:val="ru-RU"/>
+        </w:rPr>
+        <w:t>"__</w:t>
       </w:r>
       <w:r>
         <w:rPr>
@@ -5385,12 +6626,14 @@
         </w:rPr>
         <w:t xml:space="preserve">", </w:t>
       </w:r>
+      <w:proofErr w:type="spellStart"/>
       <w:r>
         <w:rPr>
           <w:rFonts w:cs="Times New Roman"/>
         </w:rPr>
         <w:t>EntryPoint</w:t>
       </w:r>
+      <w:proofErr w:type="spellEnd"/>
       <w:r>
         <w:rPr>
           <w:rFonts w:cs="Times New Roman"/>
@@ -5513,12 +6756,14 @@
       <w:r>
         <w:rPr>
           <w:noProof/>
+          <w:lang w:val="ru-RU"/>
         </w:rPr>
         <w:t xml:space="preserve"> </w:t>
       </w:r>
       <w:r>
         <w:rPr>
           <w:rFonts w:cs="Times New Roman"/>
+          <w:noProof/>
           <w:lang w:val="ru-RU"/>
         </w:rPr>
         <w:drawing>
@@ -5537,7 +6782,7 @@
                     <pic:cNvPicPr/>
                   </pic:nvPicPr>
                   <pic:blipFill>
-                    <a:blip r:embed="rId13"/>
+                    <a:blip r:embed="rId14"/>
                     <a:stretch>
                       <a:fillRect/>
                     </a:stretch>
@@ -5572,12 +6817,14 @@
         </w:rPr>
         <w:t xml:space="preserve">Дополнение. В </w:t>
       </w:r>
+      <w:proofErr w:type="spellStart"/>
       <w:r>
         <w:rPr>
           <w:rFonts w:cs="Times New Roman"/>
         </w:rPr>
         <w:t>LiveActivityDemo</w:t>
       </w:r>
+      <w:proofErr w:type="spellEnd"/>
       <w:r>
         <w:rPr>
           <w:rFonts w:cs="Times New Roman"/>
@@ -5585,12 +6832,14 @@
         </w:rPr>
         <w:t>.</w:t>
       </w:r>
+      <w:proofErr w:type="spellStart"/>
       <w:r>
         <w:rPr>
           <w:rFonts w:cs="Times New Roman"/>
         </w:rPr>
         <w:t>csproj</w:t>
       </w:r>
+      <w:proofErr w:type="spellEnd"/>
       <w:r>
         <w:rPr>
           <w:rFonts w:cs="Times New Roman"/>
@@ -5624,12 +6873,14 @@
         </w:rPr>
         <w:t>/</w:t>
       </w:r>
+      <w:proofErr w:type="spellStart"/>
       <w:r>
         <w:rPr>
           <w:rFonts w:cs="Times New Roman"/>
         </w:rPr>
         <w:t>LiveActivityBridge</w:t>
       </w:r>
+      <w:proofErr w:type="spellEnd"/>
       <w:r>
         <w:rPr>
           <w:rFonts w:cs="Times New Roman"/>
@@ -5637,12 +6888,14 @@
         </w:rPr>
         <w:t>.</w:t>
       </w:r>
+      <w:proofErr w:type="spellStart"/>
       <w:r>
         <w:rPr>
           <w:rFonts w:cs="Times New Roman"/>
         </w:rPr>
         <w:t>xcframework</w:t>
       </w:r>
+      <w:proofErr w:type="spellEnd"/>
       <w:r>
         <w:rPr>
           <w:rFonts w:cs="Times New Roman"/>
@@ -5650,12 +6903,14 @@
         </w:rPr>
         <w:t xml:space="preserve"> через </w:t>
       </w:r>
+      <w:proofErr w:type="spellStart"/>
       <w:r>
         <w:rPr>
           <w:rFonts w:cs="Times New Roman"/>
         </w:rPr>
         <w:t>NativeReference</w:t>
       </w:r>
+      <w:proofErr w:type="spellEnd"/>
       <w:r>
         <w:rPr>
           <w:rFonts w:cs="Times New Roman"/>
@@ -5696,12 +6951,14 @@
         </w:rPr>
         <w:t xml:space="preserve">Для анализа выбран официальный пример </w:t>
       </w:r>
+      <w:proofErr w:type="spellStart"/>
       <w:r>
         <w:rPr>
           <w:rFonts w:cs="Times New Roman"/>
         </w:rPr>
         <w:t>LiveActivityDemo</w:t>
       </w:r>
+      <w:proofErr w:type="spellEnd"/>
       <w:r>
         <w:rPr>
           <w:rFonts w:cs="Times New Roman"/>
@@ -5787,12 +7044,14 @@
         </w:rPr>
         <w:t>.</w:t>
       </w:r>
+      <w:proofErr w:type="spellStart"/>
       <w:r>
         <w:rPr>
           <w:rFonts w:cs="Times New Roman"/>
         </w:rPr>
         <w:t>xaml</w:t>
       </w:r>
+      <w:proofErr w:type="spellEnd"/>
       <w:r>
         <w:rPr>
           <w:rFonts w:cs="Times New Roman"/>
@@ -5800,12 +7059,14 @@
         </w:rPr>
         <w:t xml:space="preserve"> и </w:t>
       </w:r>
+      <w:proofErr w:type="spellStart"/>
       <w:r>
         <w:rPr>
           <w:rFonts w:cs="Times New Roman"/>
         </w:rPr>
         <w:t>MainPage</w:t>
       </w:r>
+      <w:proofErr w:type="spellEnd"/>
       <w:r>
         <w:rPr>
           <w:rFonts w:cs="Times New Roman"/>
@@ -5813,12 +7074,14 @@
         </w:rPr>
         <w:t>.</w:t>
       </w:r>
+      <w:proofErr w:type="spellStart"/>
       <w:r>
         <w:rPr>
           <w:rFonts w:cs="Times New Roman"/>
         </w:rPr>
         <w:t>xaml</w:t>
       </w:r>
+      <w:proofErr w:type="spellEnd"/>
       <w:r>
         <w:rPr>
           <w:rFonts w:cs="Times New Roman"/>
@@ -5826,12 +7089,14 @@
         </w:rPr>
         <w:t xml:space="preserve">. Обработчики пользовательских действий находятся в </w:t>
       </w:r>
+      <w:proofErr w:type="spellStart"/>
       <w:r>
         <w:rPr>
           <w:rFonts w:cs="Times New Roman"/>
         </w:rPr>
         <w:t>MainPage</w:t>
       </w:r>
+      <w:proofErr w:type="spellEnd"/>
       <w:r>
         <w:rPr>
           <w:rFonts w:cs="Times New Roman"/>
@@ -5839,12 +7104,14 @@
         </w:rPr>
         <w:t>.</w:t>
       </w:r>
+      <w:proofErr w:type="spellStart"/>
       <w:r>
         <w:rPr>
           <w:rFonts w:cs="Times New Roman"/>
         </w:rPr>
         <w:t>xaml</w:t>
       </w:r>
+      <w:proofErr w:type="spellEnd"/>
       <w:r>
         <w:rPr>
           <w:rFonts w:cs="Times New Roman"/>
@@ -5917,12 +7184,14 @@
         </w:rPr>
         <w:t xml:space="preserve">. Для доступа к </w:t>
       </w:r>
+      <w:proofErr w:type="spellStart"/>
       <w:r>
         <w:rPr>
           <w:rFonts w:cs="Times New Roman"/>
         </w:rPr>
         <w:t>ActivityKit</w:t>
       </w:r>
+      <w:proofErr w:type="spellEnd"/>
       <w:r>
         <w:rPr>
           <w:rFonts w:cs="Times New Roman"/>
@@ -5954,7 +7223,23 @@
           <w:rFonts w:cs="Times New Roman"/>
           <w:lang w:val="ru-RU"/>
         </w:rPr>
-        <w:t>. Платформозависимость явно обозначена директивами условной компиляции #</w:t>
+        <w:t xml:space="preserve">. </w:t>
+      </w:r>
+      <w:proofErr w:type="spellStart"/>
+      <w:r>
+        <w:rPr>
+          <w:rFonts w:cs="Times New Roman"/>
+          <w:lang w:val="ru-RU"/>
+        </w:rPr>
+        <w:t>Платформозависимость</w:t>
+      </w:r>
+      <w:proofErr w:type="spellEnd"/>
+      <w:r>
+        <w:rPr>
+          <w:rFonts w:cs="Times New Roman"/>
+          <w:lang w:val="ru-RU"/>
+        </w:rPr>
+        <w:t xml:space="preserve"> явно обозначена директивами условной компиляции #</w:t>
       </w:r>
       <w:r>
         <w:rPr>
@@ -6205,12 +7490,14 @@
         <w:lastRenderedPageBreak/>
         <w:t xml:space="preserve">одной ОС. Особенность </w:t>
       </w:r>
+      <w:proofErr w:type="spellStart"/>
       <w:r>
         <w:rPr>
           <w:rFonts w:cs="Times New Roman"/>
         </w:rPr>
         <w:t>LiveActivityDemo</w:t>
       </w:r>
+      <w:proofErr w:type="spellEnd"/>
       <w:r>
         <w:rPr>
           <w:rFonts w:cs="Times New Roman"/>
@@ -6257,12 +7544,14 @@
         </w:rPr>
         <w:t xml:space="preserve">. Поэтому вызовы </w:t>
       </w:r>
+      <w:proofErr w:type="spellStart"/>
       <w:r>
         <w:rPr>
           <w:rFonts w:cs="Times New Roman"/>
         </w:rPr>
         <w:t>ActivityKit</w:t>
       </w:r>
+      <w:proofErr w:type="spellEnd"/>
       <w:r>
         <w:rPr>
           <w:rFonts w:cs="Times New Roman"/>
@@ -6335,18 +7624,36 @@
         </w:rPr>
         <w:t xml:space="preserve">. В конфигурации проекта также прописано подключение </w:t>
       </w:r>
+      <w:proofErr w:type="spellStart"/>
       <w:r>
         <w:rPr>
           <w:rFonts w:cs="Times New Roman"/>
         </w:rPr>
         <w:t>XCFramework</w:t>
       </w:r>
-      <w:r>
-        <w:rPr>
-          <w:rFonts w:cs="Times New Roman"/>
-          <w:lang w:val="ru-RU"/>
-        </w:rPr>
-        <w:t>. Значит, граница проходит между общим интерфейсом и нативной функцией. Такой подход удобен: большую часть кода можно переиспользовать, а специфическую возможность реализовать отдельно для каждой платформы.</w:t>
+      <w:proofErr w:type="spellEnd"/>
+      <w:r>
+        <w:rPr>
+          <w:rFonts w:cs="Times New Roman"/>
+          <w:lang w:val="ru-RU"/>
+        </w:rPr>
+        <w:t xml:space="preserve">. Значит, граница проходит между общим интерфейсом и нативной функцией. Такой подход удобен: большую часть кода можно </w:t>
+      </w:r>
+      <w:proofErr w:type="spellStart"/>
+      <w:r>
+        <w:rPr>
+          <w:rFonts w:cs="Times New Roman"/>
+          <w:lang w:val="ru-RU"/>
+        </w:rPr>
+        <w:t>переиспользовать</w:t>
+      </w:r>
+      <w:proofErr w:type="spellEnd"/>
+      <w:r>
+        <w:rPr>
+          <w:rFonts w:cs="Times New Roman"/>
+          <w:lang w:val="ru-RU"/>
+        </w:rPr>
+        <w:t>, а специфическую возможность реализовать отдельно для каждой платформы.</w:t>
       </w:r>
     </w:p>
     <w:p>
@@ -6526,6 +7833,7 @@
                 <w:rFonts w:cs="Times New Roman"/>
               </w:rPr>
             </w:pPr>
+            <w:proofErr w:type="spellStart"/>
             <w:r>
               <w:rPr>
                 <w:rFonts w:cs="Times New Roman"/>
@@ -6534,6 +7842,7 @@
               </w:rPr>
               <w:t>Критерий</w:t>
             </w:r>
+            <w:proofErr w:type="spellEnd"/>
           </w:p>
         </w:tc>
         <w:tc>
@@ -6602,13 +7911,31 @@
                 <w:rFonts w:cs="Times New Roman"/>
               </w:rPr>
             </w:pPr>
-            <w:r>
-              <w:rPr>
-                <w:rFonts w:cs="Times New Roman"/>
-                <w:sz w:val="18"/>
-              </w:rPr>
-              <w:t>Целевые платформы</w:t>
-            </w:r>
+            <w:proofErr w:type="spellStart"/>
+            <w:r>
+              <w:rPr>
+                <w:rFonts w:cs="Times New Roman"/>
+                <w:sz w:val="18"/>
+              </w:rPr>
+              <w:t>Целевые</w:t>
+            </w:r>
+            <w:proofErr w:type="spellEnd"/>
+            <w:r>
+              <w:rPr>
+                <w:rFonts w:cs="Times New Roman"/>
+                <w:sz w:val="18"/>
+              </w:rPr>
+              <w:t xml:space="preserve"> </w:t>
+            </w:r>
+            <w:proofErr w:type="spellStart"/>
+            <w:r>
+              <w:rPr>
+                <w:rFonts w:cs="Times New Roman"/>
+                <w:sz w:val="18"/>
+              </w:rPr>
+              <w:t>платформы</w:t>
+            </w:r>
+            <w:proofErr w:type="spellEnd"/>
           </w:p>
         </w:tc>
         <w:tc>
@@ -6630,7 +7957,23 @@
                 <w:rFonts w:cs="Times New Roman"/>
                 <w:sz w:val="18"/>
               </w:rPr>
-              <w:t>Android, Windows; также iOS, Mac Catalyst. Linux</w:t>
+              <w:t xml:space="preserve">Android, Windows; </w:t>
+            </w:r>
+            <w:proofErr w:type="spellStart"/>
+            <w:r>
+              <w:rPr>
+                <w:rFonts w:cs="Times New Roman"/>
+                <w:sz w:val="18"/>
+              </w:rPr>
+              <w:t>также</w:t>
+            </w:r>
+            <w:proofErr w:type="spellEnd"/>
+            <w:r>
+              <w:rPr>
+                <w:rFonts w:cs="Times New Roman"/>
+                <w:sz w:val="18"/>
+              </w:rPr>
+              <w:t xml:space="preserve"> iOS, Mac Catalyst. Linux</w:t>
             </w:r>
             <w:r>
               <w:rPr>
@@ -6660,7 +8003,119 @@
                 <w:rFonts w:cs="Times New Roman"/>
                 <w:sz w:val="18"/>
               </w:rPr>
-              <w:t>Android, Windows, iOS, Linux, macOS, WebAssembly; на Linux — Skia Desktop. «Аврора» официально не заявлена.</w:t>
+              <w:t xml:space="preserve">Android, Windows, iOS, Linux, macOS, </w:t>
+            </w:r>
+            <w:proofErr w:type="spellStart"/>
+            <w:r>
+              <w:rPr>
+                <w:rFonts w:cs="Times New Roman"/>
+                <w:sz w:val="18"/>
+              </w:rPr>
+              <w:t>WebAssembly</w:t>
+            </w:r>
+            <w:proofErr w:type="spellEnd"/>
+            <w:r>
+              <w:rPr>
+                <w:rFonts w:cs="Times New Roman"/>
+                <w:sz w:val="18"/>
+              </w:rPr>
+              <w:t xml:space="preserve">; </w:t>
+            </w:r>
+            <w:proofErr w:type="spellStart"/>
+            <w:r>
+              <w:rPr>
+                <w:rFonts w:cs="Times New Roman"/>
+                <w:sz w:val="18"/>
+              </w:rPr>
+              <w:t>на</w:t>
+            </w:r>
+            <w:proofErr w:type="spellEnd"/>
+            <w:r>
+              <w:rPr>
+                <w:rFonts w:cs="Times New Roman"/>
+                <w:sz w:val="18"/>
+              </w:rPr>
+              <w:t xml:space="preserve"> Linux — </w:t>
+            </w:r>
+            <w:proofErr w:type="spellStart"/>
+            <w:r>
+              <w:rPr>
+                <w:rFonts w:cs="Times New Roman"/>
+                <w:sz w:val="18"/>
+              </w:rPr>
+              <w:t>Skia</w:t>
+            </w:r>
+            <w:proofErr w:type="spellEnd"/>
+            <w:r>
+              <w:rPr>
+                <w:rFonts w:cs="Times New Roman"/>
+                <w:sz w:val="18"/>
+              </w:rPr>
+              <w:t xml:space="preserve"> Desktop. «</w:t>
+            </w:r>
+            <w:proofErr w:type="spellStart"/>
+            <w:r>
+              <w:rPr>
+                <w:rFonts w:cs="Times New Roman"/>
+                <w:sz w:val="18"/>
+              </w:rPr>
+              <w:t>Аврора</w:t>
+            </w:r>
+            <w:proofErr w:type="spellEnd"/>
+            <w:r>
+              <w:rPr>
+                <w:rFonts w:cs="Times New Roman"/>
+                <w:sz w:val="18"/>
+              </w:rPr>
+              <w:t xml:space="preserve">» </w:t>
+            </w:r>
+            <w:proofErr w:type="spellStart"/>
+            <w:r>
+              <w:rPr>
+                <w:rFonts w:cs="Times New Roman"/>
+                <w:sz w:val="18"/>
+              </w:rPr>
+              <w:t>официально</w:t>
+            </w:r>
+            <w:proofErr w:type="spellEnd"/>
+            <w:r>
+              <w:rPr>
+                <w:rFonts w:cs="Times New Roman"/>
+                <w:sz w:val="18"/>
+              </w:rPr>
+              <w:t xml:space="preserve"> </w:t>
+            </w:r>
+            <w:proofErr w:type="spellStart"/>
+            <w:r>
+              <w:rPr>
+                <w:rFonts w:cs="Times New Roman"/>
+                <w:sz w:val="18"/>
+              </w:rPr>
+              <w:t>не</w:t>
+            </w:r>
+            <w:proofErr w:type="spellEnd"/>
+            <w:r>
+              <w:rPr>
+                <w:rFonts w:cs="Times New Roman"/>
+                <w:sz w:val="18"/>
+              </w:rPr>
+              <w:t xml:space="preserve"> </w:t>
+            </w:r>
+            <w:proofErr w:type="spellStart"/>
+            <w:r>
+              <w:rPr>
+                <w:rFonts w:cs="Times New Roman"/>
+                <w:sz w:val="18"/>
+              </w:rPr>
+              <w:t>заявлена</w:t>
+            </w:r>
+            <w:proofErr w:type="spellEnd"/>
+            <w:r>
+              <w:rPr>
+                <w:rFonts w:cs="Times New Roman"/>
+                <w:sz w:val="18"/>
+              </w:rPr>
+              <w:t>.</w:t>
             </w:r>
           </w:p>
         </w:tc>
@@ -6683,13 +8138,47 @@
                 <w:rFonts w:cs="Times New Roman"/>
               </w:rPr>
             </w:pPr>
-            <w:r>
-              <w:rPr>
-                <w:rFonts w:cs="Times New Roman"/>
-                <w:sz w:val="18"/>
-              </w:rPr>
-              <w:t>Языки и входной порог</w:t>
-            </w:r>
+            <w:proofErr w:type="spellStart"/>
+            <w:r>
+              <w:rPr>
+                <w:rFonts w:cs="Times New Roman"/>
+                <w:sz w:val="18"/>
+              </w:rPr>
+              <w:t>Языки</w:t>
+            </w:r>
+            <w:proofErr w:type="spellEnd"/>
+            <w:r>
+              <w:rPr>
+                <w:rFonts w:cs="Times New Roman"/>
+                <w:sz w:val="18"/>
+              </w:rPr>
+              <w:t xml:space="preserve"> и </w:t>
+            </w:r>
+            <w:proofErr w:type="spellStart"/>
+            <w:r>
+              <w:rPr>
+                <w:rFonts w:cs="Times New Roman"/>
+                <w:sz w:val="18"/>
+              </w:rPr>
+              <w:t>входной</w:t>
+            </w:r>
+            <w:proofErr w:type="spellEnd"/>
+            <w:r>
+              <w:rPr>
+                <w:rFonts w:cs="Times New Roman"/>
+                <w:sz w:val="18"/>
+              </w:rPr>
+              <w:t xml:space="preserve"> </w:t>
+            </w:r>
+            <w:proofErr w:type="spellStart"/>
+            <w:r>
+              <w:rPr>
+                <w:rFonts w:cs="Times New Roman"/>
+                <w:sz w:val="18"/>
+              </w:rPr>
+              <w:t>порог</w:t>
+            </w:r>
+            <w:proofErr w:type="spellEnd"/>
           </w:p>
         </w:tc>
         <w:tc>
@@ -6859,6 +8348,7 @@
               </w:rPr>
               <w:t xml:space="preserve"> на основе </w:t>
             </w:r>
+            <w:proofErr w:type="spellStart"/>
             <w:r>
               <w:rPr>
                 <w:rFonts w:cs="Times New Roman"/>
@@ -6866,6 +8356,7 @@
               </w:rPr>
               <w:t>WinUI</w:t>
             </w:r>
+            <w:proofErr w:type="spellEnd"/>
             <w:r>
               <w:rPr>
                 <w:rFonts w:cs="Times New Roman"/>
@@ -6959,8 +8450,17 @@
                 <w:rFonts w:cs="Times New Roman"/>
                 <w:sz w:val="18"/>
               </w:rPr>
-              <w:t>UI и рендеринг</w:t>
-            </w:r>
+              <w:t xml:space="preserve">UI и </w:t>
+            </w:r>
+            <w:proofErr w:type="spellStart"/>
+            <w:r>
+              <w:rPr>
+                <w:rFonts w:cs="Times New Roman"/>
+                <w:sz w:val="18"/>
+              </w:rPr>
+              <w:t>рендеринг</w:t>
+            </w:r>
+            <w:proofErr w:type="spellEnd"/>
           </w:p>
         </w:tc>
         <w:tc>
@@ -7007,6 +8507,7 @@
               </w:rPr>
               <w:t xml:space="preserve"> и </w:t>
             </w:r>
+            <w:proofErr w:type="spellStart"/>
             <w:r>
               <w:rPr>
                 <w:rFonts w:cs="Times New Roman"/>
@@ -7014,6 +8515,7 @@
               </w:rPr>
               <w:t>WinUI</w:t>
             </w:r>
+            <w:proofErr w:type="spellEnd"/>
             <w:r>
               <w:rPr>
                 <w:rFonts w:cs="Times New Roman"/>
@@ -7052,6 +8554,7 @@
                 <w:rFonts w:cs="Times New Roman"/>
               </w:rPr>
             </w:pPr>
+            <w:proofErr w:type="spellStart"/>
             <w:r>
               <w:rPr>
                 <w:rFonts w:cs="Times New Roman"/>
@@ -7059,6 +8562,7 @@
               </w:rPr>
               <w:t>WinUI</w:t>
             </w:r>
+            <w:proofErr w:type="spellEnd"/>
             <w:r>
               <w:rPr>
                 <w:rFonts w:cs="Times New Roman"/>
@@ -7067,6 +8571,7 @@
               </w:rPr>
               <w:t xml:space="preserve">-подобная модель; </w:t>
             </w:r>
+            <w:proofErr w:type="spellStart"/>
             <w:r>
               <w:rPr>
                 <w:rFonts w:cs="Times New Roman"/>
@@ -7074,6 +8579,7 @@
               </w:rPr>
               <w:t>Skia</w:t>
             </w:r>
+            <w:proofErr w:type="spellEnd"/>
             <w:r>
               <w:rPr>
                 <w:rFonts w:cs="Times New Roman"/>
@@ -7097,6 +8603,7 @@
               </w:rPr>
               <w:t xml:space="preserve"> и </w:t>
             </w:r>
+            <w:proofErr w:type="spellStart"/>
             <w:r>
               <w:rPr>
                 <w:rFonts w:cs="Times New Roman"/>
@@ -7104,6 +8611,7 @@
               </w:rPr>
               <w:t>Skia</w:t>
             </w:r>
+            <w:proofErr w:type="spellEnd"/>
             <w:r>
               <w:rPr>
                 <w:rFonts w:cs="Times New Roman"/>
@@ -7127,6 +8635,7 @@
               </w:rPr>
               <w:t xml:space="preserve">, нативный </w:t>
             </w:r>
+            <w:proofErr w:type="spellStart"/>
             <w:r>
               <w:rPr>
                 <w:rFonts w:cs="Times New Roman"/>
@@ -7134,6 +8643,7 @@
               </w:rPr>
               <w:t>WinUI</w:t>
             </w:r>
+            <w:proofErr w:type="spellEnd"/>
             <w:r>
               <w:rPr>
                 <w:rFonts w:cs="Times New Roman"/>
@@ -7187,12 +8697,69 @@
               </w:rPr>
               <w:t xml:space="preserve">. </w:t>
             </w:r>
-            <w:r>
-              <w:rPr>
-                <w:rFonts w:cs="Times New Roman"/>
-                <w:sz w:val="18"/>
-              </w:rPr>
-              <w:t>Широкая настройка внешнего вида.</w:t>
+            <w:proofErr w:type="spellStart"/>
+            <w:r>
+              <w:rPr>
+                <w:rFonts w:cs="Times New Roman"/>
+                <w:sz w:val="18"/>
+              </w:rPr>
+              <w:t>Широкая</w:t>
+            </w:r>
+            <w:proofErr w:type="spellEnd"/>
+            <w:r>
+              <w:rPr>
+                <w:rFonts w:cs="Times New Roman"/>
+                <w:sz w:val="18"/>
+              </w:rPr>
+              <w:t xml:space="preserve"> </w:t>
+            </w:r>
+            <w:proofErr w:type="spellStart"/>
+            <w:r>
+              <w:rPr>
+                <w:rFonts w:cs="Times New Roman"/>
+                <w:sz w:val="18"/>
+              </w:rPr>
+              <w:t>настройка</w:t>
+            </w:r>
+            <w:proofErr w:type="spellEnd"/>
+            <w:r>
+              <w:rPr>
+                <w:rFonts w:cs="Times New Roman"/>
+                <w:sz w:val="18"/>
+              </w:rPr>
+              <w:t xml:space="preserve"> </w:t>
+            </w:r>
+            <w:proofErr w:type="spellStart"/>
+            <w:r>
+              <w:rPr>
+                <w:rFonts w:cs="Times New Roman"/>
+                <w:sz w:val="18"/>
+              </w:rPr>
+              <w:t>внешнего</w:t>
+            </w:r>
+            <w:proofErr w:type="spellEnd"/>
+            <w:r>
+              <w:rPr>
+                <w:rFonts w:cs="Times New Roman"/>
+                <w:sz w:val="18"/>
+              </w:rPr>
+              <w:t xml:space="preserve"> </w:t>
+            </w:r>
+            <w:proofErr w:type="spellStart"/>
+            <w:r>
+              <w:rPr>
+                <w:rFonts w:cs="Times New Roman"/>
+                <w:sz w:val="18"/>
+              </w:rPr>
+              <w:t>вида</w:t>
+            </w:r>
+            <w:proofErr w:type="spellEnd"/>
+            <w:r>
+              <w:rPr>
+                <w:rFonts w:cs="Times New Roman"/>
+                <w:sz w:val="18"/>
+              </w:rPr>
+              <w:t>.</w:t>
             </w:r>
           </w:p>
         </w:tc>
@@ -7215,13 +8782,31 @@
                 <w:rFonts w:cs="Times New Roman"/>
               </w:rPr>
             </w:pPr>
-            <w:r>
-              <w:rPr>
-                <w:rFonts w:cs="Times New Roman"/>
-                <w:sz w:val="18"/>
-              </w:rPr>
-              <w:t>Ожидаемая производительность</w:t>
-            </w:r>
+            <w:proofErr w:type="spellStart"/>
+            <w:r>
+              <w:rPr>
+                <w:rFonts w:cs="Times New Roman"/>
+                <w:sz w:val="18"/>
+              </w:rPr>
+              <w:t>Ожидаемая</w:t>
+            </w:r>
+            <w:proofErr w:type="spellEnd"/>
+            <w:r>
+              <w:rPr>
+                <w:rFonts w:cs="Times New Roman"/>
+                <w:sz w:val="18"/>
+              </w:rPr>
+              <w:t xml:space="preserve"> </w:t>
+            </w:r>
+            <w:proofErr w:type="spellStart"/>
+            <w:r>
+              <w:rPr>
+                <w:rFonts w:cs="Times New Roman"/>
+                <w:sz w:val="18"/>
+              </w:rPr>
+              <w:t>производительность</w:t>
+            </w:r>
+            <w:proofErr w:type="spellEnd"/>
           </w:p>
         </w:tc>
         <w:tc>
@@ -7287,6 +8872,7 @@
               </w:rPr>
               <w:t xml:space="preserve">. </w:t>
             </w:r>
+            <w:proofErr w:type="spellStart"/>
             <w:r>
               <w:rPr>
                 <w:rFonts w:cs="Times New Roman"/>
@@ -7294,6 +8880,7 @@
               </w:rPr>
               <w:t>Skia</w:t>
             </w:r>
+            <w:proofErr w:type="spellEnd"/>
             <w:r>
               <w:rPr>
                 <w:rFonts w:cs="Times New Roman"/>
@@ -7322,13 +8909,31 @@
                 <w:rFonts w:cs="Times New Roman"/>
               </w:rPr>
             </w:pPr>
-            <w:r>
-              <w:rPr>
-                <w:rFonts w:cs="Times New Roman"/>
-                <w:sz w:val="18"/>
-              </w:rPr>
-              <w:t>Размер и ресурсы</w:t>
-            </w:r>
+            <w:proofErr w:type="spellStart"/>
+            <w:r>
+              <w:rPr>
+                <w:rFonts w:cs="Times New Roman"/>
+                <w:sz w:val="18"/>
+              </w:rPr>
+              <w:t>Размер</w:t>
+            </w:r>
+            <w:proofErr w:type="spellEnd"/>
+            <w:r>
+              <w:rPr>
+                <w:rFonts w:cs="Times New Roman"/>
+                <w:sz w:val="18"/>
+              </w:rPr>
+              <w:t xml:space="preserve"> и </w:t>
+            </w:r>
+            <w:proofErr w:type="spellStart"/>
+            <w:r>
+              <w:rPr>
+                <w:rFonts w:cs="Times New Roman"/>
+                <w:sz w:val="18"/>
+              </w:rPr>
+              <w:t>ресурсы</w:t>
+            </w:r>
+            <w:proofErr w:type="spellEnd"/>
           </w:p>
         </w:tc>
         <w:tc>
@@ -7422,6 +9027,7 @@
               </w:rPr>
               <w:t xml:space="preserve">Ресурсы зависят от </w:t>
             </w:r>
+            <w:proofErr w:type="spellStart"/>
             <w:r>
               <w:rPr>
                 <w:rFonts w:cs="Times New Roman"/>
@@ -7429,6 +9035,7 @@
               </w:rPr>
               <w:t>Skia</w:t>
             </w:r>
+            <w:proofErr w:type="spellEnd"/>
             <w:r>
               <w:rPr>
                 <w:rFonts w:cs="Times New Roman"/>
@@ -7488,13 +9095,31 @@
                 <w:rFonts w:cs="Times New Roman"/>
               </w:rPr>
             </w:pPr>
-            <w:r>
-              <w:rPr>
-                <w:rFonts w:cs="Times New Roman"/>
-                <w:sz w:val="18"/>
-              </w:rPr>
-              <w:t>Экосистема и зрелость</w:t>
-            </w:r>
+            <w:proofErr w:type="spellStart"/>
+            <w:r>
+              <w:rPr>
+                <w:rFonts w:cs="Times New Roman"/>
+                <w:sz w:val="18"/>
+              </w:rPr>
+              <w:t>Экосистема</w:t>
+            </w:r>
+            <w:proofErr w:type="spellEnd"/>
+            <w:r>
+              <w:rPr>
+                <w:rFonts w:cs="Times New Roman"/>
+                <w:sz w:val="18"/>
+              </w:rPr>
+              <w:t xml:space="preserve"> и </w:t>
+            </w:r>
+            <w:proofErr w:type="spellStart"/>
+            <w:r>
+              <w:rPr>
+                <w:rFonts w:cs="Times New Roman"/>
+                <w:sz w:val="18"/>
+              </w:rPr>
+              <w:t>зрелость</w:t>
+            </w:r>
+            <w:proofErr w:type="spellEnd"/>
           </w:p>
         </w:tc>
         <w:tc>
@@ -7642,6 +9267,7 @@
               </w:rPr>
               <w:t xml:space="preserve">, </w:t>
             </w:r>
+            <w:proofErr w:type="spellStart"/>
             <w:r>
               <w:rPr>
                 <w:rFonts w:cs="Times New Roman"/>
@@ -7649,6 +9275,7 @@
               </w:rPr>
               <w:t>WinUI</w:t>
             </w:r>
+            <w:proofErr w:type="spellEnd"/>
             <w:r>
               <w:rPr>
                 <w:rFonts w:cs="Times New Roman"/>
@@ -7782,13 +9409,31 @@
                 <w:rFonts w:cs="Times New Roman"/>
               </w:rPr>
             </w:pPr>
-            <w:r>
-              <w:rPr>
-                <w:rFonts w:cs="Times New Roman"/>
-                <w:sz w:val="18"/>
-              </w:rPr>
-              <w:t>Актуальность релизов</w:t>
-            </w:r>
+            <w:proofErr w:type="spellStart"/>
+            <w:r>
+              <w:rPr>
+                <w:rFonts w:cs="Times New Roman"/>
+                <w:sz w:val="18"/>
+              </w:rPr>
+              <w:t>Актуальность</w:t>
+            </w:r>
+            <w:proofErr w:type="spellEnd"/>
+            <w:r>
+              <w:rPr>
+                <w:rFonts w:cs="Times New Roman"/>
+                <w:sz w:val="18"/>
+              </w:rPr>
+              <w:t xml:space="preserve"> </w:t>
+            </w:r>
+            <w:proofErr w:type="spellStart"/>
+            <w:r>
+              <w:rPr>
+                <w:rFonts w:cs="Times New Roman"/>
+                <w:sz w:val="18"/>
+              </w:rPr>
+              <w:t>релизов</w:t>
+            </w:r>
+            <w:proofErr w:type="spellEnd"/>
           </w:p>
         </w:tc>
         <w:tc>
@@ -7940,13 +9585,31 @@
                 <w:rFonts w:cs="Times New Roman"/>
               </w:rPr>
             </w:pPr>
-            <w:r>
-              <w:rPr>
-                <w:rFonts w:cs="Times New Roman"/>
-                <w:sz w:val="18"/>
-              </w:rPr>
-              <w:t>Лицензия и стоимость</w:t>
-            </w:r>
+            <w:proofErr w:type="spellStart"/>
+            <w:r>
+              <w:rPr>
+                <w:rFonts w:cs="Times New Roman"/>
+                <w:sz w:val="18"/>
+              </w:rPr>
+              <w:t>Лицензия</w:t>
+            </w:r>
+            <w:proofErr w:type="spellEnd"/>
+            <w:r>
+              <w:rPr>
+                <w:rFonts w:cs="Times New Roman"/>
+                <w:sz w:val="18"/>
+              </w:rPr>
+              <w:t xml:space="preserve"> и </w:t>
+            </w:r>
+            <w:proofErr w:type="spellStart"/>
+            <w:r>
+              <w:rPr>
+                <w:rFonts w:cs="Times New Roman"/>
+                <w:sz w:val="18"/>
+              </w:rPr>
+              <w:t>стоимость</w:t>
+            </w:r>
+            <w:proofErr w:type="spellEnd"/>
           </w:p>
         </w:tc>
         <w:tc>
@@ -8092,6 +9755,7 @@
                 <w:rFonts w:cs="Times New Roman"/>
               </w:rPr>
             </w:pPr>
+            <w:proofErr w:type="spellStart"/>
             <w:r>
               <w:rPr>
                 <w:rFonts w:cs="Times New Roman"/>
@@ -8099,6 +9763,7 @@
               </w:rPr>
               <w:t>Распространение</w:t>
             </w:r>
+            <w:proofErr w:type="spellEnd"/>
           </w:p>
         </w:tc>
         <w:tc>
@@ -8119,7 +9784,87 @@
                 <w:rFonts w:cs="Times New Roman"/>
                 <w:sz w:val="18"/>
               </w:rPr>
-              <w:t>Android — APK/AAB, Google Play и RuStore; Windows — MSIX/установщик или корпоративное развёртывание.</w:t>
+              <w:t xml:space="preserve">Android — APK/AAB, Google Play и </w:t>
+            </w:r>
+            <w:proofErr w:type="spellStart"/>
+            <w:r>
+              <w:rPr>
+                <w:rFonts w:cs="Times New Roman"/>
+                <w:sz w:val="18"/>
+              </w:rPr>
+              <w:t>RuStore</w:t>
+            </w:r>
+            <w:proofErr w:type="spellEnd"/>
+            <w:r>
+              <w:rPr>
+                <w:rFonts w:cs="Times New Roman"/>
+                <w:sz w:val="18"/>
+              </w:rPr>
+              <w:t>; Windows — MSIX/</w:t>
+            </w:r>
+            <w:proofErr w:type="spellStart"/>
+            <w:r>
+              <w:rPr>
+                <w:rFonts w:cs="Times New Roman"/>
+                <w:sz w:val="18"/>
+              </w:rPr>
+              <w:t>установщик</w:t>
+            </w:r>
+            <w:proofErr w:type="spellEnd"/>
+            <w:r>
+              <w:rPr>
+                <w:rFonts w:cs="Times New Roman"/>
+                <w:sz w:val="18"/>
+              </w:rPr>
+              <w:t xml:space="preserve"> </w:t>
+            </w:r>
+            <w:proofErr w:type="spellStart"/>
+            <w:r>
+              <w:rPr>
+                <w:rFonts w:cs="Times New Roman"/>
+                <w:sz w:val="18"/>
+              </w:rPr>
+              <w:t>или</w:t>
+            </w:r>
+            <w:proofErr w:type="spellEnd"/>
+            <w:r>
+              <w:rPr>
+                <w:rFonts w:cs="Times New Roman"/>
+                <w:sz w:val="18"/>
+              </w:rPr>
+              <w:t xml:space="preserve"> </w:t>
+            </w:r>
+            <w:proofErr w:type="spellStart"/>
+            <w:r>
+              <w:rPr>
+                <w:rFonts w:cs="Times New Roman"/>
+                <w:sz w:val="18"/>
+              </w:rPr>
+              <w:t>корпоративное</w:t>
+            </w:r>
+            <w:proofErr w:type="spellEnd"/>
+            <w:r>
+              <w:rPr>
+                <w:rFonts w:cs="Times New Roman"/>
+                <w:sz w:val="18"/>
+              </w:rPr>
+              <w:t xml:space="preserve"> </w:t>
+            </w:r>
+            <w:proofErr w:type="spellStart"/>
+            <w:r>
+              <w:rPr>
+                <w:rFonts w:cs="Times New Roman"/>
+                <w:sz w:val="18"/>
+              </w:rPr>
+              <w:t>развёртывание</w:t>
+            </w:r>
+            <w:proofErr w:type="spellEnd"/>
+            <w:r>
+              <w:rPr>
+                <w:rFonts w:cs="Times New Roman"/>
+                <w:sz w:val="18"/>
+              </w:rPr>
+              <w:t>.</w:t>
             </w:r>
           </w:p>
         </w:tc>
@@ -8182,6 +9927,7 @@
               </w:rPr>
               <w:t xml:space="preserve">, магазины, включая </w:t>
             </w:r>
+            <w:proofErr w:type="spellStart"/>
             <w:r>
               <w:rPr>
                 <w:rFonts w:cs="Times New Roman"/>
@@ -8189,6 +9935,7 @@
               </w:rPr>
               <w:t>RuStore</w:t>
             </w:r>
+            <w:proofErr w:type="spellEnd"/>
             <w:r>
               <w:rPr>
                 <w:rFonts w:cs="Times New Roman"/>
@@ -8248,12 +9995,21 @@
                 <w:rFonts w:cs="Times New Roman"/>
               </w:rPr>
             </w:pPr>
-            <w:r>
-              <w:rPr>
-                <w:rFonts w:cs="Times New Roman"/>
-                <w:sz w:val="18"/>
-              </w:rPr>
-              <w:t>Отечественные ОС</w:t>
+            <w:proofErr w:type="spellStart"/>
+            <w:r>
+              <w:rPr>
+                <w:rFonts w:cs="Times New Roman"/>
+                <w:sz w:val="18"/>
+              </w:rPr>
+              <w:t>Отечественные</w:t>
+            </w:r>
+            <w:proofErr w:type="spellEnd"/>
+            <w:r>
+              <w:rPr>
+                <w:rFonts w:cs="Times New Roman"/>
+                <w:sz w:val="18"/>
+              </w:rPr>
+              <w:t xml:space="preserve"> ОС</w:t>
             </w:r>
           </w:p>
         </w:tc>
@@ -8321,7 +10077,71 @@
                 <w:rFonts w:cs="Times New Roman"/>
                 <w:sz w:val="18"/>
               </w:rPr>
-              <w:t>«Аврора» не поддерживается штатно.</w:t>
+              <w:t>«</w:t>
+            </w:r>
+            <w:proofErr w:type="spellStart"/>
+            <w:r>
+              <w:rPr>
+                <w:rFonts w:cs="Times New Roman"/>
+                <w:sz w:val="18"/>
+              </w:rPr>
+              <w:t>Аврора</w:t>
+            </w:r>
+            <w:proofErr w:type="spellEnd"/>
+            <w:r>
+              <w:rPr>
+                <w:rFonts w:cs="Times New Roman"/>
+                <w:sz w:val="18"/>
+              </w:rPr>
+              <w:t xml:space="preserve">» </w:t>
+            </w:r>
+            <w:proofErr w:type="spellStart"/>
+            <w:r>
+              <w:rPr>
+                <w:rFonts w:cs="Times New Roman"/>
+                <w:sz w:val="18"/>
+              </w:rPr>
+              <w:t>не</w:t>
+            </w:r>
+            <w:proofErr w:type="spellEnd"/>
+            <w:r>
+              <w:rPr>
+                <w:rFonts w:cs="Times New Roman"/>
+                <w:sz w:val="18"/>
+              </w:rPr>
+              <w:t xml:space="preserve"> </w:t>
+            </w:r>
+            <w:proofErr w:type="spellStart"/>
+            <w:r>
+              <w:rPr>
+                <w:rFonts w:cs="Times New Roman"/>
+                <w:sz w:val="18"/>
+              </w:rPr>
+              <w:t>поддерживается</w:t>
+            </w:r>
+            <w:proofErr w:type="spellEnd"/>
+            <w:r>
+              <w:rPr>
+                <w:rFonts w:cs="Times New Roman"/>
+                <w:sz w:val="18"/>
+              </w:rPr>
+              <w:t xml:space="preserve"> </w:t>
+            </w:r>
+            <w:proofErr w:type="spellStart"/>
+            <w:r>
+              <w:rPr>
+                <w:rFonts w:cs="Times New Roman"/>
+                <w:sz w:val="18"/>
+              </w:rPr>
+              <w:t>штатно</w:t>
+            </w:r>
+            <w:proofErr w:type="spellEnd"/>
+            <w:r>
+              <w:rPr>
+                <w:rFonts w:cs="Times New Roman"/>
+                <w:sz w:val="18"/>
+              </w:rPr>
+              <w:t>.</w:t>
             </w:r>
           </w:p>
         </w:tc>
@@ -8412,7 +10232,71 @@
                 <w:rFonts w:cs="Times New Roman"/>
                 <w:sz w:val="18"/>
               </w:rPr>
-              <w:t>«Аврора» не заявлена официально.</w:t>
+              <w:t>«</w:t>
+            </w:r>
+            <w:proofErr w:type="spellStart"/>
+            <w:r>
+              <w:rPr>
+                <w:rFonts w:cs="Times New Roman"/>
+                <w:sz w:val="18"/>
+              </w:rPr>
+              <w:t>Аврора</w:t>
+            </w:r>
+            <w:proofErr w:type="spellEnd"/>
+            <w:r>
+              <w:rPr>
+                <w:rFonts w:cs="Times New Roman"/>
+                <w:sz w:val="18"/>
+              </w:rPr>
+              <w:t xml:space="preserve">» </w:t>
+            </w:r>
+            <w:proofErr w:type="spellStart"/>
+            <w:r>
+              <w:rPr>
+                <w:rFonts w:cs="Times New Roman"/>
+                <w:sz w:val="18"/>
+              </w:rPr>
+              <w:t>не</w:t>
+            </w:r>
+            <w:proofErr w:type="spellEnd"/>
+            <w:r>
+              <w:rPr>
+                <w:rFonts w:cs="Times New Roman"/>
+                <w:sz w:val="18"/>
+              </w:rPr>
+              <w:t xml:space="preserve"> </w:t>
+            </w:r>
+            <w:proofErr w:type="spellStart"/>
+            <w:r>
+              <w:rPr>
+                <w:rFonts w:cs="Times New Roman"/>
+                <w:sz w:val="18"/>
+              </w:rPr>
+              <w:t>заявлена</w:t>
+            </w:r>
+            <w:proofErr w:type="spellEnd"/>
+            <w:r>
+              <w:rPr>
+                <w:rFonts w:cs="Times New Roman"/>
+                <w:sz w:val="18"/>
+              </w:rPr>
+              <w:t xml:space="preserve"> </w:t>
+            </w:r>
+            <w:proofErr w:type="spellStart"/>
+            <w:r>
+              <w:rPr>
+                <w:rFonts w:cs="Times New Roman"/>
+                <w:sz w:val="18"/>
+              </w:rPr>
+              <w:t>официально</w:t>
+            </w:r>
+            <w:proofErr w:type="spellEnd"/>
+            <w:r>
+              <w:rPr>
+                <w:rFonts w:cs="Times New Roman"/>
+                <w:sz w:val="18"/>
+              </w:rPr>
+              <w:t>.</w:t>
             </w:r>
           </w:p>
         </w:tc>
@@ -8439,8 +10323,33 @@
           <w:rFonts w:ascii="Times New Roman" w:hAnsi="Times New Roman" w:cs="Times New Roman"/>
           <w:color w:val="auto"/>
         </w:rPr>
-        <w:t>4.1. Обоснованный выбор</w:t>
-      </w:r>
+        <w:t xml:space="preserve">4.1. </w:t>
+      </w:r>
+      <w:proofErr w:type="spellStart"/>
+      <w:r>
+        <w:rPr>
+          <w:rFonts w:ascii="Times New Roman" w:hAnsi="Times New Roman" w:cs="Times New Roman"/>
+          <w:color w:val="auto"/>
+        </w:rPr>
+        <w:t>Обоснованный</w:t>
+      </w:r>
+      <w:proofErr w:type="spellEnd"/>
+      <w:r>
+        <w:rPr>
+          <w:rFonts w:ascii="Times New Roman" w:hAnsi="Times New Roman" w:cs="Times New Roman"/>
+          <w:color w:val="auto"/>
+        </w:rPr>
+        <w:t xml:space="preserve"> </w:t>
+      </w:r>
+      <w:proofErr w:type="spellStart"/>
+      <w:r>
+        <w:rPr>
+          <w:rFonts w:ascii="Times New Roman" w:hAnsi="Times New Roman" w:cs="Times New Roman"/>
+          <w:color w:val="auto"/>
+        </w:rPr>
+        <w:t>выбор</w:t>
+      </w:r>
+      <w:proofErr w:type="spellEnd"/>
     </w:p>
     <w:p>
       <w:pPr>
@@ -8811,12 +10720,14 @@
         </w:rPr>
         <w:t xml:space="preserve"> и </w:t>
       </w:r>
+      <w:proofErr w:type="spellStart"/>
       <w:r>
         <w:rPr>
           <w:rFonts w:cs="Times New Roman"/>
         </w:rPr>
         <w:t>WebAssembly</w:t>
       </w:r>
+      <w:proofErr w:type="spellEnd"/>
       <w:r>
         <w:rPr>
           <w:rFonts w:cs="Times New Roman"/>
@@ -8824,12 +10735,14 @@
         </w:rPr>
         <w:t xml:space="preserve">, а рендеринг </w:t>
       </w:r>
+      <w:proofErr w:type="spellStart"/>
       <w:r>
         <w:rPr>
           <w:rFonts w:cs="Times New Roman"/>
         </w:rPr>
         <w:t>Skia</w:t>
       </w:r>
+      <w:proofErr w:type="spellEnd"/>
       <w:r>
         <w:rPr>
           <w:rFonts w:cs="Times New Roman"/>
@@ -8976,7 +10889,25 @@
           <w:b/>
           <w:lang w:val="ru-RU"/>
         </w:rPr>
-        <w:t>1. Что такое кросс-платформенное ПО и уровни совместимости?</w:t>
+        <w:t xml:space="preserve">1. Что такое </w:t>
+      </w:r>
+      <w:proofErr w:type="gramStart"/>
+      <w:r>
+        <w:rPr>
+          <w:rFonts w:cs="Times New Roman"/>
+          <w:b/>
+          <w:lang w:val="ru-RU"/>
+        </w:rPr>
+        <w:t>кросс-платформенное</w:t>
+      </w:r>
+      <w:proofErr w:type="gramEnd"/>
+      <w:r>
+        <w:rPr>
+          <w:rFonts w:cs="Times New Roman"/>
+          <w:b/>
+          <w:lang w:val="ru-RU"/>
+        </w:rPr>
+        <w:t xml:space="preserve"> ПО и уровни совместимости?</w:t>
       </w:r>
     </w:p>
     <w:p>
@@ -8986,12 +10917,21 @@
           <w:lang w:val="ru-RU"/>
         </w:rPr>
       </w:pPr>
-      <w:r>
-        <w:rPr>
-          <w:rFonts w:cs="Times New Roman"/>
-          <w:lang w:val="ru-RU"/>
-        </w:rPr>
-        <w:t>Кросс-платформенное ПО работает на нескольких ОС или аппаратных архитектурах. Совместимость бывает на уровне машинного кода (эмуляция/трансляция), байт-кода (</w:t>
+      <w:proofErr w:type="gramStart"/>
+      <w:r>
+        <w:rPr>
+          <w:rFonts w:cs="Times New Roman"/>
+          <w:lang w:val="ru-RU"/>
+        </w:rPr>
+        <w:t>Кросс-платформенное</w:t>
+      </w:r>
+      <w:proofErr w:type="gramEnd"/>
+      <w:r>
+        <w:rPr>
+          <w:rFonts w:cs="Times New Roman"/>
+          <w:lang w:val="ru-RU"/>
+        </w:rPr>
+        <w:t xml:space="preserve"> ПО работает на нескольких ОС или аппаратных архитектурах. Совместимость бывает на уровне машинного кода (эмуляция/трансляция), байт-кода (</w:t>
       </w:r>
       <w:r>
         <w:rPr>
@@ -9019,12 +10959,14 @@
         </w:rPr>
         <w:t xml:space="preserve">, </w:t>
       </w:r>
+      <w:proofErr w:type="spellStart"/>
       <w:r>
         <w:rPr>
           <w:rFonts w:cs="Times New Roman"/>
         </w:rPr>
         <w:t>WebAssembly</w:t>
       </w:r>
+      <w:proofErr w:type="spellEnd"/>
       <w:r>
         <w:rPr>
           <w:rFonts w:cs="Times New Roman"/>
@@ -9032,12 +10974,14 @@
         </w:rPr>
         <w:t xml:space="preserve">), исходного кода (перекомпиляция, </w:t>
       </w:r>
+      <w:proofErr w:type="spellStart"/>
       <w:r>
         <w:rPr>
           <w:rFonts w:cs="Times New Roman"/>
         </w:rPr>
         <w:t>CMake</w:t>
       </w:r>
+      <w:proofErr w:type="spellEnd"/>
       <w:r>
         <w:rPr>
           <w:rFonts w:cs="Times New Roman"/>
@@ -9129,6 +11073,7 @@
         </w:rPr>
         <w:t xml:space="preserve"> и </w:t>
       </w:r>
+      <w:proofErr w:type="spellStart"/>
       <w:r>
         <w:rPr>
           <w:rFonts w:cs="Times New Roman"/>
@@ -9136,6 +11081,7 @@
         </w:rPr>
         <w:t>WebAssembly</w:t>
       </w:r>
+      <w:proofErr w:type="spellEnd"/>
       <w:r>
         <w:rPr>
           <w:rFonts w:cs="Times New Roman"/>
@@ -9178,12 +11124,14 @@
         </w:rPr>
         <w:t xml:space="preserve"> и родственных языков на установленной виртуальной машине. </w:t>
       </w:r>
+      <w:proofErr w:type="spellStart"/>
       <w:r>
         <w:rPr>
           <w:rFonts w:cs="Times New Roman"/>
         </w:rPr>
         <w:t>WebAssembly</w:t>
       </w:r>
+      <w:proofErr w:type="spellEnd"/>
       <w:r>
         <w:rPr>
           <w:rFonts w:cs="Times New Roman"/>
@@ -9358,12 +11306,14 @@
         </w:rPr>
         <w:t xml:space="preserve">, </w:t>
       </w:r>
+      <w:proofErr w:type="spellStart"/>
       <w:r>
         <w:rPr>
           <w:rFonts w:cs="Times New Roman"/>
         </w:rPr>
         <w:t>TurboModules</w:t>
       </w:r>
+      <w:proofErr w:type="spellEnd"/>
       <w:r>
         <w:rPr>
           <w:rFonts w:cs="Times New Roman"/>
@@ -9619,12 +11569,14 @@
         </w:rPr>
         <w:t>.</w:t>
       </w:r>
+      <w:proofErr w:type="spellStart"/>
       <w:r>
         <w:rPr>
           <w:rFonts w:cs="Times New Roman"/>
         </w:rPr>
         <w:t>js</w:t>
       </w:r>
+      <w:proofErr w:type="spellEnd"/>
       <w:r>
         <w:rPr>
           <w:rFonts w:cs="Times New Roman"/>
@@ -9759,6 +11711,7 @@
         </w:rPr>
         <w:t xml:space="preserve">8. Особенности </w:t>
       </w:r>
+      <w:proofErr w:type="spellStart"/>
       <w:r>
         <w:rPr>
           <w:rFonts w:cs="Times New Roman"/>
@@ -9766,6 +11719,7 @@
         </w:rPr>
         <w:t>RuStore</w:t>
       </w:r>
+      <w:proofErr w:type="spellEnd"/>
       <w:r>
         <w:rPr>
           <w:rFonts w:cs="Times New Roman"/>
@@ -9812,12 +11766,14 @@
           <w:lang w:val="ru-RU"/>
         </w:rPr>
       </w:pPr>
+      <w:proofErr w:type="spellStart"/>
       <w:r>
         <w:rPr>
           <w:rFonts w:cs="Times New Roman"/>
         </w:rPr>
         <w:t>RuStore</w:t>
       </w:r>
+      <w:proofErr w:type="spellEnd"/>
       <w:r>
         <w:rPr>
           <w:rFonts w:cs="Times New Roman"/>
@@ -9978,6 +11934,7 @@
         </w:rPr>
         <w:t xml:space="preserve">10. Роль </w:t>
       </w:r>
+      <w:proofErr w:type="spellStart"/>
       <w:r>
         <w:rPr>
           <w:rFonts w:cs="Times New Roman"/>
@@ -9985,6 +11942,7 @@
         </w:rPr>
         <w:t>CMake</w:t>
       </w:r>
+      <w:proofErr w:type="spellEnd"/>
       <w:r>
         <w:rPr>
           <w:rFonts w:cs="Times New Roman"/>
@@ -10029,12 +11987,14 @@
         </w:rPr>
         <w:t xml:space="preserve"> задаёт единые интерфейсы для совместимых ОС, уменьшая платформенные различия исходного кода. </w:t>
       </w:r>
+      <w:proofErr w:type="spellStart"/>
       <w:r>
         <w:rPr>
           <w:rFonts w:cs="Times New Roman"/>
         </w:rPr>
         <w:t>CMake</w:t>
       </w:r>
+      <w:proofErr w:type="spellEnd"/>
       <w:r>
         <w:rPr>
           <w:rFonts w:cs="Times New Roman"/>
@@ -10446,7 +12406,23 @@
           <w:rFonts w:cs="Times New Roman"/>
           <w:sz w:val="19"/>
         </w:rPr>
-        <w:t>[4] CMake Releases: https://github.com/Kitware/CMake/releases</w:t>
+        <w:t xml:space="preserve">[4] </w:t>
+      </w:r>
+      <w:proofErr w:type="spellStart"/>
+      <w:r>
+        <w:rPr>
+          <w:rFonts w:cs="Times New Roman"/>
+          <w:sz w:val="19"/>
+        </w:rPr>
+        <w:t>CMake</w:t>
+      </w:r>
+      <w:proofErr w:type="spellEnd"/>
+      <w:r>
+        <w:rPr>
+          <w:rFonts w:cs="Times New Roman"/>
+          <w:sz w:val="19"/>
+        </w:rPr>
+        <w:t xml:space="preserve"> Releases: https://github.com/Kitware/CMake/releases</w:t>
       </w:r>
     </w:p>
     <w:p>
@@ -10567,7 +12543,55 @@
           <w:rFonts w:cs="Times New Roman"/>
           <w:sz w:val="19"/>
         </w:rPr>
-        <w:t>[12] Microsoft .NET MAUI Samples. Исходный код MainPage.xaml.cs: https://github.com/dotnet/maui-samples/blob/main/10.0/PlatformIntegration/LiveActivityDemo/LiveActivityDemo/MainPage.xaml.cs</w:t>
+        <w:t xml:space="preserve">[12] Microsoft .NET MAUI Samples. </w:t>
+      </w:r>
+      <w:proofErr w:type="spellStart"/>
+      <w:r>
+        <w:rPr>
+          <w:rFonts w:cs="Times New Roman"/>
+          <w:sz w:val="19"/>
+        </w:rPr>
+        <w:t>Исходный</w:t>
+      </w:r>
+      <w:proofErr w:type="spellEnd"/>
+      <w:r>
+        <w:rPr>
+          <w:rFonts w:cs="Times New Roman"/>
+          <w:sz w:val="19"/>
+        </w:rPr>
+        <w:t xml:space="preserve"> </w:t>
+      </w:r>
+      <w:proofErr w:type="spellStart"/>
+      <w:r>
+        <w:rPr>
+          <w:rFonts w:cs="Times New Roman"/>
+          <w:sz w:val="19"/>
+        </w:rPr>
+        <w:t>код</w:t>
+      </w:r>
+      <w:proofErr w:type="spellEnd"/>
+      <w:r>
+        <w:rPr>
+          <w:rFonts w:cs="Times New Roman"/>
+          <w:sz w:val="19"/>
+        </w:rPr>
+        <w:t xml:space="preserve"> </w:t>
+      </w:r>
+      <w:proofErr w:type="spellStart"/>
+      <w:r>
+        <w:rPr>
+          <w:rFonts w:cs="Times New Roman"/>
+          <w:sz w:val="19"/>
+        </w:rPr>
+        <w:t>MainPage.xaml.cs</w:t>
+      </w:r>
+      <w:proofErr w:type="spellEnd"/>
+      <w:r>
+        <w:rPr>
+          <w:rFonts w:cs="Times New Roman"/>
+          <w:sz w:val="19"/>
+        </w:rPr>
+        <w:t>: https://github.com/dotnet/maui-samples/blob/main/10.0/PlatformIntegration/LiveActivityDemo/LiveActivityDemo/MainPage.xaml.cs</w:t>
       </w:r>
     </w:p>
     <w:p>
@@ -10627,7 +12651,23 @@
           <w:rFonts w:cs="Times New Roman"/>
           <w:sz w:val="19"/>
         </w:rPr>
-        <w:t>[16] Uno Platform. The Skia Renderer: https://platform.uno/docs/articles/features/using-skia-rendering.html</w:t>
+        <w:t xml:space="preserve">[16] Uno Platform. The </w:t>
+      </w:r>
+      <w:proofErr w:type="spellStart"/>
+      <w:r>
+        <w:rPr>
+          <w:rFonts w:cs="Times New Roman"/>
+          <w:sz w:val="19"/>
+        </w:rPr>
+        <w:t>Skia</w:t>
+      </w:r>
+      <w:proofErr w:type="spellEnd"/>
+      <w:r>
+        <w:rPr>
+          <w:rFonts w:cs="Times New Roman"/>
+          <w:sz w:val="19"/>
+        </w:rPr>
+        <w:t xml:space="preserve"> Renderer: https://platform.uno/docs/articles/features/using-skia-rendering.html</w:t>
       </w:r>
     </w:p>
     <w:p>
@@ -10721,6 +12761,7 @@
         </w:rPr>
         <w:t>-</w:t>
       </w:r>
+      <w:proofErr w:type="spellStart"/>
       <w:r>
         <w:rPr>
           <w:rFonts w:cs="Times New Roman"/>
@@ -10728,6 +12769,7 @@
         </w:rPr>
         <w:t>scm</w:t>
       </w:r>
+      <w:proofErr w:type="spellEnd"/>
       <w:r>
         <w:rPr>
           <w:rFonts w:cs="Times New Roman"/>
@@ -10787,149 +12829,6 @@
           <w:lang w:val="ru-RU"/>
         </w:rPr>
         <w:t>Дата обращения ко всем электронным источникам: 10.10.2026.</w:t>
-      </w:r>
-    </w:p>
-    <w:p>
-      <w:pPr>
-        <w:pStyle w:val="1"/>
-        <w:rPr>
-          <w:rFonts w:ascii="Times New Roman" w:hAnsi="Times New Roman" w:cs="Times New Roman"/>
-          <w:color w:val="auto"/>
-          <w:lang w:val="ru-RU"/>
-        </w:rPr>
-      </w:pPr>
-      <w:r>
-        <w:rPr>
-          <w:rFonts w:ascii="Times New Roman" w:hAnsi="Times New Roman" w:cs="Times New Roman"/>
-          <w:color w:val="auto"/>
-          <w:lang w:val="ru-RU"/>
-        </w:rPr>
-        <w:t>Что необходимо дополнить перед сдачей</w:t>
-      </w:r>
-    </w:p>
-    <w:p>
-      <w:pPr>
-        <w:rPr>
-          <w:rFonts w:cs="Times New Roman"/>
-          <w:lang w:val="ru-RU"/>
-        </w:rPr>
-      </w:pPr>
-      <w:r>
-        <w:rPr>
-          <w:rFonts w:cs="Times New Roman"/>
-          <w:lang w:val="ru-RU"/>
-        </w:rPr>
-        <w:t>1. Вписать ФИО, группу, преподавателя и ссылку на репозиторий.</w:t>
-      </w:r>
-      <w:r>
-        <w:rPr>
-          <w:rFonts w:cs="Times New Roman"/>
-          <w:lang w:val="ru-RU"/>
-        </w:rPr>
-        <w:br/>
-        <w:t>2. Выполнить команды проверки версий и вставить собственный скриншот терминала.</w:t>
-      </w:r>
-      <w:r>
-        <w:rPr>
-          <w:rFonts w:cs="Times New Roman"/>
-          <w:lang w:val="ru-RU"/>
-        </w:rPr>
-        <w:br/>
-        <w:t xml:space="preserve">3. Создать </w:t>
-      </w:r>
-      <w:r>
-        <w:rPr>
-          <w:rFonts w:cs="Times New Roman"/>
-        </w:rPr>
-        <w:t>GitHub</w:t>
-      </w:r>
-      <w:r>
-        <w:rPr>
-          <w:rFonts w:cs="Times New Roman"/>
-          <w:lang w:val="ru-RU"/>
-        </w:rPr>
-        <w:t xml:space="preserve">-репозиторий, отправить локальный коммит и вставить скриншоты </w:t>
-      </w:r>
-      <w:r>
-        <w:rPr>
-          <w:rFonts w:cs="Times New Roman"/>
-        </w:rPr>
-        <w:t>README</w:t>
-      </w:r>
-      <w:r>
-        <w:rPr>
-          <w:rFonts w:cs="Times New Roman"/>
-          <w:lang w:val="ru-RU"/>
-        </w:rPr>
-        <w:t xml:space="preserve"> и истории коммитов.</w:t>
-      </w:r>
-      <w:r>
-        <w:rPr>
-          <w:rFonts w:cs="Times New Roman"/>
-          <w:lang w:val="ru-RU"/>
-        </w:rPr>
-        <w:br/>
-        <w:t xml:space="preserve">4. Скачать пример </w:t>
-      </w:r>
-      <w:r>
-        <w:rPr>
-          <w:rFonts w:cs="Times New Roman"/>
-        </w:rPr>
-        <w:t>LiveActivityDemo</w:t>
-      </w:r>
-      <w:r>
-        <w:rPr>
-          <w:rFonts w:cs="Times New Roman"/>
-          <w:lang w:val="ru-RU"/>
-        </w:rPr>
-        <w:t xml:space="preserve"> с </w:t>
-      </w:r>
-      <w:r>
-        <w:rPr>
-          <w:rFonts w:cs="Times New Roman"/>
-        </w:rPr>
-        <w:t>GitHub</w:t>
-      </w:r>
-      <w:r>
-        <w:rPr>
-          <w:rFonts w:cs="Times New Roman"/>
-          <w:lang w:val="ru-RU"/>
-        </w:rPr>
-        <w:t xml:space="preserve">, открыть каталог в </w:t>
-      </w:r>
-      <w:r>
-        <w:rPr>
-          <w:rFonts w:cs="Times New Roman"/>
-        </w:rPr>
-        <w:t>VS</w:t>
-      </w:r>
-      <w:r>
-        <w:rPr>
-          <w:rFonts w:cs="Times New Roman"/>
-          <w:lang w:val="ru-RU"/>
-        </w:rPr>
-        <w:t xml:space="preserve"> </w:t>
-      </w:r>
-      <w:r>
-        <w:rPr>
-          <w:rFonts w:cs="Times New Roman"/>
-        </w:rPr>
-        <w:t>Code</w:t>
-      </w:r>
-      <w:r>
-        <w:rPr>
-          <w:rFonts w:cs="Times New Roman"/>
-          <w:lang w:val="ru-RU"/>
-        </w:rPr>
-        <w:t xml:space="preserve"> и вставить скриншот дерева файлов. При необходимости уточнить состав необязательных папок.</w:t>
-      </w:r>
-      <w:r>
-        <w:rPr>
-          <w:rFonts w:cs="Times New Roman"/>
-          <w:lang w:val="ru-RU"/>
-        </w:rPr>
-        <w:br/>
-        <w:t>5. Сохранить отчёт и загрузить в свой репозиторий.</w:t>
       </w:r>
     </w:p>
     <w:sectPr>
